--- a/rapports/16_02_2026/THIMBANE/coh_EQ38_sup_021202040005.docx
+++ b/rapports/16_02_2026/THIMBANE/coh_EQ38_sup_021202040005.docx
@@ -25,7 +25,7 @@
         <w:br/>
         <w:t>Grappe: 021202040005</w:t>
         <w:br/>
-        <w:t>Date: 16/02/2026 a 12:41</w:t>
+        <w:t>Date: 16/02/2026 a 12:58</w:t>
       </w:r>
     </w:p>
     <w:p/>
@@ -1617,7 +1617,7 @@
         <w:rPr>
           <w:sz w:val="20"/>
         </w:rPr>
-        <w:t>- Les informations sur ces entrepises non agricole manquent, prière de les renseigner. Le montant obtenus sur les services rendus par l'entreprise ##N/A## au cours des 30 derniers jours ou durant le dernier mois où l'entreprise a fonctionné n'a pas été renseigné, prière de mettre de 0 si l'entreprise n'a pas rendu de service. Prière de renseigner les montants dans les champs (s10q46 s10q47 s10q48 s10q49 s10q50 s10q51 s10q52 s10q53 s10q54 s10q55 s10q56 s10q57), mettre 0 si l'entreprise ##N/A## n'a pas effectué des dépenses ou faire des reventes des marchandises ou des produits ou rendre de service.Cette entreprise ##N/A## dit avoir obtenu une valeur sur les marchandises vendu en etat, les marchandises vendu après transformation et les services rendus. Prière de corriger. Cette entreprise ##N/A## dit avoir obtenu une valeur sur les marchandises vendu en etat et les marchandises vendu après transformation. La main d'oeuvre familiale pour Famara Badji ayant travaillé dans cette entreprise ##N/A## aucours des 12 derniers mois n'est pas renseigner. Prière de reneigner toutes les informations qui lui concerne. La main d'oeuvre sariale de Famara Badji ayant travaillé dans cette entreprise ##N/A## aucours des 30 derniers jours n'est pas renseigner. Prière de reneigner toutes les informations qui lui concerne.</w:t>
+        <w:t>- Les informations sur ces entrepises non agricole manquent, prière de les renseigner. Le montant obtenus sur les services rendus par l'entreprise ##N/A## au cours des 30 derniers jours ou durant le dernier mois où l'entreprise a fonctionné n'a pas été renseigné, prière de mettre de 0 si l'entreprise n'a pas rendu de service. Prière de renseigner les montants dans les champs (s10q46 s10q47 s10q48 s10q49 s10q50 s10q51 s10q52 s10q53 s10q54 s10q55 s10q56 s10q57), mettre 0 si l'entreprise ##N/A## n'a pas effectué des dépenses ou faire des reventes des marchandises ou des produits ou rendre de service.Cette entreprise ##N/A## dit avoir obtenu une valeur sur les marchandises vendu en etat, les marchandises vendu après transformation et les services rendus. Prière de corriger. Cette entreprise ##N/A## dit avoir obtenu une valeur sur les marchandises vendu en etat et les marchandises vendu après transformation. La main d'oeuvre familiale pour Ibou Diedhiou Khady Sambou ayant travaillé dans cette entreprise ##N/A## aucours des 12 derniers mois n'est pas renseigner. Prière de reneigner toutes les informations qui lui concerne. La main d'oeuvre sariale de Ibou Diedhiou Khady Sambou ayant travaillé dans cette entreprise ##N/A## aucours des 30 derniers jours n'est pas renseigner. Prière de reneigner toutes les informations qui lui concerne.</w:t>
       </w:r>
     </w:p>
     <w:p>
@@ -2705,7 +2705,7 @@
         <w:rPr>
           <w:sz w:val="20"/>
         </w:rPr>
-        <w:t>- La main d'oeuvre familiale pour MAMADOU DIALLO ayant travaillé dans cette entreprise vente de produits alimentaires. aucours des 12 derniers mois n'est pas renseigner. Prière de reneigner toutes les informations qui lui concerne. La main d'oeuvre sariale de MAMADOU DIALLO ayant travaillé dans cette entreprise vente de produits alimentaires. aucours des 30 derniers jours n'est pas renseigner. Prière de reneigner toutes les informations qui lui concerne.</w:t>
+        <w:t>- La main d'oeuvre familiale pour MARIETOU DIEME ayant travaillé dans cette entreprise vente de produits alimentaires. aucours des 12 derniers mois n'est pas renseigner. Prière de reneigner toutes les informations qui lui concerne. La main d'oeuvre sariale de MARIETOU DIEME ayant travaillé dans cette entreprise vente de produits alimentaires. aucours des 30 derniers jours n'est pas renseigner. Prière de reneigner toutes les informations qui lui concerne.</w:t>
       </w:r>
     </w:p>
     <w:p>

--- a/rapports/16_02_2026/THIMBANE/coh_EQ38_sup_021202040005.docx
+++ b/rapports/16_02_2026/THIMBANE/coh_EQ38_sup_021202040005.docx
@@ -25,7 +25,7 @@
         <w:br/>
         <w:t>Grappe: 021202040005</w:t>
         <w:br/>
-        <w:t>Date: 16/02/2026 a 12:58</w:t>
+        <w:t>Date: 16/02/2026 a 13:05</w:t>
       </w:r>
     </w:p>
     <w:p/>
@@ -97,7 +97,7 @@
           </w:tcPr>
           <w:p>
             <w:r>
-              <w:t>7</w:t>
+              <w:t>12</w:t>
             </w:r>
           </w:p>
         </w:tc>
@@ -119,7 +119,7 @@
           </w:tcPr>
           <w:p>
             <w:r>
-              <w:t>24</w:t>
+              <w:t>22</w:t>
             </w:r>
           </w:p>
         </w:tc>
@@ -199,7 +199,7 @@
           </w:tcPr>
           <w:p>
             <w:r>
-              <w:t>Section2</w:t>
+              <w:t>Section7b</w:t>
             </w:r>
           </w:p>
         </w:tc>
@@ -209,7 +209,7 @@
           </w:tcPr>
           <w:p>
             <w:r>
-              <w:t>Education</w:t>
+              <w:t>Consommation alimentaire - 7 jours</w:t>
             </w:r>
           </w:p>
         </w:tc>
@@ -219,7 +219,7 @@
           </w:tcPr>
           <w:p>
             <w:r>
-              <w:t>7</w:t>
+              <w:t>12</w:t>
             </w:r>
           </w:p>
         </w:tc>
@@ -251,7 +251,71 @@
           </w:tcPr>
           <w:p>
             <w:r>
-              <w:t>7</w:t>
+              <w:t>12</w:t>
+            </w:r>
+          </w:p>
+        </w:tc>
+      </w:tr>
+      <w:tr>
+        <w:tc>
+          <w:tcPr>
+            <w:tcW w:type="dxa" w:w="3324"/>
+          </w:tcPr>
+          <w:p>
+            <w:r>
+              <w:t>Section2</w:t>
+            </w:r>
+          </w:p>
+        </w:tc>
+        <w:tc>
+          <w:tcPr>
+            <w:tcW w:type="dxa" w:w="3324"/>
+          </w:tcPr>
+          <w:p>
+            <w:r>
+              <w:t>Education</w:t>
+            </w:r>
+          </w:p>
+        </w:tc>
+        <w:tc>
+          <w:tcPr>
+            <w:tcW w:type="dxa" w:w="3324"/>
+          </w:tcPr>
+          <w:p>
+            <w:r>
+              <w:t>11</w:t>
+            </w:r>
+          </w:p>
+        </w:tc>
+      </w:tr>
+      <w:tr>
+        <w:tc>
+          <w:tcPr>
+            <w:tcW w:type="dxa" w:w="3324"/>
+          </w:tcPr>
+          <w:p>
+            <w:r>
+              <w:t>Section0</w:t>
+            </w:r>
+          </w:p>
+        </w:tc>
+        <w:tc>
+          <w:tcPr>
+            <w:tcW w:type="dxa" w:w="3324"/>
+          </w:tcPr>
+          <w:p>
+            <w:r>
+              <w:t>Identification et renseignements de controle</w:t>
+            </w:r>
+          </w:p>
+        </w:tc>
+        <w:tc>
+          <w:tcPr>
+            <w:tcW w:type="dxa" w:w="3324"/>
+          </w:tcPr>
+          <w:p>
+            <w:r>
+              <w:t>9</w:t>
             </w:r>
           </w:p>
         </w:tc>
@@ -283,7 +347,39 @@
           </w:tcPr>
           <w:p>
             <w:r>
-              <w:t>6</w:t>
+              <w:t>9</w:t>
+            </w:r>
+          </w:p>
+        </w:tc>
+      </w:tr>
+      <w:tr>
+        <w:tc>
+          <w:tcPr>
+            <w:tcW w:type="dxa" w:w="3324"/>
+          </w:tcPr>
+          <w:p>
+            <w:r>
+              <w:t>Section1</w:t>
+            </w:r>
+          </w:p>
+        </w:tc>
+        <w:tc>
+          <w:tcPr>
+            <w:tcW w:type="dxa" w:w="3324"/>
+          </w:tcPr>
+          <w:p>
+            <w:r>
+              <w:t>Caracteristiques des membres</w:t>
+            </w:r>
+          </w:p>
+        </w:tc>
+        <w:tc>
+          <w:tcPr>
+            <w:tcW w:type="dxa" w:w="3324"/>
+          </w:tcPr>
+          <w:p>
+            <w:r>
+              <w:t>7</w:t>
             </w:r>
           </w:p>
         </w:tc>
@@ -315,6 +411,38 @@
           </w:tcPr>
           <w:p>
             <w:r>
+              <w:t>7</w:t>
+            </w:r>
+          </w:p>
+        </w:tc>
+      </w:tr>
+      <w:tr>
+        <w:tc>
+          <w:tcPr>
+            <w:tcW w:type="dxa" w:w="3324"/>
+          </w:tcPr>
+          <w:p>
+            <w:r>
+              <w:t>Section10a</w:t>
+            </w:r>
+          </w:p>
+        </w:tc>
+        <w:tc>
+          <w:tcPr>
+            <w:tcW w:type="dxa" w:w="3324"/>
+          </w:tcPr>
+          <w:p>
+            <w:r>
+              <w:t>Existence entreprise non agricole</w:t>
+            </w:r>
+          </w:p>
+        </w:tc>
+        <w:tc>
+          <w:tcPr>
+            <w:tcW w:type="dxa" w:w="3324"/>
+          </w:tcPr>
+          <w:p>
+            <w:r>
               <w:t>6</w:t>
             </w:r>
           </w:p>
@@ -327,7 +455,7 @@
           </w:tcPr>
           <w:p>
             <w:r>
-              <w:t>Section0</w:t>
+              <w:t>Section16c</w:t>
             </w:r>
           </w:p>
         </w:tc>
@@ -337,7 +465,7 @@
           </w:tcPr>
           <w:p>
             <w:r>
-              <w:t>Identification et renseignements de controle</w:t>
+              <w:t>Cultures</w:t>
             </w:r>
           </w:p>
         </w:tc>
@@ -347,71 +475,7 @@
           </w:tcPr>
           <w:p>
             <w:r>
-              <w:t>5</w:t>
-            </w:r>
-          </w:p>
-        </w:tc>
-      </w:tr>
-      <w:tr>
-        <w:tc>
-          <w:tcPr>
-            <w:tcW w:type="dxa" w:w="3324"/>
-          </w:tcPr>
-          <w:p>
-            <w:r>
-              <w:t>Section1</w:t>
-            </w:r>
-          </w:p>
-        </w:tc>
-        <w:tc>
-          <w:tcPr>
-            <w:tcW w:type="dxa" w:w="3324"/>
-          </w:tcPr>
-          <w:p>
-            <w:r>
-              <w:t>Caracteristiques des membres</w:t>
-            </w:r>
-          </w:p>
-        </w:tc>
-        <w:tc>
-          <w:tcPr>
-            <w:tcW w:type="dxa" w:w="3324"/>
-          </w:tcPr>
-          <w:p>
-            <w:r>
-              <w:t>5</w:t>
-            </w:r>
-          </w:p>
-        </w:tc>
-      </w:tr>
-      <w:tr>
-        <w:tc>
-          <w:tcPr>
-            <w:tcW w:type="dxa" w:w="3324"/>
-          </w:tcPr>
-          <w:p>
-            <w:r>
-              <w:t>Section7b</w:t>
-            </w:r>
-          </w:p>
-        </w:tc>
-        <w:tc>
-          <w:tcPr>
-            <w:tcW w:type="dxa" w:w="3324"/>
-          </w:tcPr>
-          <w:p>
-            <w:r>
-              <w:t>Consommation alimentaire - 7 jours</w:t>
-            </w:r>
-          </w:p>
-        </w:tc>
-        <w:tc>
-          <w:tcPr>
-            <w:tcW w:type="dxa" w:w="3324"/>
-          </w:tcPr>
-          <w:p>
-            <w:r>
-              <w:t>5</w:t>
+              <w:t>6</w:t>
             </w:r>
           </w:p>
         </w:tc>
@@ -448,34 +512,275 @@
           </w:p>
         </w:tc>
       </w:tr>
+    </w:tbl>
+    <w:p/>
+    <w:p>
+      <w:pPr>
+        <w:pStyle w:val="Heading1"/>
+      </w:pPr>
+      <w:r>
+        <w:t>Details des erreurs par menage</w:t>
+      </w:r>
+    </w:p>
+    <w:p>
+      <w:pPr>
+        <w:pStyle w:val="Heading2"/>
+      </w:pPr>
+      <w:r>
+        <w:t>Menage 1</w:t>
+      </w:r>
+    </w:p>
+    <w:tbl>
+      <w:tblPr>
+        <w:tblStyle w:val="TableGrid"/>
+        <w:tblW w:type="auto" w:w="0"/>
+        <w:tblLook w:firstColumn="1" w:firstRow="1" w:lastColumn="0" w:lastRow="0" w:noHBand="0" w:noVBand="1" w:val="04A0"/>
+      </w:tblPr>
+      <w:tblGrid>
+        <w:gridCol w:w="1662"/>
+        <w:gridCol w:w="1662"/>
+        <w:gridCol w:w="1662"/>
+        <w:gridCol w:w="1662"/>
+        <w:gridCol w:w="1662"/>
+        <w:gridCol w:w="1662"/>
+      </w:tblGrid>
+      <w:tr>
+        <w:tc>
+          <w:tcPr>
+            <w:tcW w:type="dxa" w:w="1662"/>
+            <w:shd w:fill="5B9BD5"/>
+          </w:tcPr>
+          <w:p>
+            <w:r>
+              <w:rPr>
+                <w:b/>
+                <w:color w:val="FFFFFF"/>
+                <w:sz w:val="16"/>
+              </w:rPr>
+              <w:t>Interview Key</w:t>
+            </w:r>
+          </w:p>
+        </w:tc>
+        <w:tc>
+          <w:tcPr>
+            <w:tcW w:type="dxa" w:w="1662"/>
+            <w:shd w:fill="5B9BD5"/>
+          </w:tcPr>
+          <w:p>
+            <w:r>
+              <w:rPr>
+                <w:b/>
+                <w:color w:val="FFFFFF"/>
+                <w:sz w:val="16"/>
+              </w:rPr>
+              <w:t>Interview ID</w:t>
+            </w:r>
+          </w:p>
+        </w:tc>
+        <w:tc>
+          <w:tcPr>
+            <w:tcW w:type="dxa" w:w="1662"/>
+            <w:shd w:fill="5B9BD5"/>
+          </w:tcPr>
+          <w:p>
+            <w:r>
+              <w:rPr>
+                <w:b/>
+                <w:color w:val="FFFFFF"/>
+                <w:sz w:val="16"/>
+              </w:rPr>
+              <w:t>ID Agent</w:t>
+            </w:r>
+          </w:p>
+        </w:tc>
+        <w:tc>
+          <w:tcPr>
+            <w:tcW w:type="dxa" w:w="1662"/>
+            <w:shd w:fill="5B9BD5"/>
+          </w:tcPr>
+          <w:p>
+            <w:r>
+              <w:rPr>
+                <w:b/>
+                <w:color w:val="FFFFFF"/>
+                <w:sz w:val="16"/>
+              </w:rPr>
+              <w:t>ID Equipe</w:t>
+            </w:r>
+          </w:p>
+        </w:tc>
+        <w:tc>
+          <w:tcPr>
+            <w:tcW w:type="dxa" w:w="1662"/>
+            <w:shd w:fill="5B9BD5"/>
+          </w:tcPr>
+          <w:p>
+            <w:r>
+              <w:rPr>
+                <w:b/>
+                <w:color w:val="FFFFFF"/>
+                <w:sz w:val="16"/>
+              </w:rPr>
+              <w:t>Agent</w:t>
+            </w:r>
+          </w:p>
+        </w:tc>
+        <w:tc>
+          <w:tcPr>
+            <w:tcW w:type="dxa" w:w="1662"/>
+            <w:shd w:fill="5B9BD5"/>
+          </w:tcPr>
+          <w:p>
+            <w:r>
+              <w:rPr>
+                <w:b/>
+                <w:color w:val="FFFFFF"/>
+                <w:sz w:val="16"/>
+              </w:rPr>
+              <w:t>Chef d'equipe</w:t>
+            </w:r>
+          </w:p>
+        </w:tc>
+      </w:tr>
+      <w:tr>
+        <w:tc>
+          <w:tcPr>
+            <w:tcW w:type="dxa" w:w="1662"/>
+          </w:tcPr>
+          <w:p>
+            <w:r>
+              <w:rPr>
+                <w:sz w:val="14"/>
+              </w:rPr>
+              <w:t>59-40-59-41</w:t>
+            </w:r>
+          </w:p>
+        </w:tc>
+        <w:tc>
+          <w:tcPr>
+            <w:tcW w:type="dxa" w:w="1662"/>
+          </w:tcPr>
+          <w:p>
+            <w:r>
+              <w:rPr>
+                <w:sz w:val="14"/>
+              </w:rPr>
+              <w:t>6d9ffcefcb9b44778d04876d2c7948f6</w:t>
+            </w:r>
+          </w:p>
+        </w:tc>
+        <w:tc>
+          <w:tcPr>
+            <w:tcW w:type="dxa" w:w="1662"/>
+          </w:tcPr>
+          <w:p>
+            <w:r>
+              <w:rPr>
+                <w:sz w:val="14"/>
+              </w:rPr>
+              <w:t>EQ38_enq2</w:t>
+            </w:r>
+          </w:p>
+        </w:tc>
+        <w:tc>
+          <w:tcPr>
+            <w:tcW w:type="dxa" w:w="1662"/>
+          </w:tcPr>
+          <w:p>
+            <w:r>
+              <w:rPr>
+                <w:sz w:val="14"/>
+              </w:rPr>
+              <w:t>Equipe38</w:t>
+            </w:r>
+          </w:p>
+        </w:tc>
+        <w:tc>
+          <w:tcPr>
+            <w:tcW w:type="dxa" w:w="1662"/>
+          </w:tcPr>
+          <w:p>
+            <w:r>
+              <w:rPr>
+                <w:sz w:val="14"/>
+              </w:rPr>
+              <w:t>Sophie NIANG</w:t>
+            </w:r>
+          </w:p>
+        </w:tc>
+        <w:tc>
+          <w:tcPr>
+            <w:tcW w:type="dxa" w:w="1662"/>
+          </w:tcPr>
+          <w:p>
+            <w:r>
+              <w:rPr>
+                <w:sz w:val="14"/>
+              </w:rPr>
+              <w:t>Abibou NDIAYE</w:t>
+            </w:r>
+          </w:p>
+        </w:tc>
+      </w:tr>
+    </w:tbl>
+    <w:p/>
+    <w:tbl>
+      <w:tblPr>
+        <w:tblStyle w:val="TableGrid"/>
+        <w:tblW w:type="auto" w:w="0"/>
+        <w:tblLook w:firstColumn="1" w:firstRow="1" w:lastColumn="0" w:lastRow="0" w:noHBand="0" w:noVBand="1" w:val="04A0"/>
+      </w:tblPr>
+      <w:tblGrid>
+        <w:gridCol w:w="3324"/>
+        <w:gridCol w:w="3324"/>
+        <w:gridCol w:w="3324"/>
+      </w:tblGrid>
       <w:tr>
         <w:tc>
           <w:tcPr>
             <w:tcW w:type="dxa" w:w="3324"/>
+            <w:shd w:fill="70AD47"/>
           </w:tcPr>
           <w:p>
             <w:r>
-              <w:t>Section10b</w:t>
+              <w:rPr>
+                <w:b/>
+                <w:color w:val="FFFFFF"/>
+                <w:sz w:val="18"/>
+              </w:rPr>
+              <w:t>Chef de Menage</w:t>
             </w:r>
           </w:p>
         </w:tc>
         <w:tc>
           <w:tcPr>
             <w:tcW w:type="dxa" w:w="3324"/>
+            <w:shd w:fill="70AD47"/>
           </w:tcPr>
           <w:p>
             <w:r>
-              <w:t>caracteristiques entreprise non agricole</w:t>
+              <w:rPr>
+                <w:b/>
+                <w:color w:val="FFFFFF"/>
+                <w:sz w:val="18"/>
+              </w:rPr>
+              <w:t>Quartier/Village (s00q05)</w:t>
             </w:r>
           </w:p>
         </w:tc>
         <w:tc>
           <w:tcPr>
             <w:tcW w:type="dxa" w:w="3324"/>
+            <w:shd w:fill="70AD47"/>
           </w:tcPr>
           <w:p>
             <w:r>
-              <w:t>4</w:t>
+              <w:rPr>
+                <w:b/>
+                <w:color w:val="FFFFFF"/>
+                <w:sz w:val="18"/>
+              </w:rPr>
+              <w:t>Localisation GPS</w:t>
             </w:r>
           </w:p>
         </w:tc>
@@ -487,7 +792,10 @@
           </w:tcPr>
           <w:p>
             <w:r>
-              <w:t>Section16c</w:t>
+              <w:rPr>
+                <w:sz w:val="18"/>
+              </w:rPr>
+              <w:t>NICOLAS SAGNA</w:t>
             </w:r>
           </w:p>
         </w:tc>
@@ -497,7 +805,10 @@
           </w:tcPr>
           <w:p>
             <w:r>
-              <w:t>Cultures</w:t>
+              <w:rPr>
+                <w:sz w:val="18"/>
+              </w:rPr>
+              <w:t>N/A</w:t>
             </w:r>
           </w:p>
         </w:tc>
@@ -506,20 +817,251 @@
             <w:tcW w:type="dxa" w:w="3324"/>
           </w:tcPr>
           <w:p>
-            <w:r>
-              <w:t>4</w:t>
-            </w:r>
+            <w:r/>
+            <w:hyperlink r:id="rId9">
+              <w:r>
+                <w:rPr>
+                  <w:color w:val="0563C1"/>
+                  <w:u w:val="single"/>
+                </w:rPr>
+                <w:t>TENDOUCK</w:t>
+              </w:r>
+            </w:hyperlink>
           </w:p>
         </w:tc>
       </w:tr>
     </w:tbl>
     <w:p/>
     <w:p>
+      <w:r>
+        <w:rPr>
+          <w:b/>
+          <w:color w:val="4672C4"/>
+          <w:sz w:val="22"/>
+        </w:rPr>
+        <w:t>&gt;&gt; Section0 - Identification et renseignements de controle</w:t>
+      </w:r>
+    </w:p>
+    <w:p>
       <w:pPr>
-        <w:pStyle w:val="Heading1"/>
+        <w:ind w:left="283"/>
       </w:pPr>
       <w:r>
-        <w:t>Details des erreurs par menage</w:t>
+        <w:rPr>
+          <w:sz w:val="20"/>
+        </w:rPr>
+        <w:t>- Le questionnaire semble ne pas être complètement fini mais le questionnaire est en statut complet, prière de compléter le questionnaire. Il est obligatoire de prendre les coordonnées Gps avant d'administrer le questionnaire. Prière de prendre les coordonnées GPS.</w:t>
+      </w:r>
+    </w:p>
+    <w:p>
+      <w:r>
+        <w:rPr>
+          <w:b/>
+          <w:color w:val="4672C4"/>
+          <w:sz w:val="22"/>
+        </w:rPr>
+        <w:t>&gt;&gt; Section1 - Caracteristiques des membres</w:t>
+      </w:r>
+    </w:p>
+    <w:p>
+      <w:pPr>
+        <w:ind w:left="283"/>
+      </w:pPr>
+      <w:r>
+        <w:rPr>
+          <w:sz w:val="20"/>
+        </w:rPr>
+        <w:t>- Incoherence! NICOLAS SAGNA dispose d'un téléphone portable à s01q39, donc la raison évoquée ne peut pas être (ne dispose pas d'appareil).</w:t>
+      </w:r>
+    </w:p>
+    <w:p>
+      <w:r>
+        <w:rPr>
+          <w:b/>
+          <w:color w:val="4672C4"/>
+          <w:sz w:val="22"/>
+        </w:rPr>
+        <w:t>&gt;&gt; Section2 - Education</w:t>
+      </w:r>
+    </w:p>
+    <w:p>
+      <w:pPr>
+        <w:ind w:left="283"/>
+      </w:pPr>
+      <w:r>
+        <w:rPr>
+          <w:sz w:val="20"/>
+        </w:rPr>
+        <w:t xml:space="preserve">- Peu probable! ANGELIQUE SAGNA  n'arrive pas  à comprendre un petit texte lu dans une langue locale (s02q03). Veuillez corriger ou donner des explications au QG. </w:t>
+        <w:br/>
+        <w:t xml:space="preserve">- Peu probable! FATOU BINTOU DIATTA  n'arrive pas  à comprendre un petit texte lu dans une langue locale (s02q03). Veuillez corriger ou donner des explications au QG. Le domaine que FATOU BINTOU DIATTA bénéficié de cette formation est TRANSFORMATION et semble exister dans les modalités, prière de prendre attache avec le QG pour plus d'explication afin de la classer bien. </w:t>
+        <w:br/>
+        <w:t xml:space="preserve">- Peu probable! MARIAMA DIEMÈ  n'arrive pas  à comprendre un petit texte lu dans une langue locale (s02q03). Veuillez corriger ou donner des explications au QG. Attention ! Le frais de scolarité (8000 Fcfa) de MARIAMA DIEMÈ en 2ème année de Secondaire 1 (Moyen) Général est relativement élevé par rapport aux autres frais de scolarités observés dans cette zone. Prière de corriger ou de confirmer avec le QG. </w:t>
+        <w:br/>
+        <w:t>- Peu probable! NICOLAS SAGNA  n'arrive pas  à comprendre un petit texte lu dans une langue locale (s02q03). Veuillez corriger ou donner des explications au QG.</w:t>
+      </w:r>
+    </w:p>
+    <w:p>
+      <w:r>
+        <w:rPr>
+          <w:b/>
+          <w:color w:val="4672C4"/>
+          <w:sz w:val="22"/>
+        </w:rPr>
+        <w:t>&gt;&gt; Section4b - Emploi - Activite principale</w:t>
+      </w:r>
+    </w:p>
+    <w:p>
+      <w:pPr>
+        <w:ind w:left="283"/>
+      </w:pPr>
+      <w:r>
+        <w:rPr>
+          <w:sz w:val="20"/>
+        </w:rPr>
+        <w:t>- || Prière de changer la branche d'activité de MARIAMA DIEMÈ, les agriculteurs dont leurs cultures est principalement destiné à la consommation du ménage sont des (Agriculteurs, subsistances) et ceux qui le font avec l'élevage sont des (Agriculteurs et eleveurs, subsistances)Attention! le nombre d'heure que MARIAMA DIEMÈ a travaillé par jour semble être inferieur à 4, veuillez s'il vous plait confirmer cette information avec le QG.  Incohérence! MARIAMA DIEMÈ  evolue dans l'agriculture mais est  considéré comme salarié ou stagiaire/apprenti non renuméré, prière de revoir la question s04q46 et corriger.</w:t>
+      </w:r>
+    </w:p>
+    <w:p>
+      <w:r>
+        <w:rPr>
+          <w:b/>
+          <w:color w:val="4672C4"/>
+          <w:sz w:val="22"/>
+        </w:rPr>
+        <w:t>&gt;&gt; Section7b - Consommation alimentaire - 7 jours</w:t>
+      </w:r>
+    </w:p>
+    <w:p>
+      <w:pPr>
+        <w:ind w:left="283"/>
+      </w:pPr>
+      <w:r>
+        <w:rPr>
+          <w:sz w:val="20"/>
+        </w:rPr>
+        <w:t>- Attention ! Le prix unitaire d'achat (1000 Fcfa) de Poisson de mer séché (yayeboye) en Tas (Petit) est relativement élevé par rapport aux autres prix observés dans cette zone. Prière de corriger ou de confirmer avec le QG. Attention ! Le prix unitaire d'achat (33.33333 Fcfa) de Aubergine sauvage  en Pièce (Petit) est relativement faible par rapport aux autres prix observés dans cette zone. Prière de corriger ou de confirmer avec le QG. Attention ! Soupçons de quantité anormale! Le ménage de NICOLAS SAGNA avec une taille de 4 personnes a consommé 1.5 Kg en taille unique de Sucre en poudre  qui est relativement élevé comme consommation par rapport à la condition de vie des autres ménages de même taille dans cette zone. Prière de corriger ou de confirmer avec le QG.</w:t>
+      </w:r>
+    </w:p>
+    <w:p>
+      <w:r>
+        <w:rPr>
+          <w:b/>
+          <w:color w:val="4672C4"/>
+          <w:sz w:val="22"/>
+        </w:rPr>
+        <w:t>&gt;&gt; Section10a - Existence entreprise non agricole</w:t>
+      </w:r>
+    </w:p>
+    <w:p>
+      <w:pPr>
+        <w:ind w:left="283"/>
+      </w:pPr>
+      <w:r>
+        <w:rPr>
+          <w:sz w:val="20"/>
+        </w:rPr>
+        <w:t>- Avertissement!!! Le ménage de NICOLAS SAGNA a comme taille 4 personnes dont ils vivent à ZIGUINCHOR Rural et aucune d'entre ne possède une entreprise non agricole, prière de revoir cette partie de la section 10 de ce menage.</w:t>
+      </w:r>
+    </w:p>
+    <w:p>
+      <w:r>
+        <w:rPr>
+          <w:b/>
+          <w:color w:val="4672C4"/>
+          <w:sz w:val="22"/>
+        </w:rPr>
+        <w:t>&gt;&gt; Section16a - Champs et parcelles</w:t>
+      </w:r>
+    </w:p>
+    <w:p>
+      <w:pPr>
+        <w:ind w:left="283"/>
+      </w:pPr>
+      <w:r>
+        <w:rPr>
+          <w:sz w:val="20"/>
+        </w:rPr>
+        <w:t xml:space="preserve">- Avertissement!! La parcelle a comme nom (parcelles 1) qui ne semble pas être un bon nom ou contient des lettres, prière de mettre le vrai nom de la parcelle. La superficie de la parcelle parcelles 1 selon l'exploitant est de 58.35 Mètre Carré (m^2) qui semble faible ou l'estimation ne semble pas bonne. Prière de corriger. Le salaire total payé de toutes catégories confondues par le ménage NICOLAS SAGNA pour la main-d'oeuvre non-familiale sur la parcelle parcelles 1 au cours de la campagne pour la période des récoltes est de 0 qui semble élevé ou faible. Merci de corriger. La superficie de la parcelle parcelles 1 selon les mesures GPS est de 58.35 hectare qui semble élevé ou faible, prière de corriger. Le document légal (titre, acte, certificat etc. ) qui affirme votre possession de la parcelle parcelles 1 est  et semble exister dans les modalités, prière de prendre attache avec le QG pour plus d'explication afin de la classer bien. </w:t>
+        <w:br/>
+        <w:t xml:space="preserve">- Avertissement!! La parcelle a comme nom (parcelles 1) qui ne semble pas être un bon nom ou contient des lettres, prière de mettre le vrai nom de la parcelle. La superficie de la parcelle parcelles 1 selon l'exploitant est de 75.53 Mètre Carré (m^2) qui semble faible ou l'estimation ne semble pas bonne. Prière de corriger. Le salaire total payé de toutes catégories confondues par le ménage NICOLAS SAGNA pour la main-d'oeuvre non-familiale sur la parcelle parcelles 1 au cours de la campagne pour la période des récoltes est de 0 qui semble élevé ou faible. Merci de corriger. La superficie de la parcelle parcelles 1 selon les mesures GPS est de 75.53 hectare qui semble élevé ou faible, prière de corriger. Le document légal (titre, acte, certificat etc. ) qui affirme votre possession de la parcelle parcelles 1 est  et semble exister dans les modalités, prière de prendre attache avec le QG pour plus d'explication afin de la classer bien. </w:t>
+        <w:br/>
+        <w:t xml:space="preserve">- Avertissement!! La parcelle a comme nom (parcelles 1) qui ne semble pas être un bon nom ou contient des lettres, prière de mettre le vrai nom de la parcelle. Le salaire total payé de toutes catégories confondues par le ménage NICOLAS SAGNA pour la main-d'oeuvre non-familiale sur la parcelle parcelles 1 au cours de la campagne pour la période des récoltes est de 0 qui semble élevé ou faible. Merci de corriger. La superficie de la parcelle parcelles 1 selon les mesures GPS est de 173.8 hectare qui semble élevé ou faible, prière de corriger. Le document légal (titre, acte, certificat etc. ) qui affirme votre possession de la parcelle parcelles 1 est  et semble exister dans les modalités, prière de prendre attache avec le QG pour plus d'explication afin de la classer bien. </w:t>
+        <w:br/>
+        <w:t xml:space="preserve">- Avertissement!! La parcelle a comme nom (parcelles 1) qui ne semble pas être un bon nom ou contient des lettres, prière de mettre le vrai nom de la parcelle. Le salaire total payé de toutes catégories confondues par le ménage NICOLAS SAGNA pour la main-d'oeuvre non-familiale sur la parcelle parcelles 1 au cours de la campagne pour la période des récoltes est de 0 qui semble élevé ou faible. Merci de corriger. La superficie de la parcelle parcelles 1 selon les mesures GPS est de 262.73 hectare qui semble élevé ou faible, prière de corriger. Le document légal (titre, acte, certificat etc. ) qui affirme votre possession de la parcelle parcelles 1 est  et semble exister dans les modalités, prière de prendre attache avec le QG pour plus d'explication afin de la classer bien. </w:t>
+        <w:br/>
+        <w:t xml:space="preserve">- Avertissement!! La parcelle a comme nom (parcelles1) qui ne semble pas être un bon nom ou contient des lettres, prière de mettre le vrai nom de la parcelle. La superficie de la parcelle parcelles1 selon l'exploitant est de 10 Mètre Carré (m^2) qui semble faible ou l'estimation ne semble pas bonne. Prière de corriger. Le document légal (titre, acte, certificat etc. ) qui affirme votre possession de la parcelle parcelles1 est  et semble exister dans les modalités, prière de prendre attache avec le QG pour plus d'explication afin de la classer bien. </w:t>
+        <w:br/>
+        <w:t xml:space="preserve">- Avertissement!! La parcelle a comme nom (parcelles1) qui ne semble pas être un bon nom ou contient des lettres, prière de mettre le vrai nom de la parcelle. La superficie de la parcelle parcelles1 selon l'exploitant est de 10 Mètre Carré (m^2) qui semble faible ou l'estimation ne semble pas bonne. Prière de corriger. Le nombre d'homme de 15 ans et plus (30) non membre du ménage de NICOLAS SAGNA ayant travaillé dans la parcelle parcelles1 pour la période d'entretien du sol semble élevé, prière de corriger. Le nombre de personnes toutes catégories confondues des main-d'oeuvre non-familiale sur la parcelle parcelles1 au cours de la campagne pour la période d'entretien du sol (sarclage, etc.) est de 30 personnes qui semble faible ou élevé. Merci de corriger. Le salaire d'un homme de 15ans et plus ayant travaillé sur la parcelle parcelles1 par jours au moment de la période d'entretien du sol (sarclage, etc.) est de 333.3333 FCFA qui semble faible ou  élevé, prière de corriger. La superficie de la parcelle parcelles1 selon les mesures GPS est de 55.98 hectare qui semble élevé ou faible, prière de corriger. Le document légal (titre, acte, certificat etc. ) qui affirme votre possession de la parcelle parcelles1 est  et semble exister dans les modalités, prière de prendre attache avec le QG pour plus d'explication afin de la classer bien. </w:t>
+        <w:br/>
+        <w:t>- Avertissement!! La parcelle a comme nom (parcelles1) qui ne semble pas être un bon nom ou contient des lettres, prière de mettre le vrai nom de la parcelle. La superficie de la parcelle parcelles1 selon l'exploitant est de 2 Mètre Carré (m^2) qui semble faible ou l'estimation ne semble pas bonne. Prière de corriger. Le salaire d'une femme de 15ans et plus ayant travaillé sur la parcelle parcelles1 par jours au moment de la période d'entretien du sol (sarclage, etc.) est de 384.6154 FCFA qui semble faible ou  élevé, prière de corriger. La superficie de la parcelle parcelles1 selon les mesures GPS est de 23.71 hectare qui semble élevé ou faible, prière de corriger. Le document légal (titre, acte, certificat etc. ) qui affirme votre possession de la parcelle parcelles1 est  et semble exister dans les modalités, prière de prendre attache avec le QG pour plus d'explication afin de la classer bien.</w:t>
+      </w:r>
+    </w:p>
+    <w:p>
+      <w:r>
+        <w:rPr>
+          <w:b/>
+          <w:color w:val="4672C4"/>
+          <w:sz w:val="22"/>
+        </w:rPr>
+        <w:t>&gt;&gt; Section16c - Cultures</w:t>
+      </w:r>
+    </w:p>
+    <w:p>
+      <w:pPr>
+        <w:ind w:left="283"/>
+      </w:pPr>
+      <w:r>
+        <w:rPr>
+          <w:sz w:val="20"/>
+        </w:rPr>
+        <w:t xml:space="preserve">- La quantité estimée en Kg est incorrecte (Exemple : si le ménage a eu 10 sacs de 100kg = 10*100=1000kg), prière de corriger merci. </w:t>
+        <w:br/>
+        <w:t xml:space="preserve">- La quantité estimée en Kg est incorrecte (Exemple : si le ménage a eu 10 sacs de 100kg = 10*100=1000kg), prière de corriger merci. </w:t>
+        <w:br/>
+        <w:t xml:space="preserve">- La quantité estimée en Kg est incorrecte (Exemple : si le ménage a eu 10 sacs de 100kg = 10*100=1000kg), prière de corriger merci. </w:t>
+        <w:br/>
+        <w:t xml:space="preserve">- La quantité estimée en Kg est incorrecte (Exemple : si le ménage a eu 10 sacs de 100kg = 10*100=1000kg), prière de corriger merci. </w:t>
+        <w:br/>
+        <w:t xml:space="preserve">- La quantité estimée en Kg est incorrecte (Exemple : si le ménage a eu 10 sacs de 100kg = 10*100=1000kg), prière de corriger merci. </w:t>
+        <w:br/>
+        <w:t xml:space="preserve">- La quantité estimée en Kg est incorrecte (Exemple : si le ménage a eu 10 sacs de 100kg = 10*100=1000kg), prière de corriger merci. </w:t>
+        <w:br/>
+        <w:t>- La quantité estimée en Kg est incorrecte (Exemple : si le ménage a eu 10 sacs de 100kg = 10*100=1000kg), prière de corriger merci.</w:t>
+      </w:r>
+    </w:p>
+    <w:p>
+      <w:r>
+        <w:rPr>
+          <w:b/>
+          <w:color w:val="4672C4"/>
+          <w:sz w:val="22"/>
+        </w:rPr>
+        <w:t>&gt;&gt; Section16d - Utilisation de la production</w:t>
+      </w:r>
+    </w:p>
+    <w:p>
+      <w:pPr>
+        <w:ind w:left="283"/>
+      </w:pPr>
+      <w:r>
+        <w:rPr>
+          <w:sz w:val="20"/>
+        </w:rPr>
+        <w:t xml:space="preserve">- || </w:t>
+        <w:br/>
+        <w:t xml:space="preserve">- </w:t>
+        <w:br/>
+        <w:t xml:space="preserve">- </w:t>
+        <w:br/>
+        <w:t xml:space="preserve">- </w:t>
+        <w:br/>
+        <w:t>-  ||</w:t>
+      </w:r>
+    </w:p>
+    <w:p>
+      <w:r>
+        <w:t>________________________________________________________________________________</w:t>
       </w:r>
     </w:p>
     <w:p>
@@ -818,7 +1360,7 @@
           </w:tcPr>
           <w:p>
             <w:r/>
-            <w:hyperlink r:id="rId9">
+            <w:hyperlink r:id="rId10">
               <w:r>
                 <w:rPr>
                   <w:color w:val="0563C1"/>
@@ -850,7 +1392,7 @@
         <w:rPr>
           <w:sz w:val="20"/>
         </w:rPr>
-        <w:t>- Avertissement!!!  AWA SAMBOU  ne possède pas le téléphone android, a accès à l'internet , prière de confirmer cette information.  Avertissement! Veuillez renseigner par oui ou non toutes les modalités de la question s01q47.</w:t>
+        <w:t>- Avertissement!!!  AWA SAMBOU  ne possède pas le téléphone android, a accès à l'internet , prière de confirmer cette information.</w:t>
       </w:r>
     </w:p>
     <w:p>
@@ -904,7 +1446,7 @@
           <w:color w:val="4672C4"/>
           <w:sz w:val="22"/>
         </w:rPr>
-        <w:t>&gt;&gt; Section9a - Depenses de fetes et ceremonies</w:t>
+        <w:t>&gt;&gt; Section7b - Consommation alimentaire - 7 jours</w:t>
       </w:r>
     </w:p>
     <w:p>
@@ -915,7 +1457,7 @@
         <w:rPr>
           <w:sz w:val="20"/>
         </w:rPr>
-        <w:t>- La dépense en alimentation pour Gamou  ne peut être 0. Veuillez s'il vous plaît revoir ce montant. La somme des dépenses pour Gamou  pour ce ménage semble  faible, merci de regarder les montants pris dans les questions s09Aq03 s09Aq04 s09Aq05 s09Aq06 s09Aq07 et corriger.</w:t>
+        <w:t>- Attention ! Le prix unitaire d'achat (33.33333 Fcfa) de Aubergine sauvage  en Pièce (Petit) est relativement faible par rapport aux autres prix observés dans cette zone. Prière de corriger ou de confirmer avec le QG.</w:t>
       </w:r>
     </w:p>
     <w:p>
@@ -937,27 +1479,6 @@
           <w:sz w:val="20"/>
         </w:rPr>
         <w:t>- Peu plausible! le montant de la dépense pour Transport urbain en taxi semble faible. Veuillez, s'il vous plaît, confirmer cette information avec le QG ou la corriger.</w:t>
-      </w:r>
-    </w:p>
-    <w:p>
-      <w:r>
-        <w:rPr>
-          <w:b/>
-          <w:color w:val="4672C4"/>
-          <w:sz w:val="22"/>
-        </w:rPr>
-        <w:t>&gt;&gt; Section10b - caracteristiques entreprise non agricole</w:t>
-      </w:r>
-    </w:p>
-    <w:p>
-      <w:pPr>
-        <w:ind w:left="283"/>
-      </w:pPr>
-      <w:r>
-        <w:rPr>
-          <w:sz w:val="20"/>
-        </w:rPr>
-        <w:t>- Le montant dépensé de L'entreprise Vente de GARGOTE pour l'achat de ces marchandises revendues en état, sans transformation ne peut être supérieur aux montants obtenus sur la revente de marchandises achetées et revendues en état au cours des 30 derniers jours ou durant le dernier mois où l'entreprise a fonctionné (s10q47 &gt; s10q46), prière de corriger. Incohérence! L'entreprise Vente de GARGOTE a depensé pour l'achat des marchandises revendues en état (s10q47 different de 0) mais dit n'avoir réçu aucune somme sur la revente de ces marchandises achetées et revendues en état (s10q46 est égal à 0), prière de fournir d'effort pour estimer le montant obtenu sur la revente de ces marchandises achetées et revendues en état. L'entreprise Vente de GARGOTE dit avoir réçu une somme sur la vente de ces produits transformés (s10q48 est differnt de 0) mais n'a depensé aucune somme sur l'achat des matières premières (s10q49==0), prière de fournir de l'effort pour estimer le montant obtenu en achat de matières premières.</w:t>
       </w:r>
     </w:p>
     <w:p>
@@ -999,13 +1520,13 @@
         <w:rPr>
           <w:sz w:val="20"/>
         </w:rPr>
-        <w:t xml:space="preserve">- La superficie de la parcelle PARCELLE RIZ selon l'exploitant est de 25 Mètre Carré (m^2) qui semble faible ou l'estimation ne semble pas bonne. Prière de corriger. Le nombre d'homme de 15 ans et plus (45) non membre du ménage de MALICK DIATTA ayant travaillé dans la parcelle PARCELLE RIZ pour la période d'entretien du sol semble élevé, prière de corriger. Le nombre de femme de 15 ans et plus (22) non membre du ménage de MALICK DIATTA ayant travaillé dans la parcelle PARCELLE RIZ pour la période d'entretien du sol semble élevé, prière de corriger. Le nombre de femme de 15 ans et plus (22) non membre du ménage de MALICK DIATTA ayant travaillé dans la parcelle PARCELLE RIZ pour la pour la période des récoltes semble élevé, prière de corriger. Le nombre de personnes toutes catégories confondues des main-d'oeuvre non-familiale sur la parcelle PARCELLE RIZ au cours de la campagne pour la période d'entretien du sol (sarclage, etc.) est de 67 personnes qui semble faible ou élevé. Merci de corriger. Le nombre de personnes toutes catégories confondues des main-d'oeuvre non-familiale sur la parcelle PARCELLE RIZ au cours de la campagne pour la période des récoltes est de 22 personnes qui semble faible ou élevé. Merci de corriger. Le salaire d'un homme de 15ans et plus ayant travaillé sur la parcelle PARCELLE RIZ par jours au moment de la période d'entretien du sol (sarclage, etc.) est de 222.2222 FCFA qui semble faible ou  élevé, prière de corriger. Le salaire d'une femme de 15ans et plus ayant travaillé sur la parcelle PARCELLE RIZ par jours au moment de la période d'entretien du sol (sarclage, etc.) est de 68.18182 FCFA qui semble faible ou  élevé, prière de corriger. Le salaire d'une femme de 15ans et plus ayant travaillé sur la parcelle PARCELLE RIZ par jours au moment de la période des récoltes est de 68.18182 FCFA qui semble faible ou  élevé, prière de corriger. La superficie de la parcelle PARCELLE RIZ selon les mesures GPS est de 73.66 hectare qui semble élevé ou faible, prière de corriger. Le document légal (titre, acte, certificat etc. ) qui affirme votre possession de la parcelle PARCELLE RIZ est  et semble exister dans les modalités, prière de prendre attache avec le QG pour plus d'explication afin de la classer bien. </w:t>
+        <w:t xml:space="preserve">- La superficie de la parcelle PARCELLE RIZ selon l'exploitant est de 25 Mètre Carré (m^2) qui semble faible ou l'estimation ne semble pas bonne. Prière de corriger. Le nombre d'homme de 15 ans et plus (45) non membre du ménage de MALICK DIATTA ayant travaillé dans la parcelle PARCELLE RIZ pour la période d'entretien du sol semble élevé, prière de corriger. Le nombre de femme de 15 ans et plus (22) non membre du ménage de MALICK DIATTA ayant travaillé dans la parcelle PARCELLE RIZ pour la période d'entretien du sol semble élevé, prière de corriger. Le nombre de femme de 15 ans et plus (22) non membre du ménage de MALICK DIATTA ayant travaillé dans la parcelle PARCELLE RIZ pour la pour la période des récoltes semble élevé, prière de corriger. Le nombre de personnes toutes catégories confondues des main-d'oeuvre non-familiale sur la parcelle PARCELLE RIZ au cours de la campagne pour la période d'entretien du sol (sarclage, etc.) est de 67 personnes qui semble faible ou élevé. Merci de corriger. Le nombre de personnes toutes catégories confondues des main-d'oeuvre non-familiale sur la parcelle PARCELLE RIZ au cours de la campagne pour la période des récoltes est de 22 personnes qui semble faible ou élevé. Merci de corriger. Le nombre de jours total de la main-d'oeuvre non-familiale sur cette parcelle PARCELLE RIZ au cours de la campagne pour la période des récoltes est de 26 jours qui semble faible ou élevé. Merci de corriger. Le salaire total payé de toutes catégories confondues par le ménage MALICK DIATTA pour la main-d'oeuvre non-familiale sur la parcelle PARCELLE RIZ au cours de la campagne pour la période des récoltes est de 0 qui semble élevé ou faible. Merci de corriger. Le salaire d'un homme de 15ans et plus ayant travaillé sur la parcelle PARCELLE RIZ par jours au moment de la période d'entretien du sol (sarclage, etc.) est de 222.2222 FCFA qui semble faible ou  élevé, prière de corriger. Le salaire d'une femme de 15ans et plus ayant travaillé sur la parcelle PARCELLE RIZ par jours au moment de la période d'entretien du sol (sarclage, etc.) est de 68.18182 FCFA qui semble faible ou  élevé, prière de corriger. La superficie de la parcelle PARCELLE RIZ selon les mesures GPS est de 73.66 hectare qui semble élevé ou faible, prière de corriger. Le document légal (titre, acte, certificat etc. ) qui affirme votre possession de la parcelle PARCELLE RIZ est  et semble exister dans les modalités, prière de prendre attache avec le QG pour plus d'explication afin de la classer bien. </w:t>
         <w:br/>
-        <w:t xml:space="preserve">- La superficie de la parcelle PARCELLE RIZ selon l'exploitant est de 25 Mètre Carré (m^2) qui semble faible ou l'estimation ne semble pas bonne. Prière de corriger. Le nombre d'homme de 15 ans et plus (45) non membre du ménage de MALICK DIATTA ayant travaillé dans la parcelle PARCELLE RIZ pour la période d'entretien du sol semble élevé, prière de corriger. Le nombre de femme de 15 ans et plus (22) non membre du ménage de MALICK DIATTA ayant travaillé dans la parcelle PARCELLE RIZ pour la période d'entretien du sol semble élevé, prière de corriger. Le nombre de femme de 15 ans et plus (22) non membre du ménage de MALICK DIATTA ayant travaillé dans la parcelle PARCELLE RIZ pour la pour la période des récoltes semble élevé, prière de corriger. Le nombre de personnes toutes catégories confondues des main-d'oeuvre non-familiale sur la parcelle PARCELLE RIZ au cours de la campagne pour la période d'entretien du sol (sarclage, etc.) est de 67 personnes qui semble faible ou élevé. Merci de corriger. Le nombre de personnes toutes catégories confondues des main-d'oeuvre non-familiale sur la parcelle PARCELLE RIZ au cours de la campagne pour la période des récoltes est de 22 personnes qui semble faible ou élevé. Merci de corriger. Le salaire d'un homme de 15ans et plus ayant travaillé sur la parcelle PARCELLE RIZ par jours au moment de la période d'entretien du sol (sarclage, etc.) est de 222.2222 FCFA qui semble faible ou  élevé, prière de corriger. Le salaire d'une femme de 15ans et plus ayant travaillé sur la parcelle PARCELLE RIZ par jours au moment de la période d'entretien du sol (sarclage, etc.) est de 68.18182 FCFA qui semble faible ou  élevé, prière de corriger. Le salaire d'une femme de 15ans et plus ayant travaillé sur la parcelle PARCELLE RIZ par jours au moment de la période des récoltes est de 68.18182 FCFA qui semble faible ou  élevé, prière de corriger. La superficie de la parcelle PARCELLE RIZ selon les mesures GPS est de 85.15 hectare qui semble élevé ou faible, prière de corriger. Le document légal (titre, acte, certificat etc. ) qui affirme votre possession de la parcelle PARCELLE RIZ est  et semble exister dans les modalités, prière de prendre attache avec le QG pour plus d'explication afin de la classer bien. </w:t>
+        <w:t xml:space="preserve">- La superficie de la parcelle PARCELLE RIZ selon l'exploitant est de 25 Mètre Carré (m^2) qui semble faible ou l'estimation ne semble pas bonne. Prière de corriger. Le nombre d'homme de 15 ans et plus (45) non membre du ménage de MALICK DIATTA ayant travaillé dans la parcelle PARCELLE RIZ pour la période d'entretien du sol semble élevé, prière de corriger. Le nombre de femme de 15 ans et plus (22) non membre du ménage de MALICK DIATTA ayant travaillé dans la parcelle PARCELLE RIZ pour la période d'entretien du sol semble élevé, prière de corriger. Le nombre de femme de 15 ans et plus (22) non membre du ménage de MALICK DIATTA ayant travaillé dans la parcelle PARCELLE RIZ pour la pour la période des récoltes semble élevé, prière de corriger. Le nombre de personnes toutes catégories confondues des main-d'oeuvre non-familiale sur la parcelle PARCELLE RIZ au cours de la campagne pour la période d'entretien du sol (sarclage, etc.) est de 67 personnes qui semble faible ou élevé. Merci de corriger. Le nombre de personnes toutes catégories confondues des main-d'oeuvre non-familiale sur la parcelle PARCELLE RIZ au cours de la campagne pour la période des récoltes est de 22 personnes qui semble faible ou élevé. Merci de corriger. Le salaire total payé de toutes catégories confondues par le ménage MALICK DIATTA pour la main-d'oeuvre non-familiale sur la parcelle PARCELLE RIZ au cours de la campagne pour la période des récoltes est de 0 qui semble élevé ou faible. Merci de corriger. Le salaire d'un homme de 15ans et plus ayant travaillé sur la parcelle PARCELLE RIZ par jours au moment de la période d'entretien du sol (sarclage, etc.) est de 222.2222 FCFA qui semble faible ou  élevé, prière de corriger. Le salaire d'une femme de 15ans et plus ayant travaillé sur la parcelle PARCELLE RIZ par jours au moment de la période d'entretien du sol (sarclage, etc.) est de 68.18182 FCFA qui semble faible ou  élevé, prière de corriger. La superficie de la parcelle PARCELLE RIZ selon les mesures GPS est de 85.15 hectare qui semble élevé ou faible, prière de corriger. Le document légal (titre, acte, certificat etc. ) qui affirme votre possession de la parcelle PARCELLE RIZ est  et semble exister dans les modalités, prière de prendre attache avec le QG pour plus d'explication afin de la classer bien. </w:t>
         <w:br/>
-        <w:t xml:space="preserve">- La superficie de la parcelle PARCELLE RIZ selon l'exploitant est de 30 Mètre Carré (m^2) qui semble faible ou l'estimation ne semble pas bonne. Prière de corriger. Le nombre de femme de 15 ans et plus (22) non membre du ménage de MALICK DIATTA ayant travaillé dans la parcelle PARCELLE RIZ pour la période d'entretien du sol semble élevé, prière de corriger. Le nombre de femme de 15 ans et plus (22) non membre du ménage de MALICK DIATTA ayant travaillé dans la parcelle PARCELLE RIZ pour la pour la période des récoltes semble élevé, prière de corriger. Le nombre de personnes toutes catégories confondues des main-d'oeuvre non-familiale sur la parcelle PARCELLE RIZ au cours de la campagne pour la période d'entretien du sol (sarclage, etc.) est de 22 personnes qui semble faible ou élevé. Merci de corriger. Le nombre de personnes toutes catégories confondues des main-d'oeuvre non-familiale sur la parcelle PARCELLE RIZ au cours de la campagne pour la période des récoltes est de 22 personnes qui semble faible ou élevé. Merci de corriger. Le salaire d'une femme de 15ans et plus ayant travaillé sur la parcelle PARCELLE RIZ par jours au moment de la période d'entretien du sol (sarclage, etc.) est de 68.18182 FCFA qui semble faible ou  élevé, prière de corriger. Le salaire d'une femme de 15ans et plus ayant travaillé sur la parcelle PARCELLE RIZ par jours au moment de la période des récoltes est de 68.18182 FCFA qui semble faible ou  élevé, prière de corriger. La superficie de la parcelle PARCELLE RIZ selon les mesures GPS est de 64.06 hectare qui semble élevé ou faible, prière de corriger. Le document légal (titre, acte, certificat etc. ) qui affirme votre possession de la parcelle PARCELLE RIZ est  et semble exister dans les modalités, prière de prendre attache avec le QG pour plus d'explication afin de la classer bien. </w:t>
+        <w:t xml:space="preserve">- La superficie de la parcelle PARCELLE RIZ selon l'exploitant est de 30 Mètre Carré (m^2) qui semble faible ou l'estimation ne semble pas bonne. Prière de corriger. Le nombre de femme de 15 ans et plus (22) non membre du ménage de MALICK DIATTA ayant travaillé dans la parcelle PARCELLE RIZ pour la période d'entretien du sol semble élevé, prière de corriger. Le nombre de femme de 15 ans et plus (22) non membre du ménage de MALICK DIATTA ayant travaillé dans la parcelle PARCELLE RIZ pour la pour la période des récoltes semble élevé, prière de corriger. Le nombre de personnes toutes catégories confondues des main-d'oeuvre non-familiale sur la parcelle PARCELLE RIZ au cours de la campagne pour la période d'entretien du sol (sarclage, etc.) est de 22 personnes qui semble faible ou élevé. Merci de corriger. Le nombre de personnes toutes catégories confondues des main-d'oeuvre non-familiale sur la parcelle PARCELLE RIZ au cours de la campagne pour la période des récoltes est de 22 personnes qui semble faible ou élevé. Merci de corriger. Le salaire d'une femme de 15ans et plus ayant travaillé sur la parcelle PARCELLE RIZ par jours au moment de la période d'entretien du sol (sarclage, etc.) est de 68.18182 FCFA qui semble faible ou  élevé, prière de corriger. La superficie de la parcelle PARCELLE RIZ selon les mesures GPS est de 64.06 hectare qui semble élevé ou faible, prière de corriger. Le document légal (titre, acte, certificat etc. ) qui affirme votre possession de la parcelle PARCELLE RIZ est  et semble exister dans les modalités, prière de prendre attache avec le QG pour plus d'explication afin de la classer bien. </w:t>
         <w:br/>
-        <w:t>- La superficie de la parcelle PARCELLE RIZ selon l'exploitant est de 40 Mètre Carré (m^2) qui semble faible ou l'estimation ne semble pas bonne. Prière de corriger. Le nombre de jours total de la main-d'oeuvre non-familiale sur cette parcelle PARCELLE RIZ au cours de la campagne pour la période d'entretien du sol (sarclage, etc.) est de 22 jours qui semble faible ou élevé. Merci de corriger. Le nombre de jours total de la main-d'oeuvre non-familiale sur cette parcelle PARCELLE RIZ au cours de la campagne pour la période des récoltes est de 22 jours qui semble faible ou élevé. Merci de corriger. Le salaire d'une femme de 15ans et plus ayant travaillé sur la parcelle PARCELLE RIZ par jours au moment de la période d'entretien du sol (sarclage, etc.) est de 68.18182 FCFA qui semble faible ou  élevé, prière de corriger. Le salaire d'une femme de 15ans et plus ayant travaillé sur la parcelle PARCELLE RIZ par jours au moment de la période des récoltes est de 68.18182 FCFA qui semble faible ou  élevé, prière de corriger. La superficie de la parcelle PARCELLE RIZ selon les mesures GPS est de 44.06 hectare qui semble élevé ou faible, prière de corriger. Le document légal (titre, acte, certificat etc. ) qui affirme votre possession de la parcelle PARCELLE RIZ est  et semble exister dans les modalités, prière de prendre attache avec le QG pour plus d'explication afin de la classer bien.</w:t>
+        <w:t>- La superficie de la parcelle PARCELLE RIZ selon l'exploitant est de 40 Mètre Carré (m^2) qui semble faible ou l'estimation ne semble pas bonne. Prière de corriger. Le nombre de jours total de la main-d'oeuvre non-familiale sur cette parcelle PARCELLE RIZ au cours de la campagne pour la période d'entretien du sol (sarclage, etc.) est de 22 jours qui semble faible ou élevé. Merci de corriger. Le nombre de jours total de la main-d'oeuvre non-familiale sur cette parcelle PARCELLE RIZ au cours de la campagne pour la période des récoltes est de 22 jours qui semble faible ou élevé. Merci de corriger. Le salaire total payé de toutes catégories confondues par le ménage MALICK DIATTA pour la main-d'oeuvre non-familiale sur la parcelle PARCELLE RIZ au cours de la campagne pour la période des récoltes est de 0 qui semble élevé ou faible. Merci de corriger. Le salaire d'une femme de 15ans et plus ayant travaillé sur la parcelle PARCELLE RIZ par jours au moment de la période d'entretien du sol (sarclage, etc.) est de 68.18182 FCFA qui semble faible ou  élevé, prière de corriger. La superficie de la parcelle PARCELLE RIZ selon les mesures GPS est de 44.06 hectare qui semble élevé ou faible, prière de corriger. Le document légal (titre, acte, certificat etc. ) qui affirme votre possession de la parcelle PARCELLE RIZ est  et semble exister dans les modalités, prière de prendre attache avec le QG pour plus d'explication afin de la classer bien.</w:t>
       </w:r>
     </w:p>
     <w:p>
@@ -1351,7 +1872,7 @@
           </w:tcPr>
           <w:p>
             <w:r/>
-            <w:hyperlink r:id="rId10">
+            <w:hyperlink r:id="rId9">
               <w:r>
                 <w:rPr>
                   <w:color w:val="0563C1"/>
@@ -1383,7 +1904,7 @@
         <w:rPr>
           <w:sz w:val="20"/>
         </w:rPr>
-        <w:t>- Prière de renseigner toutes les informations du ménage dans la section 0 avant d'entamer les autres informations. Il est obligatoire de prendre les coordonnées Gps avant d'administrer le questionnaire. Prière de prendre les coordonnées GPS.</w:t>
+        <w:t>- Le questionnaire semble ne pas être complètement fini mais le questionnaire est en statut complet, prière de compléter le questionnaire. Il est obligatoire de prendre les coordonnées Gps avant d'administrer le questionnaire. Prière de prendre les coordonnées GPS.</w:t>
       </w:r>
     </w:p>
     <w:p>
@@ -1404,9 +1925,7 @@
         <w:rPr>
           <w:sz w:val="20"/>
         </w:rPr>
-        <w:t xml:space="preserve">- Attention ! Vous avez déclaré en s01q00 que le répondant est la personne elle-même, or Saliou Sarr est trop jeune (2 ans) pour fournir des informations correctes. Prière de refaire la section 1 pour Saliou Sarr en demandant à un adulte de répondre aux questions à sa place. </w:t>
-        <w:br/>
-        <w:t>- Les données sur les niveaux d'études, les fonctions et les caracteristiques sociodemographiques du père biologique de Aicha Diedhiou manquent. Veuillez les renseigner. Les données sur les niveaux d'études, les fonctions et les caracteristiques sociodemographiques de la mère biologique de  Aicha Diedhiou  manquent. Incoherence! Le père de Aicha Diedhiou est trop jeune ou vieux pour avoir Aicha Diedhiou selon l'écart (15) d'âge entre lui et son père, prière de revoir l'âge de Aicha Diedhiou ou de son père. Dans le cas contraire rassurez vous que c'est bien son fils/fille biologique. Attention ! Vous avez déclaré en s01q00 que le répondant est la personne elle-même, or Aicha Diedhiou est trop jeune (2 ans) pour fournir des informations correctes. Prière de refaire la section 1 pour Aicha Diedhiou en demandant à un adulte de répondre aux questions à sa place.</w:t>
+        <w:t>- Attention ! Vous avez déclaré en s01q00 que le répondant est la personne elle-même, or Saliou Sarr est trop jeune (2 ans) pour fournir des informations correctes. Prière de refaire la section 1 pour Saliou Sarr en demandant à un adulte de répondre aux questions à sa place.</w:t>
       </w:r>
     </w:p>
     <w:p>
@@ -1427,40 +1946,19 @@
         <w:rPr>
           <w:sz w:val="20"/>
         </w:rPr>
-        <w:t xml:space="preserve">- Peu probable! Alpha Diatta  n'arrive pas  à comprendre un petit texte lu dans une langue locale (s02q03). Veuillez corriger ou donner des explications au QG.  Incohérence ! seulement les écoles gouvermentales paient les cotisations (Gouvernement, communauté, ONG ou organisation humanitaire). veuillez, s'il vous plait, confirmer cette information de Alpha Diatta avec le QG ou apporter les corrections nécessaires. </w:t>
+        <w:t xml:space="preserve">- Peu probable! Alpha Diatta  n'arrive pas  à comprendre un petit texte lu dans une langue locale (s02q03). Veuillez corriger ou donner des explications au QG.  Incohérence ! seulement les écoles gouvermentales paient les cotisations (Gouvernement, communauté, ONG ou organisation humanitaire). veuillez, s'il vous plait, confirmer cette information de Alpha Diatta avec le QG ou apporter les corrections nécessaires. Attention ! Le frais de scolarité (111000 Fcfa) de Alpha Diatta en 2ème année de Maternelle est relativement élevé par rapport aux autres frais de scolarités observés dans cette zone. Prière de corriger ou de confirmer avec le QG. </w:t>
         <w:br/>
-        <w:t xml:space="preserve">- Peu probable! Amy Diatta Ibou Diedhiou  n'arrive pas  à comprendre un petit texte lu dans une langue locale (s02q03). Veuillez corriger ou donner des explications au QG. </w:t>
+        <w:t xml:space="preserve">- Peu probable! Amy Diatta  n'arrive pas  à comprendre un petit texte lu dans une langue locale (s02q03). Veuillez corriger ou donner des explications au QG. </w:t>
         <w:br/>
         <w:t xml:space="preserve">- Peu probable! Famara Badji  n'arrive pas  à comprendre un petit texte lu dans une langue locale (s02q03). Veuillez corriger ou donner des explications au QG. </w:t>
         <w:br/>
-        <w:t xml:space="preserve">- Peu probable! Ibou Diedhiou Khady Sambou  n'arrive pas  à comprendre un petit texte lu dans une langue locale (s02q03). Veuillez corriger ou donner des explications au QG. </w:t>
+        <w:t xml:space="preserve">- Peu probable! Ibou Diedhiou  n'arrive pas  à comprendre un petit texte lu dans une langue locale (s02q03). Veuillez corriger ou donner des explications au QG. </w:t>
         <w:br/>
-        <w:t xml:space="preserve">- Peu probable! Khady Sambou Amy Diatta  n'arrive pas  à comprendre un petit texte lu dans une langue locale (s02q03). Veuillez corriger ou donner des explications au QG. Avertissement!!! L'âge de Khady Sambou Amy Diatta avec son niveau d'étude ( Secondaire général ou technique) semble incoherent, veuillez confirmer cette information avec le QG ou corriger l'incohérence. </w:t>
+        <w:t xml:space="preserve">- Peu probable! Khady Sambou  n'arrive pas  à comprendre un petit texte lu dans une langue locale (s02q03). Veuillez corriger ou donner des explications au QG. </w:t>
         <w:br/>
         <w:t xml:space="preserve">- Peu probable! Marietou Badji  n'arrive pas  à comprendre un petit texte lu dans une langue locale (s02q03). Veuillez corriger ou donner des explications au QG. Avertissement!! Marietou Badji qui sait écrire en français doit pouvoir lire en français. </w:t>
         <w:br/>
         <w:t>- Peu probable! Moussa Badji  n'arrive pas  à comprendre un petit texte lu dans une langue locale (s02q03). Veuillez corriger ou donner des explications au QG.</w:t>
-      </w:r>
-    </w:p>
-    <w:p>
-      <w:r>
-        <w:rPr>
-          <w:b/>
-          <w:color w:val="4672C4"/>
-          <w:sz w:val="22"/>
-        </w:rPr>
-        <w:t>&gt;&gt; Section3 - Sante</w:t>
-      </w:r>
-    </w:p>
-    <w:p>
-      <w:pPr>
-        <w:ind w:left="283"/>
-      </w:pPr>
-      <w:r>
-        <w:rPr>
-          <w:sz w:val="20"/>
-        </w:rPr>
-        <w:t>- Avertissement!!! Veuillez revoir la distance/le temps donnée par Ibou Diedhiou Khady Sambou, car le temps mis est trop élevé pour accéder au lieu de la consultation.</w:t>
       </w:r>
     </w:p>
     <w:p>
@@ -1491,79 +1989,6 @@
           <w:color w:val="4672C4"/>
           <w:sz w:val="22"/>
         </w:rPr>
-        <w:t>&gt;&gt; Section4b - Emploi - Activite principale</w:t>
-      </w:r>
-    </w:p>
-    <w:p>
-      <w:pPr>
-        <w:ind w:left="283"/>
-      </w:pPr>
-      <w:r>
-        <w:rPr>
-          <w:sz w:val="20"/>
-        </w:rPr>
-        <w:t xml:space="preserve">- AvertissementFamara Badji  travaille mais les questions relatives à son emploi principal ne sont pas renseignées à 100%, prière de les renseigner. Attention ! Le nombre de jours que Famara Badji a travaillés par mois semble être inférieur à 15. Veuillez, s'il vous plaît, confirmer cette information. </w:t>
-        <w:br/>
-        <w:t>-  AvertissementIbou Diedhiou Khady Sambou  travaille mais les questions relatives à son emploi principal ne sont pas renseignées à 100%, prière de les renseigner. Vous avez sélectionné l'option 'Ne sait pas' pour la catégorie socioprofessionnelle de Ibou Diedhiou Khady Sambou ou vous ne l'avez pas renseigné. prière de corriger.</w:t>
-      </w:r>
-    </w:p>
-    <w:p>
-      <w:r>
-        <w:rPr>
-          <w:b/>
-          <w:color w:val="4672C4"/>
-          <w:sz w:val="22"/>
-        </w:rPr>
-        <w:t>&gt;&gt; Section4c - Emploi - Activite secondaire</w:t>
-      </w:r>
-    </w:p>
-    <w:p>
-      <w:pPr>
-        <w:ind w:left="283"/>
-      </w:pPr>
-      <w:r>
-        <w:rPr>
-          <w:sz w:val="20"/>
-        </w:rPr>
-        <w:t>- AvertissementFamara Badji  travaille mais les questions relatives à son emploi secondaire ne sont pas renseignées à 100%, prière de les renseigner. Avertissement!!! la branche d'activité de Famara Badji est identique dans l'emploi principale et secondaire, prière de confirmer cette information avec le QG ou de corriger. Attention ! Le nombre de jours que Famara Badji a travaillés par mois semble être inférieur à 15. Veuillez, s'il vous plaît, confirmer cette information. Le revenu de Famara Badji (.a) doit être renseigné. Prière de renseigner le revenu de Famara Badji.</w:t>
-      </w:r>
-    </w:p>
-    <w:p>
-      <w:r>
-        <w:rPr>
-          <w:b/>
-          <w:color w:val="4672C4"/>
-          <w:sz w:val="22"/>
-        </w:rPr>
-        <w:t>&gt;&gt; Section7a2 - Repas pris a l'exterieur du menage</w:t>
-      </w:r>
-    </w:p>
-    <w:p>
-      <w:pPr>
-        <w:ind w:left="283"/>
-      </w:pPr>
-      <w:r>
-        <w:rPr>
-          <w:sz w:val="20"/>
-        </w:rPr>
-        <w:t xml:space="preserve">- La section sur le repas pris à l'extérieur du ménage du membre Aicha Diedhiou n'est pas renseignée à 100 %. Prière de vérifier l'ensemble des questions relatives à ce membre et de les renseigner en totalité. </w:t>
-        <w:br/>
-        <w:t xml:space="preserve">- La section sur le repas pris à l'extérieur du ménage du membre Amy Diatta Ibou Diedhiou n'est pas renseignée à 100 %. Prière de vérifier l'ensemble des questions relatives à ce membre et de les renseigner en totalité. </w:t>
-        <w:br/>
-        <w:t xml:space="preserve">- La section sur le repas pris à l'extérieur du ménage du membre Fatou Sonko Diatta n'est pas renseignée à 100 %. Prière de vérifier l'ensemble des questions relatives à ce membre et de les renseigner en totalité. </w:t>
-        <w:br/>
-        <w:t xml:space="preserve">- La section sur le repas pris à l'extérieur du ménage du membre Marietou Badji n'est pas renseignée à 100 %. Prière de vérifier l'ensemble des questions relatives à ce membre et de les renseigner en totalité. </w:t>
-        <w:br/>
-        <w:t>- La section sur le repas pris à l'extérieur du ménage du membre Saliou Sarr n'est pas renseignée à 100 %. Prière de vérifier l'ensemble des questions relatives à ce membre et de les renseigner en totalité.</w:t>
-      </w:r>
-    </w:p>
-    <w:p>
-      <w:r>
-        <w:rPr>
-          <w:b/>
-          <w:color w:val="4672C4"/>
-          <w:sz w:val="22"/>
-        </w:rPr>
         <w:t>&gt;&gt; Section7b - Consommation alimentaire - 7 jours</w:t>
       </w:r>
     </w:p>
@@ -1575,7 +2000,7 @@
         <w:rPr>
           <w:sz w:val="20"/>
         </w:rPr>
-        <w:t>- Le ménage a consommé Ail mais les informations sur la quantité, l'unité ou la taille ne sont pas renseignées.Prière de renseigner. Le ménage a consommé Arachides fraîches en coques mais les informations sur la quantité, l'unité ou la taille ne sont pas renseignées.Prière de renseigner. Le ménage a consommé Arachides pilées mais les informations sur la quantité, l'unité ou la taille ne sont pas renseignées.Prière de renseigner. Le ménage a consommé Aubergine sauvage  mais les informations sur la quantité, l'unité ou la taille ne sont pas renseignées.Prière de renseigner. Le ménage a consommé Autres fruits locaux (pomme sauvage, noisette, mangue sauvage, etc.) mais les informations sur la quantité, l'unité ou la taille ne sont pas renseignées.Prière de renseigner. Le ménage a consommé Beurre de karité mais les informations sur la quantité, l'unité ou la taille ne sont pas renseignées.Prière de renseigner. Le ménage a consommé Biscuits mais les informations sur la quantité, l'unité ou la taille ne sont pas renseignées.Prière de renseigner. Le ménage a consommé Café en poudre soluble mais les informations sur la quantité, l'unité ou la taille ne sont pas renseignées.Prière de renseigner. Le ménage a consommé Caramel, bonbons, confiseries, etc. mais les informations sur la quantité, l'unité ou la taille ne sont pas renseignées.Prière de renseigner. Le ménage a consommé Carotte mais les informations sur la quantité, l'unité ou la taille ne sont pas renseignées.Prière de renseigner. Le ménage a consommé Chocolat pâte à tartiner mais les informations sur la quantité, l'unité ou la taille ne sont pas renseignées.Prière de renseigner. Le ménage a consommé Citron mais les informations sur la quantité, l'unité ou la taille ne sont pas renseignées.Prière de renseigner. Le ménage a consommé Cube alimentaire (Maggi, Jumbo, ) mais les informations sur la quantité, l'unité ou la taille ne sont pas renseignées.Prière de renseigner. Le ménage a consommé Huile de palme raffinée mais les informations sur la quantité, l'unité ou la taille ne sont pas renseignées.Prière de renseigner. Le ménage a consommé Huile de soja  mais les informations sur la quantité, l'unité ou la taille ne sont pas renseignées.Prière de renseigner. Le ménage a consommé Lait caillé mais les informations sur la quantité, l'unité ou la taille ne sont pas renseignées.Prière de renseigner. Le ménage a consommé Lait en poudre mais les informations sur la quantité, l'unité ou la taille ne sont pas renseignées.Prière de renseigner. Le ménage a consommé Mandarine/Clémentine mais les informations sur la quantité, l'unité ou la taille ne sont pas renseignées.Prière de renseigner. Le ménage a consommé Moutarde mais les informations sur la quantité, l'unité ou la taille ne sont pas renseignées.Prière de renseigner. Le ménage a consommé Mâchoiron Frais mais les informations sur la quantité, l'unité ou la taille ne sont pas renseignées.Prière de renseigner. Le ménage a consommé Oignon frais mais les informations sur la quantité, l'unité ou la taille ne sont pas renseignées.Prière de renseigner. Le ménage a consommé Orange  mais les informations sur la quantité, l'unité ou la taille ne sont pas renseignées.Prière de renseigner. Le ménage a consommé Pain moderne (Baguette) mais les informations sur la quantité, l'unité ou la taille ne sont pas renseignées.Prière de renseigner. Le ménage a consommé Piment frais mais les informations sur la quantité, l'unité ou la taille ne sont pas renseignées.Prière de renseigner. Le ménage a consommé Piment séché mais les informations sur la quantité, l'unité ou la taille ne sont pas renseignées.Prière de renseigner. Le ménage a consommé Poireau mais les informations sur la quantité, l'unité ou la taille ne sont pas renseignées.Prière de renseigner. Le ménage a consommé Poivre mais les informations sur la quantité, l'unité ou la taille ne sont pas renseignées.Prière de renseigner. Le ménage a consommé Poivron frais mais les informations sur la quantité, l'unité ou la taille ne sont pas renseignées.Prière de renseigner. Le ménage a consommé Pomme de terre mais les informations sur la quantité, l'unité ou la taille ne sont pas renseignées.Prière de renseigner. Le ménage a consommé Riz importé parfumé mais les informations sur la quantité, l'unité ou la taille ne sont pas renseignées.Prière de renseigner. Le ménage a consommé Sel mais les informations sur la quantité, l'unité ou la taille ne sont pas renseignées.Prière de renseigner. Difficile de consommer le Sel en   prière de verifier. Le ménage a consommé Sucre en poudre  mais les informations sur la quantité, l'unité ou la taille ne sont pas renseignées.Prière de renseigner. Le ménage a consommé Thé en sachet mais les informations sur la quantité, l'unité ou la taille ne sont pas renseignées.Prière de renseigner. Avertissement!!! Le ménage a consommé .a   de Thé en sachet, cette quantité semble anormale pour une consommation des 7 derniers jours.Les ménages consomment géneralement en sachet ou en paquet, prière de corriger ou de confirmer avec le QG. Le ménage a consommé Tomate fraîche mais les informations sur la quantité, l'unité ou la taille ne sont pas renseignées.Prière de renseigner. Le ménage a consommé Vinaigre de citron  mais les informations sur la quantité, l'unité ou la taille ne sont pas renseignées.Prière de renseigner. Le ménage a consommé Vinaigre de vin mais les informations sur la quantité, l'unité ou la taille ne sont pas renseignées.Prière de renseigner. Le ménage a consommé Œufs frais mais les informations sur la quantité, l'unité ou la taille ne sont pas renseignées.Prière de renseigner.</w:t>
+        <w:t>- Attention ! Le prix unitaire d'achat (1300 Fcfa) de Huile de soja  en Litre (taille unique) est relativement élevé par rapport aux autres prix observés dans cette zone. Prière de corriger ou de confirmer avec le QG. Avertissement!!! Le ménage a consommé 10 Kg taille unique de Mandarine/Clémentine, cette quantité semble anormale pour une consommation des 7 derniers jours.Prière de corriger ou de confirmer avec le QG. Avertissement!!! Le ménage a consommé 11 Paquet Moyen de Thé en sachet, cette quantité semble anormale pour une consommation des 7 derniers jours.Prière de corriger ou de confirmer avec le QG. Avertissement!! le prix unitaire (100 Fcfa) de Thé en sachet (unité: Paquet) de taille Moyen est très faible ou élevé. Prière de corriger ou de confirmer avec le QG. Attention ! Le prix unitaire d'achat (100 Fcfa) de Thé en sachet en Paquet (Moyen) est relativement faible par rapport aux autres prix observés dans cette zone. Prière de corriger ou de confirmer avec le QG. Avertissement!!! Le ménage a consommé 12 Kg taille unique de Orange , cette quantité semble anormale pour une consommation des 7 derniers jours.Prière de corriger ou de confirmer avec le QG. Avertissement!!! Le ménage a consommé 16 Pot Grand de Chocolat pâte à tartiner, cette quantité semble anormale pour une consommation des 7 derniers jours.Prière de corriger ou de confirmer avec le QG. Avertissement!!! Le ménage a consommé 21 Cuillère Petit de Miel, cette quantité semble anormale pour une consommation des 7 derniers jours.Prière de corriger ou de confirmer avec le QG. Avertissement!!! Le ménage a consommé 21 Pièce Moyen de Caramel, bonbons, confiseries, etc., cette quantité semble anormale pour une consommation des 7 derniers jours.Prière de corriger ou de confirmer avec le QG. Avertissement!!! Le ménage a consommé 24 Sachets Moyen de Sucre en poudre , cette quantité semble anormale pour une consommation des 7 derniers jours.Prière de corriger ou de confirmer avec le QG. Le prix d'achat unitaire (16000 Fcfa) de Riz local Gambiaka en Kg de taille taille unique semble élevé, prière de regarder les reponses prises dans les questions s07bq07a s07bq07b s07bq07c s07bq08 pour mieux corriger. Attention ! Le prix unitaire d'achat (16000 Fcfa) de Riz local Gambiaka en Kg (taille unique) est relativement élevé par rapport aux autres prix observés dans cette zone. Prière de corriger ou de confirmer avec le QG.</w:t>
       </w:r>
     </w:p>
     <w:p>
@@ -1606,7 +2031,7 @@
           <w:color w:val="4672C4"/>
           <w:sz w:val="22"/>
         </w:rPr>
-        <w:t>&gt;&gt; Section10b - caracteristiques entreprise non agricole</w:t>
+        <w:t>&gt;&gt; Section11 - Caracteristiques logement</w:t>
       </w:r>
     </w:p>
     <w:p>
@@ -1617,7 +2042,7 @@
         <w:rPr>
           <w:sz w:val="20"/>
         </w:rPr>
-        <w:t>- Les informations sur ces entrepises non agricole manquent, prière de les renseigner. Le montant obtenus sur les services rendus par l'entreprise ##N/A## au cours des 30 derniers jours ou durant le dernier mois où l'entreprise a fonctionné n'a pas été renseigné, prière de mettre de 0 si l'entreprise n'a pas rendu de service. Prière de renseigner les montants dans les champs (s10q46 s10q47 s10q48 s10q49 s10q50 s10q51 s10q52 s10q53 s10q54 s10q55 s10q56 s10q57), mettre 0 si l'entreprise ##N/A## n'a pas effectué des dépenses ou faire des reventes des marchandises ou des produits ou rendre de service.Cette entreprise ##N/A## dit avoir obtenu une valeur sur les marchandises vendu en etat, les marchandises vendu après transformation et les services rendus. Prière de corriger. Cette entreprise ##N/A## dit avoir obtenu une valeur sur les marchandises vendu en etat et les marchandises vendu après transformation. La main d'oeuvre familiale pour Ibou Diedhiou Khady Sambou ayant travaillé dans cette entreprise ##N/A## aucours des 12 derniers mois n'est pas renseigner. Prière de reneigner toutes les informations qui lui concerne. La main d'oeuvre sariale de Ibou Diedhiou Khady Sambou ayant travaillé dans cette entreprise ##N/A## aucours des 30 derniers jours n'est pas renseigner. Prière de reneigner toutes les informations qui lui concerne.</w:t>
+        <w:t>- Le montant (FCFA) du loyer mensuel payé pour un logement comme le votre dans ce village/quartier est trop élevé, Veuillez s'il vous plaît corriger cette information.</w:t>
       </w:r>
     </w:p>
     <w:p>
@@ -1638,13 +2063,13 @@
         <w:rPr>
           <w:sz w:val="20"/>
         </w:rPr>
-        <w:t xml:space="preserve">- Avertissement!! La parcelle a comme nom (parcelle de riz 1) qui ne semble pas être un bon nom ou contient des lettres, prière de mettre le vrai nom de la parcelle. La superficie de la parcelle parcelle de riz 1 selon les mesures GPS est de 265.99 hectare qui semble élevé ou faible, prière de corriger. </w:t>
+        <w:t xml:space="preserve">- Avertissement!! La parcelle a comme nom (parcelle de riz eloul 1) qui ne semble pas être un bon nom ou contient des lettres, prière de mettre le vrai nom de la parcelle. La superficie de la parcelle parcelle de riz eloul 1 selon les mesures GPS est de 265.99 hectare qui semble élevé ou faible, prière de corriger. </w:t>
         <w:br/>
-        <w:t xml:space="preserve">- La superficie de la parcelle parcelle de riz est de .a , elle doit être renseignée et ne doit pas contenir des chiffres de 9999 ou 0. Prière de corriger. La superficie de la parcelle parcelle de riz selon les mesures GPS est de 860.21 hectare qui semble élevé ou faible, prière de corriger. Le document légal (titre, acte, certificat etc. ) qui affirme votre possession de la parcelle parcelle de riz est  et semble exister dans les modalités, prière de prendre attache avec le QG pour plus d'explication afin de la classer bien. </w:t>
+        <w:t xml:space="preserve">- La superficie de la parcelle parcelle de riz enebané selon les mesures GPS est de 860.21 hectare qui semble élevé ou faible, prière de corriger. Le document légal (titre, acte, certificat etc. ) qui affirme votre possession de la parcelle parcelle de riz enebané est  et semble exister dans les modalités, prière de prendre attache avec le QG pour plus d'explication afin de la classer bien. </w:t>
         <w:br/>
         <w:t xml:space="preserve">- La superficie de la parcelle parcelle d’anacarde selon les mesures GPS est de 10254.37 hectare qui semble élevé ou faible, prière de corriger. Le document légal (titre, acte, certificat etc. ) qui affirme votre possession de la parcelle parcelle d’anacarde est  et semble exister dans les modalités, prière de prendre attache avec le QG pour plus d'explication afin de la classer bien. </w:t>
         <w:br/>
-        <w:t>- Le salaire total payé de toutes catégories confondues par le ménage FAMARA BADJI pour la main-d'oeuvre non-familiale sur la parcelle parcelle de riz au cours de la campagne pour la période des récoltes est de 0 qui semble élevé ou faible. Merci de corriger. La superficie de la parcelle parcelle de riz selon les mesures GPS est de 292.92 hectare qui semble élevé ou faible, prière de corriger.</w:t>
+        <w:t>- Le salaire total payé de toutes catégories confondues par le ménage FAMARA BADJI pour la main-d'oeuvre non-familiale sur la parcelle parcelle de riz enebané au cours de la campagne pour la période des récoltes est de 0 qui semble élevé ou faible. Merci de corriger. La superficie de la parcelle parcelle de riz enebané selon les mesures GPS est de 292.92 hectare qui semble élevé ou faible, prière de corriger.</w:t>
       </w:r>
     </w:p>
     <w:p>
@@ -1670,6 +2095,540 @@
         <w:t xml:space="preserve">- La quantité estimée en Kg est incorrecte (Exemple : si le ménage a eu 10 sacs de 100kg = 10*100=1000kg), prière de corriger merci. </w:t>
         <w:br/>
         <w:t>- La quantité estimée en Kg est incorrecte (Exemple : si le ménage a eu 10 sacs de 100kg = 10*100=1000kg), prière de corriger merci.</w:t>
+      </w:r>
+    </w:p>
+    <w:p>
+      <w:r>
+        <w:t>________________________________________________________________________________</w:t>
+      </w:r>
+    </w:p>
+    <w:p>
+      <w:pPr>
+        <w:pStyle w:val="Heading2"/>
+      </w:pPr>
+      <w:r>
+        <w:t>Menage 5</w:t>
+      </w:r>
+    </w:p>
+    <w:tbl>
+      <w:tblPr>
+        <w:tblStyle w:val="TableGrid"/>
+        <w:tblW w:type="auto" w:w="0"/>
+        <w:tblLook w:firstColumn="1" w:firstRow="1" w:lastColumn="0" w:lastRow="0" w:noHBand="0" w:noVBand="1" w:val="04A0"/>
+      </w:tblPr>
+      <w:tblGrid>
+        <w:gridCol w:w="1662"/>
+        <w:gridCol w:w="1662"/>
+        <w:gridCol w:w="1662"/>
+        <w:gridCol w:w="1662"/>
+        <w:gridCol w:w="1662"/>
+        <w:gridCol w:w="1662"/>
+      </w:tblGrid>
+      <w:tr>
+        <w:tc>
+          <w:tcPr>
+            <w:tcW w:type="dxa" w:w="1662"/>
+            <w:shd w:fill="5B9BD5"/>
+          </w:tcPr>
+          <w:p>
+            <w:r>
+              <w:rPr>
+                <w:b/>
+                <w:color w:val="FFFFFF"/>
+                <w:sz w:val="16"/>
+              </w:rPr>
+              <w:t>Interview Key</w:t>
+            </w:r>
+          </w:p>
+        </w:tc>
+        <w:tc>
+          <w:tcPr>
+            <w:tcW w:type="dxa" w:w="1662"/>
+            <w:shd w:fill="5B9BD5"/>
+          </w:tcPr>
+          <w:p>
+            <w:r>
+              <w:rPr>
+                <w:b/>
+                <w:color w:val="FFFFFF"/>
+                <w:sz w:val="16"/>
+              </w:rPr>
+              <w:t>Interview ID</w:t>
+            </w:r>
+          </w:p>
+        </w:tc>
+        <w:tc>
+          <w:tcPr>
+            <w:tcW w:type="dxa" w:w="1662"/>
+            <w:shd w:fill="5B9BD5"/>
+          </w:tcPr>
+          <w:p>
+            <w:r>
+              <w:rPr>
+                <w:b/>
+                <w:color w:val="FFFFFF"/>
+                <w:sz w:val="16"/>
+              </w:rPr>
+              <w:t>ID Agent</w:t>
+            </w:r>
+          </w:p>
+        </w:tc>
+        <w:tc>
+          <w:tcPr>
+            <w:tcW w:type="dxa" w:w="1662"/>
+            <w:shd w:fill="5B9BD5"/>
+          </w:tcPr>
+          <w:p>
+            <w:r>
+              <w:rPr>
+                <w:b/>
+                <w:color w:val="FFFFFF"/>
+                <w:sz w:val="16"/>
+              </w:rPr>
+              <w:t>ID Equipe</w:t>
+            </w:r>
+          </w:p>
+        </w:tc>
+        <w:tc>
+          <w:tcPr>
+            <w:tcW w:type="dxa" w:w="1662"/>
+            <w:shd w:fill="5B9BD5"/>
+          </w:tcPr>
+          <w:p>
+            <w:r>
+              <w:rPr>
+                <w:b/>
+                <w:color w:val="FFFFFF"/>
+                <w:sz w:val="16"/>
+              </w:rPr>
+              <w:t>Agent</w:t>
+            </w:r>
+          </w:p>
+        </w:tc>
+        <w:tc>
+          <w:tcPr>
+            <w:tcW w:type="dxa" w:w="1662"/>
+            <w:shd w:fill="5B9BD5"/>
+          </w:tcPr>
+          <w:p>
+            <w:r>
+              <w:rPr>
+                <w:b/>
+                <w:color w:val="FFFFFF"/>
+                <w:sz w:val="16"/>
+              </w:rPr>
+              <w:t>Chef d'equipe</w:t>
+            </w:r>
+          </w:p>
+        </w:tc>
+      </w:tr>
+      <w:tr>
+        <w:tc>
+          <w:tcPr>
+            <w:tcW w:type="dxa" w:w="1662"/>
+          </w:tcPr>
+          <w:p>
+            <w:r>
+              <w:rPr>
+                <w:sz w:val="14"/>
+              </w:rPr>
+              <w:t>42-06-93-82</w:t>
+            </w:r>
+          </w:p>
+        </w:tc>
+        <w:tc>
+          <w:tcPr>
+            <w:tcW w:type="dxa" w:w="1662"/>
+          </w:tcPr>
+          <w:p>
+            <w:r>
+              <w:rPr>
+                <w:sz w:val="14"/>
+              </w:rPr>
+              <w:t>de02850e59b242efb0e682ef924aaaf7</w:t>
+            </w:r>
+          </w:p>
+        </w:tc>
+        <w:tc>
+          <w:tcPr>
+            <w:tcW w:type="dxa" w:w="1662"/>
+          </w:tcPr>
+          <w:p>
+            <w:r>
+              <w:rPr>
+                <w:sz w:val="14"/>
+              </w:rPr>
+              <w:t>EQ38_enq3</w:t>
+            </w:r>
+          </w:p>
+        </w:tc>
+        <w:tc>
+          <w:tcPr>
+            <w:tcW w:type="dxa" w:w="1662"/>
+          </w:tcPr>
+          <w:p>
+            <w:r>
+              <w:rPr>
+                <w:sz w:val="14"/>
+              </w:rPr>
+              <w:t>Equipe38</w:t>
+            </w:r>
+          </w:p>
+        </w:tc>
+        <w:tc>
+          <w:tcPr>
+            <w:tcW w:type="dxa" w:w="1662"/>
+          </w:tcPr>
+          <w:p>
+            <w:r>
+              <w:rPr>
+                <w:sz w:val="14"/>
+              </w:rPr>
+              <w:t>Michel SECK</w:t>
+            </w:r>
+          </w:p>
+        </w:tc>
+        <w:tc>
+          <w:tcPr>
+            <w:tcW w:type="dxa" w:w="1662"/>
+          </w:tcPr>
+          <w:p>
+            <w:r>
+              <w:rPr>
+                <w:sz w:val="14"/>
+              </w:rPr>
+              <w:t>Abibou NDIAYE</w:t>
+            </w:r>
+          </w:p>
+        </w:tc>
+      </w:tr>
+    </w:tbl>
+    <w:p/>
+    <w:tbl>
+      <w:tblPr>
+        <w:tblStyle w:val="TableGrid"/>
+        <w:tblW w:type="auto" w:w="0"/>
+        <w:tblLook w:firstColumn="1" w:firstRow="1" w:lastColumn="0" w:lastRow="0" w:noHBand="0" w:noVBand="1" w:val="04A0"/>
+      </w:tblPr>
+      <w:tblGrid>
+        <w:gridCol w:w="3324"/>
+        <w:gridCol w:w="3324"/>
+        <w:gridCol w:w="3324"/>
+      </w:tblGrid>
+      <w:tr>
+        <w:tc>
+          <w:tcPr>
+            <w:tcW w:type="dxa" w:w="3324"/>
+            <w:shd w:fill="70AD47"/>
+          </w:tcPr>
+          <w:p>
+            <w:r>
+              <w:rPr>
+                <w:b/>
+                <w:color w:val="FFFFFF"/>
+                <w:sz w:val="18"/>
+              </w:rPr>
+              <w:t>Chef de Menage</w:t>
+            </w:r>
+          </w:p>
+        </w:tc>
+        <w:tc>
+          <w:tcPr>
+            <w:tcW w:type="dxa" w:w="3324"/>
+            <w:shd w:fill="70AD47"/>
+          </w:tcPr>
+          <w:p>
+            <w:r>
+              <w:rPr>
+                <w:b/>
+                <w:color w:val="FFFFFF"/>
+                <w:sz w:val="18"/>
+              </w:rPr>
+              <w:t>Quartier/Village (s00q05)</w:t>
+            </w:r>
+          </w:p>
+        </w:tc>
+        <w:tc>
+          <w:tcPr>
+            <w:tcW w:type="dxa" w:w="3324"/>
+            <w:shd w:fill="70AD47"/>
+          </w:tcPr>
+          <w:p>
+            <w:r>
+              <w:rPr>
+                <w:b/>
+                <w:color w:val="FFFFFF"/>
+                <w:sz w:val="18"/>
+              </w:rPr>
+              <w:t>Localisation GPS</w:t>
+            </w:r>
+          </w:p>
+        </w:tc>
+      </w:tr>
+      <w:tr>
+        <w:tc>
+          <w:tcPr>
+            <w:tcW w:type="dxa" w:w="3324"/>
+          </w:tcPr>
+          <w:p>
+            <w:r>
+              <w:rPr>
+                <w:sz w:val="18"/>
+              </w:rPr>
+              <w:t>FATOU DIATTA</w:t>
+            </w:r>
+          </w:p>
+        </w:tc>
+        <w:tc>
+          <w:tcPr>
+            <w:tcW w:type="dxa" w:w="3324"/>
+          </w:tcPr>
+          <w:p>
+            <w:r>
+              <w:rPr>
+                <w:sz w:val="18"/>
+              </w:rPr>
+              <w:t>N/A</w:t>
+            </w:r>
+          </w:p>
+        </w:tc>
+        <w:tc>
+          <w:tcPr>
+            <w:tcW w:type="dxa" w:w="3324"/>
+          </w:tcPr>
+          <w:p>
+            <w:r/>
+            <w:hyperlink r:id="rId11">
+              <w:r>
+                <w:rPr>
+                  <w:color w:val="0563C1"/>
+                  <w:u w:val="single"/>
+                </w:rPr>
+                <w:t>TENDOUCK</w:t>
+              </w:r>
+            </w:hyperlink>
+          </w:p>
+        </w:tc>
+      </w:tr>
+    </w:tbl>
+    <w:p/>
+    <w:p>
+      <w:r>
+        <w:rPr>
+          <w:b/>
+          <w:color w:val="4672C4"/>
+          <w:sz w:val="22"/>
+        </w:rPr>
+        <w:t>&gt;&gt; Section0 - Identification et renseignements de controle</w:t>
+      </w:r>
+    </w:p>
+    <w:p>
+      <w:pPr>
+        <w:ind w:left="283"/>
+      </w:pPr>
+      <w:r>
+        <w:rPr>
+          <w:sz w:val="20"/>
+        </w:rPr>
+        <w:t>- Le questionnaire semble ne pas être complètement fini mais le questionnaire est en statut complet, prière de compléter le questionnaire.</w:t>
+      </w:r>
+    </w:p>
+    <w:p>
+      <w:r>
+        <w:rPr>
+          <w:b/>
+          <w:color w:val="4672C4"/>
+          <w:sz w:val="22"/>
+        </w:rPr>
+        <w:t>&gt;&gt; Section2 - Education</w:t>
+      </w:r>
+    </w:p>
+    <w:p>
+      <w:pPr>
+        <w:ind w:left="283"/>
+      </w:pPr>
+      <w:r>
+        <w:rPr>
+          <w:sz w:val="20"/>
+        </w:rPr>
+        <w:t xml:space="preserve">- Peu probable! ALIOU BADARA COULIBALY  n'arrive pas  à comprendre un petit texte lu dans une langue locale (s02q03). Veuillez corriger ou donner des explications au QG. </w:t>
+        <w:br/>
+        <w:t xml:space="preserve">- Peu probable! EVA SAMBOU  n'arrive pas  à comprendre un petit texte lu dans une langue locale (s02q03). Veuillez corriger ou donner des explications au QG. </w:t>
+        <w:br/>
+        <w:t xml:space="preserve">- Peu probable! FATOU DIATTA  n'arrive pas  à comprendre un petit texte lu dans une langue locale (s02q03). Veuillez corriger ou donner des explications au QG. Peu probable! FATOU DIATTA  ne sait ni lire, ni écrire, ni comprendre dans aucune des langues  (s02q01,s02q02,s02q03). Veuillez corriger ou donner des explications au QG. </w:t>
+        <w:br/>
+        <w:t xml:space="preserve">- Peu probable! LANDING DIATTA  n'arrive pas  à comprendre un petit texte lu dans une langue locale (s02q03). Veuillez corriger ou donner des explications au QG. </w:t>
+        <w:br/>
+        <w:t xml:space="preserve">- Peu probable! MAMADOU LAMINE DIATTA  n'arrive pas  à comprendre un petit texte lu dans une langue locale (s02q03). Veuillez corriger ou donner des explications au QG. </w:t>
+        <w:br/>
+        <w:t xml:space="preserve">- Peu probable! MAME LENA SAGNA  n'arrive pas  à comprendre un petit texte lu dans une langue locale (s02q03). Veuillez corriger ou donner des explications au QG. Incohérence!! Le niveau d'études le plus élevé atteint par MAME LENA SAGNA est Secondaire Technique et Professionnel et le diplôme le plus elevé obtenu par MAME LENA SAGNA est CEP. </w:t>
+        <w:br/>
+        <w:t xml:space="preserve">- Peu probable! MARIETOU DIATTA  n'arrive pas  à comprendre un petit texte lu dans une langue locale (s02q03). Veuillez corriger ou donner des explications au QG. Le montant des autres depenses pour l'année scolaire de MARIETOU DIATTA est faible ou élevé. veuillez, s'il vous plait, confirmer ces informations avec le QG ou apporter les corrections nécessaires. </w:t>
+        <w:br/>
+        <w:t xml:space="preserve">- Peu probable! SAMSIDINE  DIATTA  n'arrive pas  à comprendre un petit texte lu dans une langue locale (s02q03). Veuillez corriger ou donner des explications au QG. </w:t>
+        <w:br/>
+        <w:t xml:space="preserve">- Peu probable! SEYNABOU DIATTA  n'arrive pas  à comprendre un petit texte lu dans une langue locale (s02q03). Veuillez corriger ou donner des explications au QG. </w:t>
+        <w:br/>
+        <w:t xml:space="preserve">- Peu probable! YACINE DIATTA  n'arrive pas  à comprendre un petit texte lu dans une langue locale (s02q03). Veuillez corriger ou donner des explications au QG. </w:t>
+        <w:br/>
+        <w:t>- Peu probable! YANCOUBA DIATTA  n'arrive pas  à comprendre un petit texte lu dans une langue locale (s02q03). Veuillez corriger ou donner des explications au QG.</w:t>
+      </w:r>
+    </w:p>
+    <w:p>
+      <w:r>
+        <w:rPr>
+          <w:b/>
+          <w:color w:val="4672C4"/>
+          <w:sz w:val="22"/>
+        </w:rPr>
+        <w:t>&gt;&gt; Section4b - Emploi - Activite principale</w:t>
+      </w:r>
+    </w:p>
+    <w:p>
+      <w:pPr>
+        <w:ind w:left="283"/>
+      </w:pPr>
+      <w:r>
+        <w:rPr>
+          <w:sz w:val="20"/>
+        </w:rPr>
+        <w:t>- || Nombre de mois exercé par SEYNABOU DIATTA dans l'emploi au cours des 12 derniers mois semble faible, veuillez corriger s'il vous plait ou comfirmer avec le QG.</w:t>
+      </w:r>
+    </w:p>
+    <w:p>
+      <w:r>
+        <w:rPr>
+          <w:b/>
+          <w:color w:val="4672C4"/>
+          <w:sz w:val="22"/>
+        </w:rPr>
+        <w:t>&gt;&gt; Section7b - Consommation alimentaire - 7 jours</w:t>
+      </w:r>
+    </w:p>
+    <w:p>
+      <w:pPr>
+        <w:ind w:left="283"/>
+      </w:pPr>
+      <w:r>
+        <w:rPr>
+          <w:sz w:val="20"/>
+        </w:rPr>
+        <w:t>- Attention ! Le prix unitaire d'achat (100 Fcfa) de Moutarde en Sachets (Petit) est relativement élevé par rapport aux autres prix observés dans cette zone. Prière de corriger ou de confirmer avec le QG. Attention ! Le prix unitaire d'achat (1100 Fcfa) de Huile de soja  en Litre (taille unique) est relativement faible par rapport aux autres prix observés dans cette zone. Prière de corriger ou de confirmer avec le QG. Avertissement!!! Le ménage a consommé 14 Paquet Petit de Thé en sachet, cette quantité semble anormale pour une consommation des 7 derniers jours.Prière de corriger ou de confirmer avec le QG. Avertissement!! le prix unitaire (120 Fcfa) de Thé en sachet (unité: Paquet) de taille Petit est très faible ou élevé. Prière de corriger ou de confirmer avec le QG. Attention ! Le prix unitaire d'achat (120 Fcfa) de Thé en sachet en Paquet (Petit) est relativement élevé par rapport aux autres prix observés dans cette zone. Prière de corriger ou de confirmer avec le QG.</w:t>
+      </w:r>
+    </w:p>
+    <w:p>
+      <w:r>
+        <w:rPr>
+          <w:b/>
+          <w:color w:val="4672C4"/>
+          <w:sz w:val="22"/>
+        </w:rPr>
+        <w:t>&gt;&gt; Section9b - Depenses non-alimentaires - 7 jours</w:t>
+      </w:r>
+    </w:p>
+    <w:p>
+      <w:pPr>
+        <w:ind w:left="283"/>
+      </w:pPr>
+      <w:r>
+        <w:rPr>
+          <w:sz w:val="20"/>
+        </w:rPr>
+        <w:t>- Peu plausible! le montant de la dépense pour Transport urbain/rural en moto-taxi semble faible. Veuillez, s'il vous plaît, confirmer cette information avec le QG ou la corriger.</w:t>
+      </w:r>
+    </w:p>
+    <w:p>
+      <w:r>
+        <w:rPr>
+          <w:b/>
+          <w:color w:val="4672C4"/>
+          <w:sz w:val="22"/>
+        </w:rPr>
+        <w:t>&gt;&gt; Section9c - Depenses non-alimentaires - 30 jours</w:t>
+      </w:r>
+    </w:p>
+    <w:p>
+      <w:pPr>
+        <w:ind w:left="283"/>
+      </w:pPr>
+      <w:r>
+        <w:rPr>
+          <w:sz w:val="20"/>
+        </w:rPr>
+        <w:t>- Peu plausible! le montant de la dépense pour  Savon de ménage, lessive en poudre, détergents (eau de javel, etc. ) semble trop élevé. Veuillez, s'il vous plaît, confirmer cette information avec le QG ou la corriger.</w:t>
+      </w:r>
+    </w:p>
+    <w:p>
+      <w:r>
+        <w:rPr>
+          <w:b/>
+          <w:color w:val="4672C4"/>
+          <w:sz w:val="22"/>
+        </w:rPr>
+        <w:t>&gt;&gt; Section10a - Existence entreprise non agricole</w:t>
+      </w:r>
+    </w:p>
+    <w:p>
+      <w:pPr>
+        <w:ind w:left="283"/>
+      </w:pPr>
+      <w:r>
+        <w:rPr>
+          <w:sz w:val="20"/>
+        </w:rPr>
+        <w:t>- Avertissement!!! Le ménage de FATOU DIATTA a comme taille 13 personnes dont ils vivent à ZIGUINCHOR Rural et aucune d'entre ne possède une entreprise non agricole, prière de revoir cette partie de la section 10 de ce menage.</w:t>
+      </w:r>
+    </w:p>
+    <w:p>
+      <w:r>
+        <w:rPr>
+          <w:b/>
+          <w:color w:val="4672C4"/>
+          <w:sz w:val="22"/>
+        </w:rPr>
+        <w:t>&gt;&gt; Section12 - Actifs du menage</w:t>
+      </w:r>
+    </w:p>
+    <w:p>
+      <w:pPr>
+        <w:ind w:left="283"/>
+      </w:pPr>
+      <w:r>
+        <w:rPr>
+          <w:sz w:val="20"/>
+        </w:rPr>
+        <w:t xml:space="preserve">- Attention ! Fer à repasser électrique a été revendu à 5000 Fcfa qui est relativement faible par rapport aux autres prix de revente observés dans cette zone. Prière de corriger ou de confirmer avec le QG. </w:t>
+        <w:br/>
+        <w:t>- Avertissement!!! Le prix d'achat (10000) de l'article  Matelas simple est inférieur aux prix de revente (70000)  avec l'âge du bien atteignant 4 ans. Prière de vérifier ou confirmer avec l'enquêté et mettre les bonnes valeurs après verification, s'il le faut.</w:t>
+      </w:r>
+    </w:p>
+    <w:p>
+      <w:r>
+        <w:rPr>
+          <w:b/>
+          <w:color w:val="4672C4"/>
+          <w:sz w:val="22"/>
+        </w:rPr>
+        <w:t>&gt;&gt; Section16a - Champs et parcelles</w:t>
+      </w:r>
+    </w:p>
+    <w:p>
+      <w:pPr>
+        <w:ind w:left="283"/>
+      </w:pPr>
+      <w:r>
+        <w:rPr>
+          <w:sz w:val="20"/>
+        </w:rPr>
+        <w:t xml:space="preserve">- Avertissement!! La parcelle a comme nom (PARCELLE RIZ 1) qui ne semble pas être un bon nom ou contient des lettres, prière de mettre le vrai nom de la parcelle. La superficie de la parcelle PARCELLE RIZ 1 selon l'exploitant est de 25 Mètre Carré (m^2) qui semble faible ou l'estimation ne semble pas bonne. Prière de corriger. La superficie de la parcelle PARCELLE RIZ 1 selon les mesures GPS est de 650.71 hectare qui semble élevé ou faible, prière de corriger. Le document légal (titre, acte, certificat etc. ) qui affirme votre possession de la parcelle PARCELLE RIZ 1 est  et semble exister dans les modalités, prière de prendre attache avec le QG pour plus d'explication afin de la classer bien. </w:t>
+        <w:br/>
+        <w:t xml:space="preserve">- Avertissement!! La parcelle a comme nom (PARCELLE RIZ 1) qui ne semble pas être un bon nom ou contient des lettres, prière de mettre le vrai nom de la parcelle. La superficie de la parcelle PARCELLE RIZ 1 selon l'exploitant est de 25 Mètre Carré (m^2) qui semble faible ou l'estimation ne semble pas bonne. Prière de corriger. La superficie de la parcelle PARCELLE RIZ 1 selon les mesures GPS est de 790.64 hectare qui semble élevé ou faible, prière de corriger. Le document légal (titre, acte, certificat etc. ) qui affirme votre possession de la parcelle PARCELLE RIZ 1 est  et semble exister dans les modalités, prière de prendre attache avec le QG pour plus d'explication afin de la classer bien. </w:t>
+        <w:br/>
+        <w:t xml:space="preserve">- Avertissement!! La parcelle a comme nom (PARCELLE RIZ 1) qui ne semble pas être un bon nom ou contient des lettres, prière de mettre le vrai nom de la parcelle. La superficie de la parcelle PARCELLE RIZ 1 selon l'exploitant est de 30 Mètre Carré (m^2) qui semble faible ou l'estimation ne semble pas bonne. Prière de corriger. La superficie de la parcelle PARCELLE RIZ 1 selon les mesures GPS est de 331.13 hectare qui semble élevé ou faible, prière de corriger. Le document légal (titre, acte, certificat etc. ) qui affirme votre possession de la parcelle PARCELLE RIZ 1 est  et semble exister dans les modalités, prière de prendre attache avec le QG pour plus d'explication afin de la classer bien. </w:t>
+        <w:br/>
+        <w:t xml:space="preserve">- Avertissement!! La parcelle a comme nom (PARCELLE RIZ 1) qui ne semble pas être un bon nom ou contient des lettres, prière de mettre le vrai nom de la parcelle. La superficie de la parcelle PARCELLE RIZ 1 selon l'exploitant est de 35 Mètre Carré (m^2) qui semble faible ou l'estimation ne semble pas bonne. Prière de corriger. La superficie de la parcelle PARCELLE RIZ 1 selon les mesures GPS est de 279.41 hectare qui semble élevé ou faible, prière de corriger. Le document légal (titre, acte, certificat etc. ) qui affirme votre possession de la parcelle PARCELLE RIZ 1 est  et semble exister dans les modalités, prière de prendre attache avec le QG pour plus d'explication afin de la classer bien. </w:t>
+        <w:br/>
+        <w:t>- La superficie de la parcelle RIZ selon l'exploitant est de 30 Mètre Carré (m^2) qui semble faible ou l'estimation ne semble pas bonne. Prière de corriger. La superficie de la parcelle RIZ selon les mesures GPS est de 1126.64 hectare qui semble élevé ou faible, prière de corriger. Le document légal (titre, acte, certificat etc. ) qui affirme votre possession de la parcelle RIZ est  et semble exister dans les modalités, prière de prendre attache avec le QG pour plus d'explication afin de la classer bien.</w:t>
       </w:r>
     </w:p>
     <w:p>
@@ -1973,7 +2932,7 @@
           </w:tcPr>
           <w:p>
             <w:r/>
-            <w:hyperlink r:id="rId11">
+            <w:hyperlink r:id="rId12">
               <w:r>
                 <w:rPr>
                   <w:color w:val="0563C1"/>
@@ -2026,13 +2985,13 @@
         <w:rPr>
           <w:sz w:val="20"/>
         </w:rPr>
-        <w:t xml:space="preserve">- Peu probable! BINETOU DIEME  n'arrive pas  à comprendre un petit texte lu dans une langue locale (s02q03). Veuillez corriger ou donner des explications au QG. </w:t>
+        <w:t xml:space="preserve">- Peu probable! BINETOU DIEME  n'arrive pas  à comprendre un petit texte lu dans une langue locale (s02q03). Veuillez corriger ou donner des explications au QG. Attention ! Le frais de scolarité (7000 Fcfa) de BINETOU DIEME en 1ére année de Secondaire 2 Général est relativement élevé par rapport aux autres frais de scolarités observés dans cette zone. Prière de corriger ou de confirmer avec le QG. </w:t>
         <w:br/>
         <w:t xml:space="preserve">- Peu probable! DIENABA DIATTA  n'arrive pas  à comprendre un petit texte lu dans une langue locale (s02q03). Veuillez corriger ou donner des explications au QG. </w:t>
         <w:br/>
         <w:t xml:space="preserve">- Peu probable! EL HADJI YAYA BADJI  n'arrive pas  à comprendre un petit texte lu dans une langue locale (s02q03). Veuillez corriger ou donner des explications au QG. Peu probable! EL HADJI YAYA BADJI  ne sait ni lire, ni écrire, ni comprendre dans aucune des langues  (s02q01,s02q02,s02q03). Veuillez corriger ou donner des explications au QG. Peu plausible EL HADJI YAYA BADJI fréquente au minimum le fondamental 1 mais ne sait ni lire ni comprendre la langue française, prière de corriger ou de confirmer avec le QG merci. </w:t>
         <w:br/>
-        <w:t xml:space="preserve">- Peu probable! KHANIME DIEME  n'arrive pas  à comprendre un petit texte lu dans une langue locale (s02q03). Veuillez corriger ou donner des explications au QG. </w:t>
+        <w:t xml:space="preserve">- Peu probable! KHANIME DIEME  n'arrive pas  à comprendre un petit texte lu dans une langue locale (s02q03). Veuillez corriger ou donner des explications au QG. Attention ! Le frais de scolarité (7000 Fcfa) de KHANIME DIEME en 1ére année de Secondaire 2 Général est relativement élevé par rapport aux autres frais de scolarités observés dans cette zone. Prière de corriger ou de confirmer avec le QG. </w:t>
         <w:br/>
         <w:t xml:space="preserve">- Peu probable! MAME AMINATA BADJI  n'arrive pas  à comprendre un petit texte lu dans une langue locale (s02q03). Veuillez corriger ou donner des explications au QG. </w:t>
         <w:br/>
@@ -2145,7 +3104,28 @@
         <w:rPr>
           <w:sz w:val="20"/>
         </w:rPr>
-        <w:t>- Le ménage a consommé Ail mais les informations sur la quantité, l'unité ou la taille ne sont pas renseignées.Prière de renseigner. Le ménage a consommé Arachides grillées décortiquées mais les informations sur la quantité, l'unité ou la taille ne sont pas renseignées.Prière de renseigner. Le ménage a consommé Aubergine   mais les informations sur la quantité, l'unité ou la taille ne sont pas renseignées.Prière de renseigner. Le ménage a consommé Aubergine sauvage  mais les informations sur la quantité, l'unité ou la taille ne sont pas renseignées.Prière de renseigner. Le ménage a consommé Autres tisanes et infusions n.d.a. (quinqueliba, citronnelle, etc.) mais les informations sur la quantité, l'unité ou la taille ne sont pas renseignées.Prière de renseigner. Le ménage a consommé Carotte mais les informations sur la quantité, l'unité ou la taille ne sont pas renseignées.Prière de renseigner. Le ménage a consommé Chocolat pâte à tartiner mais les informations sur la quantité, l'unité ou la taille ne sont pas renseignées.Prière de renseigner. Le ménage a consommé Choux mais les informations sur la quantité, l'unité ou la taille ne sont pas renseignées.Prière de renseigner. Le ménage a consommé Citron mais les informations sur la quantité, l'unité ou la taille ne sont pas renseignées.Prière de renseigner. Le ménage a consommé Cube alimentaire (Maggi, Jumbo, ) mais les informations sur la quantité, l'unité ou la taille ne sont pas renseignées.Prière de renseigner. Le ménage a consommé Escargots mais les informations sur la quantité, l'unité ou la taille ne sont pas renseignées.Prière de renseigner. Le ménage a consommé Huile de palme brute mais les informations sur la quantité, l'unité ou la taille ne sont pas renseignées.Prière de renseigner. Le ménage a consommé Lait en poudre mais les informations sur la quantité, l'unité ou la taille ne sont pas renseignées.Prière de renseigner. Le ménage a consommé Manioc en tubercules mais les informations sur la quantité, l'unité ou la taille ne sont pas renseignées.Prière de renseigner. Le ménage a consommé Mayonnaise mais les informations sur la quantité, l'unité ou la taille ne sont pas renseignées.Prière de renseigner. Le ménage a consommé Moutarde mais les informations sur la quantité, l'unité ou la taille ne sont pas renseignées.Prière de renseigner. Le ménage a consommé Mâchoiron Frais mais les informations sur la quantité, l'unité ou la taille ne sont pas renseignées.Prière de renseigner. Le ménage a consommé Oignon frais mais les informations sur la quantité, l'unité ou la taille ne sont pas renseignées.Prière de renseigner. Le ménage a consommé Pain moderne (Baguette) mais les informations sur la quantité, l'unité ou la taille ne sont pas renseignées.Prière de renseigner. Le ménage a consommé Patate douce mais les informations sur la quantité, l'unité ou la taille ne sont pas renseignées.Prière de renseigner. Le ménage a consommé Piment séché mais les informations sur la quantité, l'unité ou la taille ne sont pas renseignées.Prière de renseigner. Le ménage a consommé Poireau mais les informations sur la quantité, l'unité ou la taille ne sont pas renseignées.Prière de renseigner. Le ménage a consommé Poisson de mer séché (yayeboye) mais les informations sur la quantité, l'unité ou la taille ne sont pas renseignées.Prière de renseigner. Le ménage a consommé Poisson frais type 7 mais les informations sur la quantité, l'unité ou la taille ne sont pas renseignées.Prière de renseigner. Le ménage a consommé Poivre mais les informations sur la quantité, l'unité ou la taille ne sont pas renseignées.Prière de renseigner. Le ménage a consommé Poivron frais mais les informations sur la quantité, l'unité ou la taille ne sont pas renseignées.Prière de renseigner. Le ménage a consommé Riz local Gambiaka mais les informations sur la quantité, l'unité ou la taille ne sont pas renseignées.Prière de renseigner. Le ménage a consommé Sel mais les informations sur la quantité, l'unité ou la taille ne sont pas renseignées.Prière de renseigner. Difficile de consommer le Sel en   prière de verifier. Le ménage a consommé Spaghettis mais les informations sur la quantité, l'unité ou la taille ne sont pas renseignées.Prière de renseigner. Le ménage a consommé Sucre en poudre  mais les informations sur la quantité, l'unité ou la taille ne sont pas renseignées.Prière de renseigner. Le ménage a consommé Viande de bœuf: côte, entrecôte, bifteck mais les informations sur la quantité, l'unité ou la taille ne sont pas renseignées.Prière de renseigner.</w:t>
+        <w:t>- Attention ! Soupçons de quantité anormale! Le ménage de DIENABA DIATTA avec une taille de 8 personnes a consommé 4 Sachets industriel en Petit de Moutarde qui est relativement élevé comme consommation par rapport à la condition de vie des autres ménages de même taille dans cette zone. Prière de corriger ou de confirmer avec le QG. Incohérence!! Dans ce ménage, chaque individus consomme par jour .5714286 Kg  de cereale; Prière de revoir les quantités prises de ces produits.</w:t>
+      </w:r>
+    </w:p>
+    <w:p>
+      <w:r>
+        <w:rPr>
+          <w:b/>
+          <w:color w:val="4672C4"/>
+          <w:sz w:val="22"/>
+        </w:rPr>
+        <w:t>&gt;&gt; Section12 - Actifs du menage</w:t>
+      </w:r>
+    </w:p>
+    <w:p>
+      <w:pPr>
+        <w:ind w:left="283"/>
+      </w:pPr>
+      <w:r>
+        <w:rPr>
+          <w:sz w:val="20"/>
+        </w:rPr>
+        <w:t>- Attention ! Bicyclette, vélo de course a été revendu à 50000 Fcfa qui est relativement élevé par rapport aux autres prix de revente observés dans cette zone. Prière de corriger ou de confirmer avec le QG.</w:t>
       </w:r>
     </w:p>
     <w:p>
@@ -2167,6 +3147,453 @@
           <w:sz w:val="20"/>
         </w:rPr>
         <w:t>- La superficie de la parcelle PARCELLES ELOULE selon l'exploitant est de 6.82 Mètre Carré (m^2) qui semble faible ou l'estimation ne semble pas bonne. Prière de corriger. Le salaire d'un homme de 15ans et plus ayant travaillé sur la parcelle PARCELLES ELOULE par jours au moment de la période de préparation du sol (labour) et des semis est de 222.2222 FCFA qui semble faible ou  élevé, prière de corriger. Le salaire d'un homme de 15ans et plus ayant travaillé sur la parcelle PARCELLES ELOULE par jours au moment de la période d'entretien du sol (sarclage, etc.) est de 133.3333 FCFA qui semble faible ou  élevé, prière de corriger.</w:t>
+      </w:r>
+    </w:p>
+    <w:p>
+      <w:r>
+        <w:t>________________________________________________________________________________</w:t>
+      </w:r>
+    </w:p>
+    <w:p>
+      <w:pPr>
+        <w:pStyle w:val="Heading2"/>
+      </w:pPr>
+      <w:r>
+        <w:t>Menage 8</w:t>
+      </w:r>
+    </w:p>
+    <w:tbl>
+      <w:tblPr>
+        <w:tblStyle w:val="TableGrid"/>
+        <w:tblW w:type="auto" w:w="0"/>
+        <w:tblLook w:firstColumn="1" w:firstRow="1" w:lastColumn="0" w:lastRow="0" w:noHBand="0" w:noVBand="1" w:val="04A0"/>
+      </w:tblPr>
+      <w:tblGrid>
+        <w:gridCol w:w="1662"/>
+        <w:gridCol w:w="1662"/>
+        <w:gridCol w:w="1662"/>
+        <w:gridCol w:w="1662"/>
+        <w:gridCol w:w="1662"/>
+        <w:gridCol w:w="1662"/>
+      </w:tblGrid>
+      <w:tr>
+        <w:tc>
+          <w:tcPr>
+            <w:tcW w:type="dxa" w:w="1662"/>
+            <w:shd w:fill="5B9BD5"/>
+          </w:tcPr>
+          <w:p>
+            <w:r>
+              <w:rPr>
+                <w:b/>
+                <w:color w:val="FFFFFF"/>
+                <w:sz w:val="16"/>
+              </w:rPr>
+              <w:t>Interview Key</w:t>
+            </w:r>
+          </w:p>
+        </w:tc>
+        <w:tc>
+          <w:tcPr>
+            <w:tcW w:type="dxa" w:w="1662"/>
+            <w:shd w:fill="5B9BD5"/>
+          </w:tcPr>
+          <w:p>
+            <w:r>
+              <w:rPr>
+                <w:b/>
+                <w:color w:val="FFFFFF"/>
+                <w:sz w:val="16"/>
+              </w:rPr>
+              <w:t>Interview ID</w:t>
+            </w:r>
+          </w:p>
+        </w:tc>
+        <w:tc>
+          <w:tcPr>
+            <w:tcW w:type="dxa" w:w="1662"/>
+            <w:shd w:fill="5B9BD5"/>
+          </w:tcPr>
+          <w:p>
+            <w:r>
+              <w:rPr>
+                <w:b/>
+                <w:color w:val="FFFFFF"/>
+                <w:sz w:val="16"/>
+              </w:rPr>
+              <w:t>ID Agent</w:t>
+            </w:r>
+          </w:p>
+        </w:tc>
+        <w:tc>
+          <w:tcPr>
+            <w:tcW w:type="dxa" w:w="1662"/>
+            <w:shd w:fill="5B9BD5"/>
+          </w:tcPr>
+          <w:p>
+            <w:r>
+              <w:rPr>
+                <w:b/>
+                <w:color w:val="FFFFFF"/>
+                <w:sz w:val="16"/>
+              </w:rPr>
+              <w:t>ID Equipe</w:t>
+            </w:r>
+          </w:p>
+        </w:tc>
+        <w:tc>
+          <w:tcPr>
+            <w:tcW w:type="dxa" w:w="1662"/>
+            <w:shd w:fill="5B9BD5"/>
+          </w:tcPr>
+          <w:p>
+            <w:r>
+              <w:rPr>
+                <w:b/>
+                <w:color w:val="FFFFFF"/>
+                <w:sz w:val="16"/>
+              </w:rPr>
+              <w:t>Agent</w:t>
+            </w:r>
+          </w:p>
+        </w:tc>
+        <w:tc>
+          <w:tcPr>
+            <w:tcW w:type="dxa" w:w="1662"/>
+            <w:shd w:fill="5B9BD5"/>
+          </w:tcPr>
+          <w:p>
+            <w:r>
+              <w:rPr>
+                <w:b/>
+                <w:color w:val="FFFFFF"/>
+                <w:sz w:val="16"/>
+              </w:rPr>
+              <w:t>Chef d'equipe</w:t>
+            </w:r>
+          </w:p>
+        </w:tc>
+      </w:tr>
+      <w:tr>
+        <w:tc>
+          <w:tcPr>
+            <w:tcW w:type="dxa" w:w="1662"/>
+          </w:tcPr>
+          <w:p>
+            <w:r>
+              <w:rPr>
+                <w:sz w:val="14"/>
+              </w:rPr>
+              <w:t>61-39-89-09</w:t>
+            </w:r>
+          </w:p>
+        </w:tc>
+        <w:tc>
+          <w:tcPr>
+            <w:tcW w:type="dxa" w:w="1662"/>
+          </w:tcPr>
+          <w:p>
+            <w:r>
+              <w:rPr>
+                <w:sz w:val="14"/>
+              </w:rPr>
+              <w:t>378a2fb2fb7b40ec951189b11095a9b1</w:t>
+            </w:r>
+          </w:p>
+        </w:tc>
+        <w:tc>
+          <w:tcPr>
+            <w:tcW w:type="dxa" w:w="1662"/>
+          </w:tcPr>
+          <w:p>
+            <w:r>
+              <w:rPr>
+                <w:sz w:val="14"/>
+              </w:rPr>
+              <w:t>EQ38_enq3</w:t>
+            </w:r>
+          </w:p>
+        </w:tc>
+        <w:tc>
+          <w:tcPr>
+            <w:tcW w:type="dxa" w:w="1662"/>
+          </w:tcPr>
+          <w:p>
+            <w:r>
+              <w:rPr>
+                <w:sz w:val="14"/>
+              </w:rPr>
+              <w:t>Equipe38</w:t>
+            </w:r>
+          </w:p>
+        </w:tc>
+        <w:tc>
+          <w:tcPr>
+            <w:tcW w:type="dxa" w:w="1662"/>
+          </w:tcPr>
+          <w:p>
+            <w:r>
+              <w:rPr>
+                <w:sz w:val="14"/>
+              </w:rPr>
+              <w:t>Michel SECK</w:t>
+            </w:r>
+          </w:p>
+        </w:tc>
+        <w:tc>
+          <w:tcPr>
+            <w:tcW w:type="dxa" w:w="1662"/>
+          </w:tcPr>
+          <w:p>
+            <w:r>
+              <w:rPr>
+                <w:sz w:val="14"/>
+              </w:rPr>
+              <w:t>Abibou NDIAYE</w:t>
+            </w:r>
+          </w:p>
+        </w:tc>
+      </w:tr>
+    </w:tbl>
+    <w:p/>
+    <w:tbl>
+      <w:tblPr>
+        <w:tblStyle w:val="TableGrid"/>
+        <w:tblW w:type="auto" w:w="0"/>
+        <w:tblLook w:firstColumn="1" w:firstRow="1" w:lastColumn="0" w:lastRow="0" w:noHBand="0" w:noVBand="1" w:val="04A0"/>
+      </w:tblPr>
+      <w:tblGrid>
+        <w:gridCol w:w="3324"/>
+        <w:gridCol w:w="3324"/>
+        <w:gridCol w:w="3324"/>
+      </w:tblGrid>
+      <w:tr>
+        <w:tc>
+          <w:tcPr>
+            <w:tcW w:type="dxa" w:w="3324"/>
+            <w:shd w:fill="70AD47"/>
+          </w:tcPr>
+          <w:p>
+            <w:r>
+              <w:rPr>
+                <w:b/>
+                <w:color w:val="FFFFFF"/>
+                <w:sz w:val="18"/>
+              </w:rPr>
+              <w:t>Chef de Menage</w:t>
+            </w:r>
+          </w:p>
+        </w:tc>
+        <w:tc>
+          <w:tcPr>
+            <w:tcW w:type="dxa" w:w="3324"/>
+            <w:shd w:fill="70AD47"/>
+          </w:tcPr>
+          <w:p>
+            <w:r>
+              <w:rPr>
+                <w:b/>
+                <w:color w:val="FFFFFF"/>
+                <w:sz w:val="18"/>
+              </w:rPr>
+              <w:t>Quartier/Village (s00q05)</w:t>
+            </w:r>
+          </w:p>
+        </w:tc>
+        <w:tc>
+          <w:tcPr>
+            <w:tcW w:type="dxa" w:w="3324"/>
+            <w:shd w:fill="70AD47"/>
+          </w:tcPr>
+          <w:p>
+            <w:r>
+              <w:rPr>
+                <w:b/>
+                <w:color w:val="FFFFFF"/>
+                <w:sz w:val="18"/>
+              </w:rPr>
+              <w:t>Localisation GPS</w:t>
+            </w:r>
+          </w:p>
+        </w:tc>
+      </w:tr>
+      <w:tr>
+        <w:tc>
+          <w:tcPr>
+            <w:tcW w:type="dxa" w:w="3324"/>
+          </w:tcPr>
+          <w:p>
+            <w:r>
+              <w:rPr>
+                <w:sz w:val="18"/>
+              </w:rPr>
+              <w:t>BAMASSA DIATTA</w:t>
+            </w:r>
+          </w:p>
+        </w:tc>
+        <w:tc>
+          <w:tcPr>
+            <w:tcW w:type="dxa" w:w="3324"/>
+          </w:tcPr>
+          <w:p>
+            <w:r>
+              <w:rPr>
+                <w:sz w:val="18"/>
+              </w:rPr>
+              <w:t>N/A</w:t>
+            </w:r>
+          </w:p>
+        </w:tc>
+        <w:tc>
+          <w:tcPr>
+            <w:tcW w:type="dxa" w:w="3324"/>
+          </w:tcPr>
+          <w:p>
+            <w:r/>
+            <w:hyperlink r:id="rId13">
+              <w:r>
+                <w:rPr>
+                  <w:color w:val="0563C1"/>
+                  <w:u w:val="single"/>
+                </w:rPr>
+                <w:t>TENDOUCK</w:t>
+              </w:r>
+            </w:hyperlink>
+          </w:p>
+        </w:tc>
+      </w:tr>
+    </w:tbl>
+    <w:p/>
+    <w:p>
+      <w:r>
+        <w:rPr>
+          <w:b/>
+          <w:color w:val="4672C4"/>
+          <w:sz w:val="22"/>
+        </w:rPr>
+        <w:t>&gt;&gt; Section2 - Education</w:t>
+      </w:r>
+    </w:p>
+    <w:p>
+      <w:pPr>
+        <w:ind w:left="283"/>
+      </w:pPr>
+      <w:r>
+        <w:rPr>
+          <w:sz w:val="20"/>
+        </w:rPr>
+        <w:t xml:space="preserve">- Peu probable! BAMASSA DIATTA  n'arrive pas  à comprendre un petit texte lu dans une langue locale (s02q03). Veuillez corriger ou donner des explications au QG. Peu probable! BAMASSA DIATTA  ne sait ni lire, ni écrire, ni comprendre dans aucune des langues  (s02q01,s02q02,s02q03). Veuillez corriger ou donner des explications au QG. </w:t>
+        <w:br/>
+        <w:t xml:space="preserve">- Peu probable! BISMOYE DIATTA  n'arrive pas  à comprendre un petit texte lu dans une langue locale (s02q03). Veuillez corriger ou donner des explications au QG. </w:t>
+        <w:br/>
+        <w:t>- Peu probable! MAMADOU DIATTA  n'arrive pas  à comprendre un petit texte lu dans une langue locale (s02q03). Veuillez corriger ou donner des explications au QG.</w:t>
+      </w:r>
+    </w:p>
+    <w:p>
+      <w:r>
+        <w:rPr>
+          <w:b/>
+          <w:color w:val="4672C4"/>
+          <w:sz w:val="22"/>
+        </w:rPr>
+        <w:t>&gt;&gt; Section4b - Emploi - Activite principale</w:t>
+      </w:r>
+    </w:p>
+    <w:p>
+      <w:pPr>
+        <w:ind w:left="283"/>
+      </w:pPr>
+      <w:r>
+        <w:rPr>
+          <w:sz w:val="20"/>
+        </w:rPr>
+        <w:t>- Nombre de mois exercé par MAMADOU DIATTA dans l'emploi au cours des 12 derniers mois semble faible, veuillez corriger s'il vous plait ou comfirmer avec le QG.</w:t>
+      </w:r>
+    </w:p>
+    <w:p>
+      <w:r>
+        <w:rPr>
+          <w:b/>
+          <w:color w:val="4672C4"/>
+          <w:sz w:val="22"/>
+        </w:rPr>
+        <w:t>&gt;&gt; Section4c - Emploi - Activite secondaire</w:t>
+      </w:r>
+    </w:p>
+    <w:p>
+      <w:pPr>
+        <w:ind w:left="283"/>
+      </w:pPr>
+      <w:r>
+        <w:rPr>
+          <w:sz w:val="20"/>
+        </w:rPr>
+        <w:t>- Prière de changer la branche d'activité de MAMADOU DIATTA, les agriculteurs dont leurs cultures est principalement destiné à la consommation du ménage sont des (Agriculteurs, subsistances) et ceux qui le font avec l'élevage sont des (Agriculteurs et eleveurs, subsistances). Avertissement!!! les informations de MAMADOU DIATTA sur le nombre de mois, jours ou heures de son emploi secondaire sont superieur a celles de son emploi principal , veuillez corriger ou confirmer aupres du QG.</w:t>
+      </w:r>
+    </w:p>
+    <w:p>
+      <w:r>
+        <w:rPr>
+          <w:b/>
+          <w:color w:val="4672C4"/>
+          <w:sz w:val="22"/>
+        </w:rPr>
+        <w:t>&gt;&gt; Section7b - Consommation alimentaire - 7 jours</w:t>
+      </w:r>
+    </w:p>
+    <w:p>
+      <w:pPr>
+        <w:ind w:left="283"/>
+      </w:pPr>
+      <w:r>
+        <w:rPr>
+          <w:sz w:val="20"/>
+        </w:rPr>
+        <w:t>- Attention ! Le prix unitaire d'achat (50 Fcfa) de Sucre en poudre  en Sachets (Petit) est relativement faible par rapport aux autres prix observés dans cette zone. Prière de corriger ou de confirmer avec le QG.</w:t>
+      </w:r>
+    </w:p>
+    <w:p>
+      <w:r>
+        <w:rPr>
+          <w:b/>
+          <w:color w:val="4672C4"/>
+          <w:sz w:val="22"/>
+        </w:rPr>
+        <w:t>&gt;&gt; Section10a - Existence entreprise non agricole</w:t>
+      </w:r>
+    </w:p>
+    <w:p>
+      <w:pPr>
+        <w:ind w:left="283"/>
+      </w:pPr>
+      <w:r>
+        <w:rPr>
+          <w:sz w:val="20"/>
+        </w:rPr>
+        <w:t>- Avertissement!!! Le ménage de BAMASSA DIATTA a comme taille 3 personnes dont ils vivent à ZIGUINCHOR Rural et aucune d'entre ne possède une entreprise non agricole, prière de revoir cette partie de la section 10 de ce menage.</w:t>
+      </w:r>
+    </w:p>
+    <w:p>
+      <w:r>
+        <w:rPr>
+          <w:b/>
+          <w:color w:val="4672C4"/>
+          <w:sz w:val="22"/>
+        </w:rPr>
+        <w:t>&gt;&gt; Section16a - Champs et parcelles</w:t>
+      </w:r>
+    </w:p>
+    <w:p>
+      <w:pPr>
+        <w:ind w:left="283"/>
+      </w:pPr>
+      <w:r>
+        <w:rPr>
+          <w:sz w:val="20"/>
+        </w:rPr>
+        <w:t xml:space="preserve">- Avertissement!! La parcelle a comme nom (PARCELLE RIZ 1) qui ne semble pas être un bon nom ou contient des lettres, prière de mettre le vrai nom de la parcelle. La superficie de la parcelle PARCELLE RIZ 1 selon l'exploitant est de 20 Mètre Carré (m^2) qui semble faible ou l'estimation ne semble pas bonne. Prière de corriger. Le nombre de Garçon moins de 15 ans (25) non membre du ménage de BAMASSA DIATTA ayant travaillé dans la parcelle PARCELLE RIZ 1 pour la période des récoltes semble élevé, prière de corriger. Le salaire total payé de toutes catégories confondues par le ménage BAMASSA DIATTA pour la main-d'oeuvre non-familiale sur la parcelle PARCELLE RIZ 1 au cours de la campagne pour la période d'entretien du sol (sarclage, etc.) est de 0 qui semble élevé ou faible. Merci de corriger. Le nombre de personnes toutes catégories confondues des main-d'oeuvre non-familiale sur la parcelle PARCELLE RIZ 1 au cours de la campagne pour la période des récoltes est de 25 personnes qui semble faible ou élevé. Merci de corriger. Le salaire total payé de toutes catégories confondues par le ménage BAMASSA DIATTA pour la main-d'oeuvre non-familiale sur la parcelle PARCELLE RIZ 1 au cours de la campagne pour la période des récoltes est de 0 qui semble élevé ou faible. Merci de corriger. La superficie de la parcelle PARCELLE RIZ 1 selon les mesures GPS est de 182.99 hectare qui semble élevé ou faible, prière de corriger. Le document légal (titre, acte, certificat etc. ) qui affirme votre possession de la parcelle PARCELLE RIZ 1 est  et semble exister dans les modalités, prière de prendre attache avec le QG pour plus d'explication afin de la classer bien. </w:t>
+        <w:br/>
+        <w:t>- Avertissement!! La parcelle a comme nom (PARCELLE RIZ 1) qui ne semble pas être un bon nom ou contient des lettres, prière de mettre le vrai nom de la parcelle. La superficie de la parcelle PARCELLE RIZ 1 selon l'exploitant est de 25 Mètre Carré (m^2) qui semble faible ou l'estimation ne semble pas bonne. Prière de corriger. Le nombre d'homme de 15 ans et plus (25) non membre du ménage de BAMASSA DIATTA ayant travaillé dans la parcelle PARCELLE RIZ 1 pour la période d'entretien du sol semble élevé, prière de corriger. Le nombre de personnes toutes catégories confondues des main-d'oeuvre non-familiale sur la parcelle PARCELLE RIZ 1 au cours de la campagne pour la période d'entretien du sol (sarclage, etc.) est de 28 personnes qui semble faible ou élevé. Merci de corriger. Le salaire total payé de toutes catégories confondues par le ménage BAMASSA DIATTA pour la main-d'oeuvre non-familiale sur la parcelle PARCELLE RIZ 1 au cours de la campagne pour la période des récoltes est de 0 qui semble élevé ou faible. Merci de corriger. Le salaire d'un homme de 15ans et plus ayant travaillé sur la parcelle PARCELLE RIZ 1 par jours au moment de la période d'entretien du sol (sarclage, etc.) est de 200 FCFA qui semble faible ou  élevé, prière de corriger. La superficie de la parcelle PARCELLE RIZ 1 selon les mesures GPS est de 496.47 hectare qui semble élevé ou faible, prière de corriger. Le document légal (titre, acte, certificat etc. ) qui affirme votre possession de la parcelle PARCELLE RIZ 1 est  et semble exister dans les modalités, prière de prendre attache avec le QG pour plus d'explication afin de la classer bien.</w:t>
       </w:r>
     </w:p>
     <w:p>
@@ -2470,7 +3897,7 @@
           </w:tcPr>
           <w:p>
             <w:r/>
-            <w:hyperlink r:id="rId12">
+            <w:hyperlink r:id="rId14">
               <w:r>
                 <w:rPr>
                   <w:color w:val="0563C1"/>
@@ -2525,8 +3952,6 @@
         </w:rPr>
         <w:t xml:space="preserve">- Avertissement!!!  RAMATOULAYE SAGNA  ne possède pas le téléphone android, a accès à l'internet , prière de confirmer cette information. </w:t>
         <w:br/>
-        <w:t xml:space="preserve">- Attention ! Le montant (4000 Fcfa) dépensé ou reçu en cadeau pour les cartes prépayées, les transferts de crédit et les abonnements de  MARIETOU DIEME est relativement élevé par rapport aux autres montants depansés observés dans cette zone. Prière de corriger ou de confirmer avec le QG. Attention ! Le montant (4000 Fcfa) dépensé ou reçu en cadeau pour les recharges internet ou de forfaits de données mobiles(hors appels vocaux), aucours des 30 derniers jours de  MARIETOU DIEME est relativement élevé par rapport aux autres montants depansés observés dans cette zone. Prière de corriger ou de confirmer avec le QG. </w:t>
-        <w:br/>
         <w:t>- Les informations sur l'acte de naissance (ni Jours, ni mois et ni années) de  MAMADOU DIALLO  manquent, s'il vous plait pouvez-vous fournir d'effort pour avoir ces informations.</w:t>
       </w:r>
     </w:p>
@@ -2555,27 +3980,6 @@
         <w:t xml:space="preserve">- Peu probable! MAMADOU DIALLO  n'arrive pas  à comprendre un petit texte lu dans une langue locale (s02q03). Veuillez corriger ou donner des explications au QG. </w:t>
         <w:br/>
         <w:t>- Peu probable! RAMATOULAYE SAGNA  n'arrive pas  à comprendre un petit texte lu dans une langue locale (s02q03). Veuillez corriger ou donner des explications au QG. Peu probable! RAMATOULAYE SAGNA  ne sait ni lire, ni écrire, ni comprendre dans aucune des langues  (s02q01,s02q02,s02q03). Veuillez corriger ou donner des explications au QG.</w:t>
-      </w:r>
-    </w:p>
-    <w:p>
-      <w:r>
-        <w:rPr>
-          <w:b/>
-          <w:color w:val="4672C4"/>
-          <w:sz w:val="22"/>
-        </w:rPr>
-        <w:t>&gt;&gt; Section3 - Sante</w:t>
-      </w:r>
-    </w:p>
-    <w:p>
-      <w:pPr>
-        <w:ind w:left="283"/>
-      </w:pPr>
-      <w:r>
-        <w:rPr>
-          <w:sz w:val="20"/>
-        </w:rPr>
-        <w:t>- Vous déclarez que FATOUMATA  SANE dans ce ménage s'est consulté dans un service de santé, ou chez un guérisseur au cours des 3 derniers mois sans hospitalisation (ne pas considérer les consultations prénatales) q13=Oui, mais vous avez pris NSP partout de la question q14 à q21.</w:t>
       </w:r>
     </w:p>
     <w:p>
@@ -2617,9 +4021,9 @@
         <w:rPr>
           <w:sz w:val="20"/>
         </w:rPr>
-        <w:t xml:space="preserve">- AvertissementMARIETOU DIEME  travaille mais les questions relatives à son emploi principal ne sont pas renseignées à 100%, prière de les renseigner. Attention! le nombre d'heure que MARIETOU DIEME a travaillé par jour semble être inferieur à 4, veuillez s'il vous plait confirmer cette information avec le QG. Le revenu de MARIETOU DIEME (.a) doit être renseigné. Prière de renseigner le revenu de MARIETOU DIEME. </w:t>
+        <w:t xml:space="preserve">- Attention ! Le nombre de jours que RAMATOULAYE SAGNA a travaillés par mois semble être inférieur à 15. Veuillez, s'il vous plaît, confirmer cette information. </w:t>
         <w:br/>
-        <w:t>-  AvertissementRAMATOULAYE SAGNA  travaille mais les questions relatives à son emploi principal ne sont pas renseignées à 100%, prière de les renseigner. Attention ! Le nombre de jours que RAMATOULAYE SAGNA a travaillés par mois semble être inférieur à 15. Veuillez, s'il vous plaît, confirmer cette information. Vous avez sélectionné l'option 'Ne sait pas' pour la catégorie socioprofessionnelle de RAMATOULAYE SAGNA ou vous ne l'avez pas renseigné. prière de corriger.</w:t>
+        <w:t>- Attention! le nombre d'heure que MARIETOU DIEME a travaillé par jour semble être inferieur à 4, veuillez s'il vous plait confirmer cette information avec le QG.</w:t>
       </w:r>
     </w:p>
     <w:p>
@@ -2640,7 +4044,7 @@
         <w:rPr>
           <w:sz w:val="20"/>
         </w:rPr>
-        <w:t>- AvertissementRAMATOULAYE SAGNA  travaille mais les questions relatives à son emploi secondaire ne sont pas renseignées à 100%, prière de les renseigner. Avertissement!!! la branche d'activité de RAMATOULAYE SAGNA est identique dans l'emploi principale et secondaire, prière de confirmer cette information avec le QG ou de corriger. Avertissement!!! les informations de RAMATOULAYE SAGNA sur le nombre de mois, jours ou heures de son emploi secondaire sont superieur a celles de son emploi principal , veuillez corriger ou confirmer aupres du QG.</w:t>
+        <w:t>- Avertissement!!! RAMATOULAYE SAGNA enquêté dans l'emploi principale n'a pas declaré son revenu prière de fournir plus d'effort pour lui demander son revenu, vous pouvez utiliser des stratégies pour faire une estimation ou demander des conseils au QG. Avertissement!!! les informations de RAMATOULAYE SAGNA sur le nombre de mois, jours ou heures de son emploi secondaire sont superieur a celles de son emploi principal , veuillez corriger ou confirmer aupres du QG.</w:t>
       </w:r>
     </w:p>
     <w:p>
@@ -2673,7 +4077,7 @@
           <w:color w:val="4672C4"/>
           <w:sz w:val="22"/>
         </w:rPr>
-        <w:t>&gt;&gt; Section7a1 - Repas pris a l'exterieur du menage</w:t>
+        <w:t>&gt;&gt; Section7b - Consommation alimentaire - 7 jours</w:t>
       </w:r>
     </w:p>
     <w:p>
@@ -2684,65 +4088,7 @@
         <w:rPr>
           <w:sz w:val="20"/>
         </w:rPr>
-        <w:t>- Attention ! La section sur le repas pris à l'extérieur du ménage n'est pas renseignée à 100 %. Prière de vérifier l'ensemble des questions relatives à cette section et de les renseigner en totalité.</w:t>
-      </w:r>
-    </w:p>
-    <w:p>
-      <w:r>
-        <w:rPr>
-          <w:b/>
-          <w:color w:val="4672C4"/>
-          <w:sz w:val="22"/>
-        </w:rPr>
-        <w:t>&gt;&gt; Section10b - caracteristiques entreprise non agricole</w:t>
-      </w:r>
-    </w:p>
-    <w:p>
-      <w:pPr>
-        <w:ind w:left="283"/>
-      </w:pPr>
-      <w:r>
-        <w:rPr>
-          <w:sz w:val="20"/>
-        </w:rPr>
-        <w:t>- La main d'oeuvre familiale pour MARIETOU DIEME ayant travaillé dans cette entreprise vente de produits alimentaires. aucours des 12 derniers mois n'est pas renseigner. Prière de reneigner toutes les informations qui lui concerne. La main d'oeuvre sariale de MARIETOU DIEME ayant travaillé dans cette entreprise vente de produits alimentaires. aucours des 30 derniers jours n'est pas renseigner. Prière de reneigner toutes les informations qui lui concerne.</w:t>
-      </w:r>
-    </w:p>
-    <w:p>
-      <w:r>
-        <w:rPr>
-          <w:b/>
-          <w:color w:val="4672C4"/>
-          <w:sz w:val="22"/>
-        </w:rPr>
-        <w:t>&gt;&gt; Section12 - Actifs du menage</w:t>
-      </w:r>
-    </w:p>
-    <w:p>
-      <w:pPr>
-        <w:ind w:left="283"/>
-      </w:pPr>
-      <w:r>
-        <w:rPr>
-          <w:sz w:val="20"/>
-        </w:rPr>
-        <w:t xml:space="preserve">- Avertissement!! La question s12q04 n'a pas été renseigner pour l'article: Appareil TV, prière de renseigner. </w:t>
-        <w:br/>
-        <w:t xml:space="preserve">- Avertissement!! La question s12q04 n'a pas été renseigner pour l'article: Bonbonne de gaz, prière de renseigner. </w:t>
-        <w:br/>
-        <w:t xml:space="preserve">- Avertissement!! La question s12q04 n'a pas été renseigner pour l'article: Fer à repasser à charbon, prière de renseigner. </w:t>
-        <w:br/>
-        <w:t xml:space="preserve">- Avertissement!! La question s12q04 n'a pas été renseigner pour l'article: Lit, prière de renseigner. </w:t>
-        <w:br/>
-        <w:t xml:space="preserve">- Avertissement!! La question s12q04 n'a pas été renseigner pour l'article: Matelas simple, prière de renseigner. </w:t>
-        <w:br/>
-        <w:t xml:space="preserve">- Avertissement!! La question s12q04 n'a pas été renseigner pour l'article: Radio simple/Radiocassette, prière de renseigner. </w:t>
-        <w:br/>
-        <w:t xml:space="preserve">- Avertissement!! La question s12q04 n'a pas été renseigner pour l'article: Table à manger  (table + chaises), prière de renseigner. </w:t>
-        <w:br/>
-        <w:t xml:space="preserve">- Avertissement!! La question s12q04 n'a pas été renseigner pour l'article: Tapis, prière de renseigner. </w:t>
-        <w:br/>
-        <w:t>- Avertissement!! La question s12q04 n'a pas été renseigner pour l'article: Téléphone portable, prière de renseigner.</w:t>
+        <w:t>- Attention ! Le prix unitaire d'achat (50 Fcfa) de Gombo frais en Pièce (Moyen) est relativement faible par rapport aux autres prix observés dans cette zone. Prière de corriger ou de confirmer avec le QG. Avertissement!!! Le ménage a consommé 5 Paquet Petit de Thé en sachet, cette quantité semble anormale pour une consommation des 7 derniers jours.Prière de corriger ou de confirmer avec le QG. Avertissement!! le prix unitaire (125 Fcfa) de Thé en sachet (unité: Paquet) de taille Petit est très faible ou élevé. Prière de corriger ou de confirmer avec le QG. Attention ! Le prix unitaire d'achat (125 Fcfa) de Thé en sachet en Paquet (Petit) est relativement élevé par rapport aux autres prix observés dans cette zone. Prière de corriger ou de confirmer avec le QG. Avertissement!!! Le ménage a consommé 8 Pièce Petit de Capitaine frais, cette quantité semble anormale pour une consommation des 7 derniers jours.Prière de corriger ou de confirmer avec le QG. Incohérence!! Dans ce ménage, chaque individus consomme par jour 1.042857 Kg  de cereale; Prière de revoir les quantités prises de ces produits.</w:t>
       </w:r>
     </w:p>
     <w:p>
@@ -2763,13 +4109,15 @@
         <w:rPr>
           <w:sz w:val="20"/>
         </w:rPr>
-        <w:t xml:space="preserve">- Avertissement!! Le champs a comme nom (CHAMPS 1 ELOULE) qui ne semble pas être un bon nom ou contient des lettres, prière de mettre le vrai nom du champs. Avertissement!! La parcelle a comme nom (PARCELLES 1 ELOULE) qui ne semble pas être un bon nom ou contient des lettres, prière de mettre le vrai nom de la parcelle. La superficie de la parcelle PARCELLES 1 ELOULE est de .a Mètre Carré (m^2), elle doit être renseignée et ne doit pas contenir des chiffres de 9999 ou 0. Prière de corriger. La superficie de la parcelle PARCELLES 1 ELOULE selon l'exploitant est de .a Mètre Carré (m^2) qui semble élevé ou l'estimation ne semble pas bonne. Prière de corriger. Le salaire total payé de toutes catégories confondues par le ménage RAMATOULAYE SAGNA pour la main-d'oeuvre non-familiale sur la parcelle PARCELLES 1 ELOULE au cours de la campagne pour la période d'entretien du sol (sarclage, etc.) est de 0 qui semble élevé ou faible. Merci de corriger. Nous constatons que la question qui porte sur la mésure du champs de la parcelle PARCELLES 1 ELOULE n'a pas été renseigné, la collecte était-il encours ou s'agit-il de quoi ? prière de verifier et corriger. Le document légal (titre, acte, certificat etc. ) qui affirme votre possession de la parcelle PARCELLES 1 ELOULE est  et semble exister dans les modalités, prière de prendre attache avec le QG pour plus d'explication afin de la classer bien. </w:t>
+        <w:t xml:space="preserve">- Avertissement!! Le champs a comme nom (CHAMPS 1 ELOULE) qui ne semble pas être un bon nom ou contient des lettres, prière de mettre le vrai nom du champs. Avertissement!! La parcelle a comme nom (PARCELLES 1 ELOULE) qui ne semble pas être un bon nom ou contient des lettres, prière de mettre le vrai nom de la parcelle. Le salaire total payé de toutes catégories confondues par le ménage RAMATOULAYE SAGNA pour la main-d'oeuvre non-familiale sur la parcelle PARCELLES 1 ELOULE au cours de la campagne pour la période d'entretien du sol (sarclage, etc.) est de 0 qui semble élevé ou faible. Merci de corriger. La superficie de la parcelle PARCELLES 1 ELOULE selon les mesures GPS est de 247.36 hectare qui semble élevé ou faible, prière de corriger. Le document légal (titre, acte, certificat etc. ) qui affirme votre possession de la parcelle PARCELLES 1 ELOULE est  et semble exister dans les modalités, prière de prendre attache avec le QG pour plus d'explication afin de la classer bien. </w:t>
         <w:br/>
-        <w:t xml:space="preserve">- Avertissement!! Le champs a comme nom (CHAMPS 1 ELOULE) qui ne semble pas être un bon nom ou contient des lettres, prière de mettre le vrai nom du champs. Avertissement!! La parcelle a comme nom (PARCELLES 1 ELOULE) qui ne semble pas être un bon nom ou contient des lettres, prière de mettre le vrai nom de la parcelle. La superficie de la parcelle PARCELLES 1 ELOULE est de .a Mètre Carré (m^2), elle doit être renseignée et ne doit pas contenir des chiffres de 9999 ou 0. Prière de corriger. La superficie de la parcelle PARCELLES 1 ELOULE selon l'exploitant est de .a Mètre Carré (m^2) qui semble élevé ou l'estimation ne semble pas bonne. Prière de corriger. Le salaire total payé de toutes catégories confondues par le ménage RAMATOULAYE SAGNA pour la main-d'oeuvre non-familiale sur la parcelle PARCELLES 1 ELOULE au cours de la campagne pour la période de préparation du sol (labour) et des semis est de 0 qui semble élevé ou faible. Merci de corriger. Le salaire total payé de toutes catégories confondues par le ménage RAMATOULAYE SAGNA pour la main-d'oeuvre non-familiale sur la parcelle PARCELLES 1 ELOULE au cours de la campagne pour la période d'entretien du sol (sarclage, etc.) est de 0 qui semble élevé ou faible. Merci de corriger. La superficie de la parcelle PARCELLES 1 ELOULE selon les mesures GPS est de .a hectare qui semble élevé ou faible, prière de corriger. Le document légal (titre, acte, certificat etc. ) qui affirme votre possession de la parcelle PARCELLES 1 ELOULE est  et semble exister dans les modalités, prière de prendre attache avec le QG pour plus d'explication afin de la classer bien. </w:t>
+        <w:t xml:space="preserve">- Avertissement!! Le champs a comme nom (CHAMPS 1 ELOULE) qui ne semble pas être un bon nom ou contient des lettres, prière de mettre le vrai nom du champs. Avertissement!! La parcelle a comme nom (PARCELLES 1 ELOULE) qui ne semble pas être un bon nom ou contient des lettres, prière de mettre le vrai nom de la parcelle. Le salaire total payé de toutes catégories confondues par le ménage RAMATOULAYE SAGNA pour la main-d'oeuvre non-familiale sur la parcelle PARCELLES 1 ELOULE au cours de la campagne pour la période de préparation du sol (labour) et des semis est de 0 qui semble élevé ou faible. Merci de corriger. Le salaire total payé de toutes catégories confondues par le ménage RAMATOULAYE SAGNA pour la main-d'oeuvre non-familiale sur la parcelle PARCELLES 1 ELOULE au cours de la campagne pour la période d'entretien du sol (sarclage, etc.) est de 0 qui semble élevé ou faible. Merci de corriger. La superficie de la parcelle PARCELLES 1 ELOULE selon les mesures GPS est de 136.43 hectare qui semble élevé ou faible, prière de corriger. Le document légal (titre, acte, certificat etc. ) qui affirme votre possession de la parcelle PARCELLES 1 ELOULE est  et semble exister dans les modalités, prière de prendre attache avec le QG pour plus d'explication afin de la classer bien. </w:t>
         <w:br/>
-        <w:t xml:space="preserve">- Avertissement!! Le champs a comme nom (CHAMPS 1 ELOULE) qui ne semble pas être un bon nom ou contient des lettres, prière de mettre le vrai nom du champs. Avertissement!! La parcelle a comme nom (PARCELLES 1 ELOULE) qui ne semble pas être un bon nom ou contient des lettres, prière de mettre le vrai nom de la parcelle. La superficie de la parcelle PARCELLES 1 ELOULE est de .a Mètre Carré (m^2), elle doit être renseignée et ne doit pas contenir des chiffres de 9999 ou 0. Prière de corriger. La superficie de la parcelle PARCELLES 1 ELOULE selon l'exploitant est de .a Mètre Carré (m^2) qui semble élevé ou l'estimation ne semble pas bonne. Prière de corriger. Le salaire total payé de toutes catégories confondues par le ménage RAMATOULAYE SAGNA pour la main-d'oeuvre non-familiale sur la parcelle PARCELLES 1 ELOULE au cours de la campagne pour la période de préparation du sol (labour) et des semis est de 0 qui semble élevé ou faible. Merci de corriger. Le salaire total payé de toutes catégories confondues par le ménage RAMATOULAYE SAGNA pour la main-d'oeuvre non-familiale sur la parcelle PARCELLES 1 ELOULE au cours de la campagne pour la période d'entretien du sol (sarclage, etc.) est de 0 qui semble élevé ou faible. Merci de corriger. Le salaire total payé de toutes catégories confondues par le ménage RAMATOULAYE SAGNA pour la main-d'oeuvre non-familiale sur la parcelle PARCELLES 1 ELOULE au cours de la campagne pour la période des récoltes est de 0 qui semble élevé ou faible. Merci de corriger. La superficie de la parcelle PARCELLES 1 ELOULE selon les mesures GPS est de .a hectare qui semble élevé ou faible, prière de corriger. Le document légal (titre, acte, certificat etc. ) qui affirme votre possession de la parcelle PARCELLES 1 ELOULE est  et semble exister dans les modalités, prière de prendre attache avec le QG pour plus d'explication afin de la classer bien. </w:t>
+        <w:t xml:space="preserve">- Avertissement!! Le champs a comme nom (CHAMPS 1 ELOULE) qui ne semble pas être un bon nom ou contient des lettres, prière de mettre le vrai nom du champs. Avertissement!! La parcelle a comme nom (PARCELLES 1 ELOULE) qui ne semble pas être un bon nom ou contient des lettres, prière de mettre le vrai nom de la parcelle. Le salaire total payé de toutes catégories confondues par le ménage RAMATOULAYE SAGNA pour la main-d'oeuvre non-familiale sur la parcelle PARCELLES 1 ELOULE au cours de la campagne pour la période de préparation du sol (labour) et des semis est de 0 qui semble élevé ou faible. Merci de corriger. Le salaire total payé de toutes catégories confondues par le ménage RAMATOULAYE SAGNA pour la main-d'oeuvre non-familiale sur la parcelle PARCELLES 1 ELOULE au cours de la campagne pour la période d'entretien du sol (sarclage, etc.) est de 0 qui semble élevé ou faible. Merci de corriger. La superficie de la parcelle PARCELLES 1 ELOULE selon les mesures GPS est de 373.84 hectare qui semble élevé ou faible, prière de corriger. Le document légal (titre, acte, certificat etc. ) qui affirme votre possession de la parcelle PARCELLES 1 ELOULE est  et semble exister dans les modalités, prière de prendre attache avec le QG pour plus d'explication afin de la classer bien. </w:t>
         <w:br/>
-        <w:t>- Avertissement!! Le champs a comme nom (CHAMPS 1 ELOULE) qui ne semble pas être un bon nom ou contient des lettres, prière de mettre le vrai nom du champs. Avertissement!! La parcelle a comme nom (PARCELLES 1 ELOULE) qui ne semble pas être un bon nom ou contient des lettres, prière de mettre le vrai nom de la parcelle. La superficie de la parcelle PARCELLES 1 ELOULE est de .a Mètre Carré (m^2), elle doit être renseignée et ne doit pas contenir des chiffres de 9999 ou 0. Prière de corriger. La superficie de la parcelle PARCELLES 1 ELOULE selon l'exploitant est de .a Mètre Carré (m^2) qui semble élevé ou l'estimation ne semble pas bonne. Prière de corriger. Le salaire total payé de toutes catégories confondues par le ménage RAMATOULAYE SAGNA pour la main-d'oeuvre non-familiale sur la parcelle PARCELLES 1 ELOULE au cours de la campagne pour la période de préparation du sol (labour) et des semis est de 0 qui semble élevé ou faible. Merci de corriger. Le salaire total payé de toutes catégories confondues par le ménage RAMATOULAYE SAGNA pour la main-d'oeuvre non-familiale sur la parcelle PARCELLES 1 ELOULE au cours de la campagne pour la période d'entretien du sol (sarclage, etc.) est de 0 qui semble élevé ou faible. Merci de corriger. Nous constatons que la question qui porte sur la mésure du champs de la parcelle PARCELLES 1 ELOULE n'a pas été renseigné, la collecte était-il encours ou s'agit-il de quoi ? prière de verifier et corriger. Le document légal (titre, acte, certificat etc. ) qui affirme votre possession de la parcelle PARCELLES 1 ELOULE est  et semble exister dans les modalités, prière de prendre attache avec le QG pour plus d'explication afin de la classer bien.</w:t>
+        <w:t xml:space="preserve">- Avertissement!! Le champs a comme nom (CHAMPS 1 ELOULE) qui ne semble pas être un bon nom ou contient des lettres, prière de mettre le vrai nom du champs. Avertissement!! La parcelle a comme nom (PARCELLES 1 ELOULE) qui ne semble pas être un bon nom ou contient des lettres, prière de mettre le vrai nom de la parcelle. Le salaire total payé de toutes catégories confondues par le ménage RAMATOULAYE SAGNA pour la main-d'oeuvre non-familiale sur la parcelle PARCELLES 1 ELOULE au cours de la campagne pour la période de préparation du sol (labour) et des semis est de 0 qui semble élevé ou faible. Merci de corriger. Le salaire total payé de toutes catégories confondues par le ménage RAMATOULAYE SAGNA pour la main-d'oeuvre non-familiale sur la parcelle PARCELLES 1 ELOULE au cours de la campagne pour la période d'entretien du sol (sarclage, etc.) est de 0 qui semble élevé ou faible. Merci de corriger. La superficie de la parcelle PARCELLES 1 ELOULE selon les mesures GPS est de 529.43 hectare qui semble élevé ou faible, prière de corriger. Le document légal (titre, acte, certificat etc. ) qui affirme votre possession de la parcelle PARCELLES 1 ELOULE est  et semble exister dans les modalités, prière de prendre attache avec le QG pour plus d'explication afin de la classer bien. </w:t>
+        <w:br/>
+        <w:t>- Avertissement!! Le champs a comme nom (CHAMPS 1 ELOULE) qui ne semble pas être un bon nom ou contient des lettres, prière de mettre le vrai nom du champs. Avertissement!! La parcelle a comme nom (PARCELLES 1 ELOULE) qui ne semble pas être un bon nom ou contient des lettres, prière de mettre le vrai nom de la parcelle. Le salaire total payé de toutes catégories confondues par le ménage RAMATOULAYE SAGNA pour la main-d'oeuvre non-familiale sur la parcelle PARCELLES 1 ELOULE au cours de la campagne pour la période de préparation du sol (labour) et des semis est de 0 qui semble élevé ou faible. Merci de corriger. Le salaire total payé de toutes catégories confondues par le ménage RAMATOULAYE SAGNA pour la main-d'oeuvre non-familiale sur la parcelle PARCELLES 1 ELOULE au cours de la campagne pour la période d'entretien du sol (sarclage, etc.) est de 0 qui semble élevé ou faible. Merci de corriger. Le salaire total payé de toutes catégories confondues par le ménage RAMATOULAYE SAGNA pour la main-d'oeuvre non-familiale sur la parcelle PARCELLES 1 ELOULE au cours de la campagne pour la période des récoltes est de 0 qui semble élevé ou faible. Merci de corriger. La superficie de la parcelle PARCELLES 1 ELOULE selon les mesures GPS est de 243.07 hectare qui semble élevé ou faible, prière de corriger. Le document légal (titre, acte, certificat etc. ) qui affirme votre possession de la parcelle PARCELLES 1 ELOULE est  et semble exister dans les modalités, prière de prendre attache avec le QG pour plus d'explication afin de la classer bien.</w:t>
       </w:r>
     </w:p>
     <w:p>
@@ -2790,6 +4138,8 @@
         <w:rPr>
           <w:sz w:val="20"/>
         </w:rPr>
+        <w:t xml:space="preserve">- La quantité estimée en Kg est incorrecte (Exemple : si le ménage a eu 10 sacs de 100kg = 10*100=1000kg), prière de corriger merci. </w:t>
+        <w:br/>
         <w:t xml:space="preserve">- La quantité estimée en Kg est incorrecte (Exemple : si le ménage a eu 10 sacs de 100kg = 10*100=1000kg), prière de corriger merci. </w:t>
         <w:br/>
         <w:t xml:space="preserve">- La quantité estimée en Kg est incorrecte (Exemple : si le ménage a eu 10 sacs de 100kg = 10*100=1000kg), prière de corriger merci. </w:t>
@@ -2819,7 +4169,513 @@
         </w:rPr>
         <w:t xml:space="preserve">- || </w:t>
         <w:br/>
+        <w:t xml:space="preserve">- </w:t>
+        <w:br/>
         <w:t>-  ||</w:t>
+      </w:r>
+    </w:p>
+    <w:p>
+      <w:r>
+        <w:t>________________________________________________________________________________</w:t>
+      </w:r>
+    </w:p>
+    <w:p>
+      <w:pPr>
+        <w:pStyle w:val="Heading2"/>
+      </w:pPr>
+      <w:r>
+        <w:t>Menage 10</w:t>
+      </w:r>
+    </w:p>
+    <w:tbl>
+      <w:tblPr>
+        <w:tblStyle w:val="TableGrid"/>
+        <w:tblW w:type="auto" w:w="0"/>
+        <w:tblLook w:firstColumn="1" w:firstRow="1" w:lastColumn="0" w:lastRow="0" w:noHBand="0" w:noVBand="1" w:val="04A0"/>
+      </w:tblPr>
+      <w:tblGrid>
+        <w:gridCol w:w="1662"/>
+        <w:gridCol w:w="1662"/>
+        <w:gridCol w:w="1662"/>
+        <w:gridCol w:w="1662"/>
+        <w:gridCol w:w="1662"/>
+        <w:gridCol w:w="1662"/>
+      </w:tblGrid>
+      <w:tr>
+        <w:tc>
+          <w:tcPr>
+            <w:tcW w:type="dxa" w:w="1662"/>
+            <w:shd w:fill="5B9BD5"/>
+          </w:tcPr>
+          <w:p>
+            <w:r>
+              <w:rPr>
+                <w:b/>
+                <w:color w:val="FFFFFF"/>
+                <w:sz w:val="16"/>
+              </w:rPr>
+              <w:t>Interview Key</w:t>
+            </w:r>
+          </w:p>
+        </w:tc>
+        <w:tc>
+          <w:tcPr>
+            <w:tcW w:type="dxa" w:w="1662"/>
+            <w:shd w:fill="5B9BD5"/>
+          </w:tcPr>
+          <w:p>
+            <w:r>
+              <w:rPr>
+                <w:b/>
+                <w:color w:val="FFFFFF"/>
+                <w:sz w:val="16"/>
+              </w:rPr>
+              <w:t>Interview ID</w:t>
+            </w:r>
+          </w:p>
+        </w:tc>
+        <w:tc>
+          <w:tcPr>
+            <w:tcW w:type="dxa" w:w="1662"/>
+            <w:shd w:fill="5B9BD5"/>
+          </w:tcPr>
+          <w:p>
+            <w:r>
+              <w:rPr>
+                <w:b/>
+                <w:color w:val="FFFFFF"/>
+                <w:sz w:val="16"/>
+              </w:rPr>
+              <w:t>ID Agent</w:t>
+            </w:r>
+          </w:p>
+        </w:tc>
+        <w:tc>
+          <w:tcPr>
+            <w:tcW w:type="dxa" w:w="1662"/>
+            <w:shd w:fill="5B9BD5"/>
+          </w:tcPr>
+          <w:p>
+            <w:r>
+              <w:rPr>
+                <w:b/>
+                <w:color w:val="FFFFFF"/>
+                <w:sz w:val="16"/>
+              </w:rPr>
+              <w:t>ID Equipe</w:t>
+            </w:r>
+          </w:p>
+        </w:tc>
+        <w:tc>
+          <w:tcPr>
+            <w:tcW w:type="dxa" w:w="1662"/>
+            <w:shd w:fill="5B9BD5"/>
+          </w:tcPr>
+          <w:p>
+            <w:r>
+              <w:rPr>
+                <w:b/>
+                <w:color w:val="FFFFFF"/>
+                <w:sz w:val="16"/>
+              </w:rPr>
+              <w:t>Agent</w:t>
+            </w:r>
+          </w:p>
+        </w:tc>
+        <w:tc>
+          <w:tcPr>
+            <w:tcW w:type="dxa" w:w="1662"/>
+            <w:shd w:fill="5B9BD5"/>
+          </w:tcPr>
+          <w:p>
+            <w:r>
+              <w:rPr>
+                <w:b/>
+                <w:color w:val="FFFFFF"/>
+                <w:sz w:val="16"/>
+              </w:rPr>
+              <w:t>Chef d'equipe</w:t>
+            </w:r>
+          </w:p>
+        </w:tc>
+      </w:tr>
+      <w:tr>
+        <w:tc>
+          <w:tcPr>
+            <w:tcW w:type="dxa" w:w="1662"/>
+          </w:tcPr>
+          <w:p>
+            <w:r>
+              <w:rPr>
+                <w:sz w:val="14"/>
+              </w:rPr>
+              <w:t>35-42-51-69</w:t>
+            </w:r>
+          </w:p>
+        </w:tc>
+        <w:tc>
+          <w:tcPr>
+            <w:tcW w:type="dxa" w:w="1662"/>
+          </w:tcPr>
+          <w:p>
+            <w:r>
+              <w:rPr>
+                <w:sz w:val="14"/>
+              </w:rPr>
+              <w:t>ded4cd3b4b1e458c81c563428ad42bec</w:t>
+            </w:r>
+          </w:p>
+        </w:tc>
+        <w:tc>
+          <w:tcPr>
+            <w:tcW w:type="dxa" w:w="1662"/>
+          </w:tcPr>
+          <w:p>
+            <w:r>
+              <w:rPr>
+                <w:sz w:val="14"/>
+              </w:rPr>
+              <w:t>EQ38_enq1</w:t>
+            </w:r>
+          </w:p>
+        </w:tc>
+        <w:tc>
+          <w:tcPr>
+            <w:tcW w:type="dxa" w:w="1662"/>
+          </w:tcPr>
+          <w:p>
+            <w:r>
+              <w:rPr>
+                <w:sz w:val="14"/>
+              </w:rPr>
+              <w:t>Equipe38</w:t>
+            </w:r>
+          </w:p>
+        </w:tc>
+        <w:tc>
+          <w:tcPr>
+            <w:tcW w:type="dxa" w:w="1662"/>
+          </w:tcPr>
+          <w:p>
+            <w:r>
+              <w:rPr>
+                <w:sz w:val="14"/>
+              </w:rPr>
+              <w:t>Abdou NDIAYE</w:t>
+            </w:r>
+          </w:p>
+        </w:tc>
+        <w:tc>
+          <w:tcPr>
+            <w:tcW w:type="dxa" w:w="1662"/>
+          </w:tcPr>
+          <w:p>
+            <w:r>
+              <w:rPr>
+                <w:sz w:val="14"/>
+              </w:rPr>
+              <w:t>Abibou NDIAYE</w:t>
+            </w:r>
+          </w:p>
+        </w:tc>
+      </w:tr>
+    </w:tbl>
+    <w:p/>
+    <w:tbl>
+      <w:tblPr>
+        <w:tblStyle w:val="TableGrid"/>
+        <w:tblW w:type="auto" w:w="0"/>
+        <w:tblLook w:firstColumn="1" w:firstRow="1" w:lastColumn="0" w:lastRow="0" w:noHBand="0" w:noVBand="1" w:val="04A0"/>
+      </w:tblPr>
+      <w:tblGrid>
+        <w:gridCol w:w="3324"/>
+        <w:gridCol w:w="3324"/>
+        <w:gridCol w:w="3324"/>
+      </w:tblGrid>
+      <w:tr>
+        <w:tc>
+          <w:tcPr>
+            <w:tcW w:type="dxa" w:w="3324"/>
+            <w:shd w:fill="70AD47"/>
+          </w:tcPr>
+          <w:p>
+            <w:r>
+              <w:rPr>
+                <w:b/>
+                <w:color w:val="FFFFFF"/>
+                <w:sz w:val="18"/>
+              </w:rPr>
+              <w:t>Chef de Menage</w:t>
+            </w:r>
+          </w:p>
+        </w:tc>
+        <w:tc>
+          <w:tcPr>
+            <w:tcW w:type="dxa" w:w="3324"/>
+            <w:shd w:fill="70AD47"/>
+          </w:tcPr>
+          <w:p>
+            <w:r>
+              <w:rPr>
+                <w:b/>
+                <w:color w:val="FFFFFF"/>
+                <w:sz w:val="18"/>
+              </w:rPr>
+              <w:t>Quartier/Village (s00q05)</w:t>
+            </w:r>
+          </w:p>
+        </w:tc>
+        <w:tc>
+          <w:tcPr>
+            <w:tcW w:type="dxa" w:w="3324"/>
+            <w:shd w:fill="70AD47"/>
+          </w:tcPr>
+          <w:p>
+            <w:r>
+              <w:rPr>
+                <w:b/>
+                <w:color w:val="FFFFFF"/>
+                <w:sz w:val="18"/>
+              </w:rPr>
+              <w:t>Localisation GPS</w:t>
+            </w:r>
+          </w:p>
+        </w:tc>
+      </w:tr>
+      <w:tr>
+        <w:tc>
+          <w:tcPr>
+            <w:tcW w:type="dxa" w:w="3324"/>
+          </w:tcPr>
+          <w:p>
+            <w:r>
+              <w:rPr>
+                <w:sz w:val="18"/>
+              </w:rPr>
+              <w:t>MAMADOU GNING</w:t>
+            </w:r>
+          </w:p>
+        </w:tc>
+        <w:tc>
+          <w:tcPr>
+            <w:tcW w:type="dxa" w:w="3324"/>
+          </w:tcPr>
+          <w:p>
+            <w:r>
+              <w:rPr>
+                <w:sz w:val="18"/>
+              </w:rPr>
+              <w:t>N/A</w:t>
+            </w:r>
+          </w:p>
+        </w:tc>
+        <w:tc>
+          <w:tcPr>
+            <w:tcW w:type="dxa" w:w="3324"/>
+          </w:tcPr>
+          <w:p>
+            <w:r/>
+            <w:hyperlink r:id="rId15">
+              <w:r>
+                <w:rPr>
+                  <w:color w:val="0563C1"/>
+                  <w:u w:val="single"/>
+                </w:rPr>
+                <w:t>TENDOUCK</w:t>
+              </w:r>
+            </w:hyperlink>
+          </w:p>
+        </w:tc>
+      </w:tr>
+    </w:tbl>
+    <w:p/>
+    <w:p>
+      <w:r>
+        <w:rPr>
+          <w:b/>
+          <w:color w:val="4672C4"/>
+          <w:sz w:val="22"/>
+        </w:rPr>
+        <w:t>&gt;&gt; Section0 - Identification et renseignements de controle</w:t>
+      </w:r>
+    </w:p>
+    <w:p>
+      <w:pPr>
+        <w:ind w:left="283"/>
+      </w:pPr>
+      <w:r>
+        <w:rPr>
+          <w:sz w:val="20"/>
+        </w:rPr>
+        <w:t>- Le questionnaire semble ne pas être complètement fini mais le questionnaire est en statut complet, prière de compléter le questionnaire.</w:t>
+      </w:r>
+    </w:p>
+    <w:p>
+      <w:r>
+        <w:rPr>
+          <w:b/>
+          <w:color w:val="4672C4"/>
+          <w:sz w:val="22"/>
+        </w:rPr>
+        <w:t>&gt;&gt; Section1 - Caracteristiques des membres</w:t>
+      </w:r>
+    </w:p>
+    <w:p>
+      <w:pPr>
+        <w:ind w:left="283"/>
+      </w:pPr>
+      <w:r>
+        <w:rPr>
+          <w:sz w:val="20"/>
+        </w:rPr>
+        <w:t>- Avertissement! Veuillez renseigner par oui ou non toutes les modalités de la question s01q47. Attention ! Le montant (5000 Fcfa) dépensé ou reçu en cadeau pour les cartes prépayées, les transferts de crédit et les abonnements de  MAMADOU GNING est relativement élevé par rapport aux autres montants depansés observés dans cette zone. Prière de corriger ou de confirmer avec le QG. Attention ! Le montant (5000 Fcfa) dépensé ou reçu en cadeau pour les recharges internet ou de forfaits de données mobiles(hors appels vocaux), aucours des 30 derniers jours de  MAMADOU GNING est relativement élevé par rapport aux autres montants depansés observés dans cette zone. Prière de corriger ou de confirmer avec le QG.</w:t>
+      </w:r>
+    </w:p>
+    <w:p>
+      <w:r>
+        <w:rPr>
+          <w:b/>
+          <w:color w:val="4672C4"/>
+          <w:sz w:val="22"/>
+        </w:rPr>
+        <w:t>&gt;&gt; Section3 - Sante</w:t>
+      </w:r>
+    </w:p>
+    <w:p>
+      <w:pPr>
+        <w:ind w:left="283"/>
+      </w:pPr>
+      <w:r>
+        <w:rPr>
+          <w:sz w:val="20"/>
+        </w:rPr>
+        <w:t>- Avertissement!!! Selon vos informations, aucun membre de ce ménage n'a eu de problème de santé au cours des 12 derniers mois. Veuillez revoir la section santé de ce ménage.</w:t>
+      </w:r>
+    </w:p>
+    <w:p>
+      <w:r>
+        <w:rPr>
+          <w:b/>
+          <w:color w:val="4672C4"/>
+          <w:sz w:val="22"/>
+        </w:rPr>
+        <w:t>&gt;&gt; Section7a2 - Repas pris a l'exterieur du menage</w:t>
+      </w:r>
+    </w:p>
+    <w:p>
+      <w:pPr>
+        <w:ind w:left="283"/>
+      </w:pPr>
+      <w:r>
+        <w:rPr>
+          <w:sz w:val="20"/>
+        </w:rPr>
+        <w:t>- Le montant total declaré de MAMADOU GNING concernant les repas pris à l'extérieur du ménage au cours des 7 jours semble élevé. Prière de vérifier et de corriger ou de confirmer ces informations avec le QG.</w:t>
+      </w:r>
+    </w:p>
+    <w:p>
+      <w:r>
+        <w:rPr>
+          <w:b/>
+          <w:color w:val="4672C4"/>
+          <w:sz w:val="22"/>
+        </w:rPr>
+        <w:t>&gt;&gt; Section7b - Consommation alimentaire - 7 jours</w:t>
+      </w:r>
+    </w:p>
+    <w:p>
+      <w:pPr>
+        <w:ind w:left="283"/>
+      </w:pPr>
+      <w:r>
+        <w:rPr>
+          <w:sz w:val="20"/>
+        </w:rPr>
+        <w:t>- Attention ! Le prix unitaire d'achat (50 Fcfa) de Sucre en poudre  en Sachets (Petit) est relativement faible par rapport aux autres prix observés dans cette zone. Prière de corriger ou de confirmer avec le QG.</w:t>
+      </w:r>
+    </w:p>
+    <w:p>
+      <w:r>
+        <w:rPr>
+          <w:b/>
+          <w:color w:val="4672C4"/>
+          <w:sz w:val="22"/>
+        </w:rPr>
+        <w:t>&gt;&gt; Section9e - Depenses non-alimentaires - 6 mois</w:t>
+      </w:r>
+    </w:p>
+    <w:p>
+      <w:pPr>
+        <w:ind w:left="283"/>
+      </w:pPr>
+      <w:r>
+        <w:rPr>
+          <w:sz w:val="20"/>
+        </w:rPr>
+        <w:t>- Peu plausible! le montant de la dépense pour Chaussures hommes semble élevé. Veuillez, s'il vous plaît, confirmer cette information avec le QG ou la corriger.</w:t>
+      </w:r>
+    </w:p>
+    <w:p>
+      <w:r>
+        <w:rPr>
+          <w:b/>
+          <w:color w:val="4672C4"/>
+          <w:sz w:val="22"/>
+        </w:rPr>
+        <w:t>&gt;&gt; Section10a - Existence entreprise non agricole</w:t>
+      </w:r>
+    </w:p>
+    <w:p>
+      <w:pPr>
+        <w:ind w:left="283"/>
+      </w:pPr>
+      <w:r>
+        <w:rPr>
+          <w:sz w:val="20"/>
+        </w:rPr>
+        <w:t>- Avertissement!!! Le ménage de MAMADOU GNING a comme taille 1 personnes dont ils vivent à ZIGUINCHOR Rural et aucune d'entre ne possède une entreprise non agricole, prière de revoir cette partie de la section 10 de ce menage.</w:t>
+      </w:r>
+    </w:p>
+    <w:p>
+      <w:r>
+        <w:rPr>
+          <w:b/>
+          <w:color w:val="4672C4"/>
+          <w:sz w:val="22"/>
+        </w:rPr>
+        <w:t>&gt;&gt; Section11 - Caracteristiques logement</w:t>
+      </w:r>
+    </w:p>
+    <w:p>
+      <w:pPr>
+        <w:ind w:left="283"/>
+      </w:pPr>
+      <w:r>
+        <w:rPr>
+          <w:sz w:val="20"/>
+        </w:rPr>
+        <w:t>- Le montant mensuel du loyer est trop élevé dans un milieu rural, Veuillez s'il vous plaît corriger cette information. Le montant de la dernière facture d'eau avec la périodicité ne peut pas être égale à 0 ou est trop élevé, veuillez revoir la question s11q23a s'il vous plait.</w:t>
+      </w:r>
+    </w:p>
+    <w:p>
+      <w:r>
+        <w:rPr>
+          <w:b/>
+          <w:color w:val="4672C4"/>
+          <w:sz w:val="22"/>
+        </w:rPr>
+        <w:t>&gt;&gt; Section16a - Champs et parcelles</w:t>
+      </w:r>
+    </w:p>
+    <w:p>
+      <w:pPr>
+        <w:ind w:left="283"/>
+      </w:pPr>
+      <w:r>
+        <w:rPr>
+          <w:sz w:val="20"/>
+        </w:rPr>
+        <w:t>- La section 16 du ménage de MAMADOU GNING n'est pas renseigné, prière de renseigner.</w:t>
       </w:r>
     </w:p>
     <w:p>
@@ -3123,7 +4979,7 @@
           </w:tcPr>
           <w:p>
             <w:r/>
-            <w:hyperlink r:id="rId13">
+            <w:hyperlink r:id="rId16">
               <w:r>
                 <w:rPr>
                   <w:color w:val="0563C1"/>
@@ -3155,7 +5011,7 @@
         <w:rPr>
           <w:sz w:val="20"/>
         </w:rPr>
-        <w:t>- Prière de renseigner toutes les informations du ménage dans la section 0 avant d'entamer les autres informations.</w:t>
+        <w:t>- Le questionnaire semble ne pas être complètement fini mais le questionnaire est en statut complet, prière de compléter le questionnaire.</w:t>
       </w:r>
     </w:p>
     <w:p>
@@ -3247,9 +5103,7 @@
         <w:rPr>
           <w:sz w:val="20"/>
         </w:rPr>
-        <w:t xml:space="preserve">- AvertissementMariama Sambou  travaille mais les questions relatives à son emploi principal ne sont pas renseignées à 100%, prière de les renseigner. Prière de changer la branche d'activité de Mariama Sambou, les agriculteurs dont leurs cultures est principalement destiné à la consommation du ménage sont des (Agriculteurs, subsistances) et ceux qui le font avec l'élevage sont des (Agriculteurs et eleveurs, subsistances)Vous avez sélectionné l'option 'Ne sait pas' pour la catégorie socioprofessionnelle de Mariama Sambou ou vous ne l'avez pas renseigné. prière de corriger. </w:t>
-        <w:br/>
-        <w:t>-  AvertissementSekou Diedhiou  travaille mais les questions relatives à son emploi principal ne sont pas renseignées à 100%, prière de les renseigner. Vous avez sélectionné l'option 'Ne sait pas' pour la catégorie socioprofessionnelle de Sekou Diedhiou ou vous ne l'avez pas renseigné. prière de corriger.</w:t>
+        <w:t>- Attention ! Le nombre de jours que Mariama Sambou a travaillés par mois semble être inférieur à 15. Veuillez, s'il vous plaît, confirmer cette information.</w:t>
       </w:r>
     </w:p>
     <w:p>
@@ -3270,7 +5124,7 @@
         <w:rPr>
           <w:sz w:val="20"/>
         </w:rPr>
-        <w:t>- Incohérence!! Dans ce ménage, chaque individus consomme par jour 41.69629 Kg  de cereale; Prière de revoir les quantités prises de ces produits. Le ménage a consommé Ail mais les informations sur la quantité, l'unité ou la taille ne sont pas renseignées.Prière de renseigner. Le ménage a consommé Arachides fraîches en coques mais les informations sur la quantité, l'unité ou la taille ne sont pas renseignées.Prière de renseigner. Le ménage a consommé Aubergine sauvage  mais les informations sur la quantité, l'unité ou la taille ne sont pas renseignées.Prière de renseigner. Le ménage a consommé Autres fruits locaux (pomme sauvage, noisette, mangue sauvage, etc.) mais les informations sur la quantité, l'unité ou la taille ne sont pas renseignées.Prière de renseigner. Le ménage a consommé Autres tisanes et infusions n.d.a. (quinqueliba, citronnelle, etc.) mais les informations sur la quantité, l'unité ou la taille ne sont pas renseignées.Prière de renseigner. Le ménage a consommé Beurre de karité mais les informations sur la quantité, l'unité ou la taille ne sont pas renseignées.Prière de renseigner. Le ménage a consommé Beurre mais les informations sur la quantité, l'unité ou la taille ne sont pas renseignées.Prière de renseigner. Le ménage a consommé Café en poudre soluble mais les informations sur la quantité, l'unité ou la taille ne sont pas renseignées.Prière de renseigner. Le ménage a consommé Chocolat pâte à tartiner mais les informations sur la quantité, l'unité ou la taille ne sont pas renseignées.Prière de renseigner. Le ménage a consommé Citron mais les informations sur la quantité, l'unité ou la taille ne sont pas renseignées.Prière de renseigner. Le ménage a consommé Courge mais les informations sur la quantité, l'unité ou la taille ne sont pas renseignées.Prière de renseigner. Le ménage a consommé Cube alimentaire (Maggi, Jumbo, ) mais les informations sur la quantité, l'unité ou la taille ne sont pas renseignées.Prière de renseigner. Le ménage a consommé Huile de palme brute mais les informations sur la quantité, l'unité ou la taille ne sont pas renseignées.Prière de renseigner. Le ménage a consommé Huile de palme raffinée mais les informations sur la quantité, l'unité ou la taille ne sont pas renseignées.Prière de renseigner. Le ménage a consommé Huile de soja  mais les informations sur la quantité, l'unité ou la taille ne sont pas renseignées.Prière de renseigner. Le ménage a consommé Jus de fruits type 1 (orange, ananas, bissap, gingembre, jus de cajou, etc.) mais les informations sur la quantité, l'unité ou la taille ne sont pas renseignées.Prière de renseigner. Le ménage a consommé Lait en poudre mais les informations sur la quantité, l'unité ou la taille ne sont pas renseignées.Prière de renseigner. Le ménage a consommé Mandarine/Clémentine mais les informations sur la quantité, l'unité ou la taille ne sont pas renseignées.Prière de renseigner. Le ménage a consommé Manioc en tubercules mais les informations sur la quantité, l'unité ou la taille ne sont pas renseignées.Prière de renseigner. Le ménage a consommé Mayonnaise mais les informations sur la quantité, l'unité ou la taille ne sont pas renseignées.Prière de renseigner. Le ménage a consommé Mâchoiron Frais mais les informations sur la quantité, l'unité ou la taille ne sont pas renseignées.Prière de renseigner. Le ménage a consommé Oignon frais mais les informations sur la quantité, l'unité ou la taille ne sont pas renseignées.Prière de renseigner. Le ménage a consommé Pain moderne (Baguette) mais les informations sur la quantité, l'unité ou la taille ne sont pas renseignées.Prière de renseigner. Le ménage a consommé Pain moderne (Rond) mais les informations sur la quantité, l'unité ou la taille ne sont pas renseignées.Prière de renseigner. Le ménage a consommé Piment frais mais les informations sur la quantité, l'unité ou la taille ne sont pas renseignées.Prière de renseigner. Le ménage a consommé Piment séché mais les informations sur la quantité, l'unité ou la taille ne sont pas renseignées.Prière de renseigner. Le ménage a consommé Poivre mais les informations sur la quantité, l'unité ou la taille ne sont pas renseignées.Prière de renseigner. Le ménage a consommé Sel mais les informations sur la quantité, l'unité ou la taille ne sont pas renseignées.Prière de renseigner. Difficile de consommer le Sel en   prière de verifier. Le ménage a consommé Soumbala (moutarde africaine) mais les informations sur la quantité, l'unité ou la taille ne sont pas renseignées.Prière de renseigner. Le ménage a consommé Sucre en poudre  mais les informations sur la quantité, l'unité ou la taille ne sont pas renseignées.Prière de renseigner. Le ménage a consommé Vinaigre de citron  mais les informations sur la quantité, l'unité ou la taille ne sont pas renseignées.Prière de renseigner.</w:t>
+        <w:t>- Attention ! Le prix unitaire d'achat (3200 Fcfa) de Huile de palme brute en Litre (taille unique) est relativement élevé par rapport aux autres prix observés dans cette zone. Prière de corriger ou de confirmer avec le QG. Attention ! Le prix unitaire d'achat (600 Fcfa) de Huile de soja  en Litre (taille unique) est relativement faible par rapport aux autres prix observés dans cette zone. Prière de corriger ou de confirmer avec le QG.</w:t>
       </w:r>
     </w:p>
     <w:p>
@@ -3333,7 +5187,504 @@
         <w:rPr>
           <w:sz w:val="20"/>
         </w:rPr>
-        <w:t>- La superficie de la parcelle parcelle de riz selon les mesures GPS est de 420.07 hectare qui semble élevé ou faible, prière de corriger.</w:t>
+        <w:t>- La superficie de la parcelle parcelle de riz diagnao selon les mesures GPS est de 420.07 hectare qui semble élevé ou faible, prière de corriger.</w:t>
+      </w:r>
+    </w:p>
+    <w:p>
+      <w:r>
+        <w:rPr>
+          <w:b/>
+          <w:color w:val="4672C4"/>
+          <w:sz w:val="22"/>
+        </w:rPr>
+        <w:t>&gt;&gt; Section16c - Cultures</w:t>
+      </w:r>
+    </w:p>
+    <w:p>
+      <w:pPr>
+        <w:ind w:left="283"/>
+      </w:pPr>
+      <w:r>
+        <w:rPr>
+          <w:sz w:val="20"/>
+        </w:rPr>
+        <w:t>- La quantité estimée en Kg est incorrecte (Exemple : si le ménage a eu 10 sacs de 100kg = 10*100=1000kg), prière de corriger merci.</w:t>
+      </w:r>
+    </w:p>
+    <w:p>
+      <w:r>
+        <w:t>________________________________________________________________________________</w:t>
+      </w:r>
+    </w:p>
+    <w:p>
+      <w:pPr>
+        <w:pStyle w:val="Heading2"/>
+      </w:pPr>
+      <w:r>
+        <w:t>Menage 12</w:t>
+      </w:r>
+    </w:p>
+    <w:tbl>
+      <w:tblPr>
+        <w:tblStyle w:val="TableGrid"/>
+        <w:tblW w:type="auto" w:w="0"/>
+        <w:tblLook w:firstColumn="1" w:firstRow="1" w:lastColumn="0" w:lastRow="0" w:noHBand="0" w:noVBand="1" w:val="04A0"/>
+      </w:tblPr>
+      <w:tblGrid>
+        <w:gridCol w:w="1662"/>
+        <w:gridCol w:w="1662"/>
+        <w:gridCol w:w="1662"/>
+        <w:gridCol w:w="1662"/>
+        <w:gridCol w:w="1662"/>
+        <w:gridCol w:w="1662"/>
+      </w:tblGrid>
+      <w:tr>
+        <w:tc>
+          <w:tcPr>
+            <w:tcW w:type="dxa" w:w="1662"/>
+            <w:shd w:fill="5B9BD5"/>
+          </w:tcPr>
+          <w:p>
+            <w:r>
+              <w:rPr>
+                <w:b/>
+                <w:color w:val="FFFFFF"/>
+                <w:sz w:val="16"/>
+              </w:rPr>
+              <w:t>Interview Key</w:t>
+            </w:r>
+          </w:p>
+        </w:tc>
+        <w:tc>
+          <w:tcPr>
+            <w:tcW w:type="dxa" w:w="1662"/>
+            <w:shd w:fill="5B9BD5"/>
+          </w:tcPr>
+          <w:p>
+            <w:r>
+              <w:rPr>
+                <w:b/>
+                <w:color w:val="FFFFFF"/>
+                <w:sz w:val="16"/>
+              </w:rPr>
+              <w:t>Interview ID</w:t>
+            </w:r>
+          </w:p>
+        </w:tc>
+        <w:tc>
+          <w:tcPr>
+            <w:tcW w:type="dxa" w:w="1662"/>
+            <w:shd w:fill="5B9BD5"/>
+          </w:tcPr>
+          <w:p>
+            <w:r>
+              <w:rPr>
+                <w:b/>
+                <w:color w:val="FFFFFF"/>
+                <w:sz w:val="16"/>
+              </w:rPr>
+              <w:t>ID Agent</w:t>
+            </w:r>
+          </w:p>
+        </w:tc>
+        <w:tc>
+          <w:tcPr>
+            <w:tcW w:type="dxa" w:w="1662"/>
+            <w:shd w:fill="5B9BD5"/>
+          </w:tcPr>
+          <w:p>
+            <w:r>
+              <w:rPr>
+                <w:b/>
+                <w:color w:val="FFFFFF"/>
+                <w:sz w:val="16"/>
+              </w:rPr>
+              <w:t>ID Equipe</w:t>
+            </w:r>
+          </w:p>
+        </w:tc>
+        <w:tc>
+          <w:tcPr>
+            <w:tcW w:type="dxa" w:w="1662"/>
+            <w:shd w:fill="5B9BD5"/>
+          </w:tcPr>
+          <w:p>
+            <w:r>
+              <w:rPr>
+                <w:b/>
+                <w:color w:val="FFFFFF"/>
+                <w:sz w:val="16"/>
+              </w:rPr>
+              <w:t>Agent</w:t>
+            </w:r>
+          </w:p>
+        </w:tc>
+        <w:tc>
+          <w:tcPr>
+            <w:tcW w:type="dxa" w:w="1662"/>
+            <w:shd w:fill="5B9BD5"/>
+          </w:tcPr>
+          <w:p>
+            <w:r>
+              <w:rPr>
+                <w:b/>
+                <w:color w:val="FFFFFF"/>
+                <w:sz w:val="16"/>
+              </w:rPr>
+              <w:t>Chef d'equipe</w:t>
+            </w:r>
+          </w:p>
+        </w:tc>
+      </w:tr>
+      <w:tr>
+        <w:tc>
+          <w:tcPr>
+            <w:tcW w:type="dxa" w:w="1662"/>
+          </w:tcPr>
+          <w:p>
+            <w:r>
+              <w:rPr>
+                <w:sz w:val="14"/>
+              </w:rPr>
+              <w:t>66-64-49-26</w:t>
+            </w:r>
+          </w:p>
+        </w:tc>
+        <w:tc>
+          <w:tcPr>
+            <w:tcW w:type="dxa" w:w="1662"/>
+          </w:tcPr>
+          <w:p>
+            <w:r>
+              <w:rPr>
+                <w:sz w:val="14"/>
+              </w:rPr>
+              <w:t>da9f3e623ff84e6eb3366f5688d9318b</w:t>
+            </w:r>
+          </w:p>
+        </w:tc>
+        <w:tc>
+          <w:tcPr>
+            <w:tcW w:type="dxa" w:w="1662"/>
+          </w:tcPr>
+          <w:p>
+            <w:r>
+              <w:rPr>
+                <w:sz w:val="14"/>
+              </w:rPr>
+              <w:t>EQ38_enq2</w:t>
+            </w:r>
+          </w:p>
+        </w:tc>
+        <w:tc>
+          <w:tcPr>
+            <w:tcW w:type="dxa" w:w="1662"/>
+          </w:tcPr>
+          <w:p>
+            <w:r>
+              <w:rPr>
+                <w:sz w:val="14"/>
+              </w:rPr>
+              <w:t>Equipe38</w:t>
+            </w:r>
+          </w:p>
+        </w:tc>
+        <w:tc>
+          <w:tcPr>
+            <w:tcW w:type="dxa" w:w="1662"/>
+          </w:tcPr>
+          <w:p>
+            <w:r>
+              <w:rPr>
+                <w:sz w:val="14"/>
+              </w:rPr>
+              <w:t>Sophie NIANG</w:t>
+            </w:r>
+          </w:p>
+        </w:tc>
+        <w:tc>
+          <w:tcPr>
+            <w:tcW w:type="dxa" w:w="1662"/>
+          </w:tcPr>
+          <w:p>
+            <w:r>
+              <w:rPr>
+                <w:sz w:val="14"/>
+              </w:rPr>
+              <w:t>Abibou NDIAYE</w:t>
+            </w:r>
+          </w:p>
+        </w:tc>
+      </w:tr>
+    </w:tbl>
+    <w:p/>
+    <w:tbl>
+      <w:tblPr>
+        <w:tblStyle w:val="TableGrid"/>
+        <w:tblW w:type="auto" w:w="0"/>
+        <w:tblLook w:firstColumn="1" w:firstRow="1" w:lastColumn="0" w:lastRow="0" w:noHBand="0" w:noVBand="1" w:val="04A0"/>
+      </w:tblPr>
+      <w:tblGrid>
+        <w:gridCol w:w="3324"/>
+        <w:gridCol w:w="3324"/>
+        <w:gridCol w:w="3324"/>
+      </w:tblGrid>
+      <w:tr>
+        <w:tc>
+          <w:tcPr>
+            <w:tcW w:type="dxa" w:w="3324"/>
+            <w:shd w:fill="70AD47"/>
+          </w:tcPr>
+          <w:p>
+            <w:r>
+              <w:rPr>
+                <w:b/>
+                <w:color w:val="FFFFFF"/>
+                <w:sz w:val="18"/>
+              </w:rPr>
+              <w:t>Chef de Menage</w:t>
+            </w:r>
+          </w:p>
+        </w:tc>
+        <w:tc>
+          <w:tcPr>
+            <w:tcW w:type="dxa" w:w="3324"/>
+            <w:shd w:fill="70AD47"/>
+          </w:tcPr>
+          <w:p>
+            <w:r>
+              <w:rPr>
+                <w:b/>
+                <w:color w:val="FFFFFF"/>
+                <w:sz w:val="18"/>
+              </w:rPr>
+              <w:t>Quartier/Village (s00q05)</w:t>
+            </w:r>
+          </w:p>
+        </w:tc>
+        <w:tc>
+          <w:tcPr>
+            <w:tcW w:type="dxa" w:w="3324"/>
+            <w:shd w:fill="70AD47"/>
+          </w:tcPr>
+          <w:p>
+            <w:r>
+              <w:rPr>
+                <w:b/>
+                <w:color w:val="FFFFFF"/>
+                <w:sz w:val="18"/>
+              </w:rPr>
+              <w:t>Localisation GPS</w:t>
+            </w:r>
+          </w:p>
+        </w:tc>
+      </w:tr>
+      <w:tr>
+        <w:tc>
+          <w:tcPr>
+            <w:tcW w:type="dxa" w:w="3324"/>
+          </w:tcPr>
+          <w:p>
+            <w:r>
+              <w:rPr>
+                <w:sz w:val="18"/>
+              </w:rPr>
+              <w:t>DIARIETOU BADJI</w:t>
+            </w:r>
+          </w:p>
+        </w:tc>
+        <w:tc>
+          <w:tcPr>
+            <w:tcW w:type="dxa" w:w="3324"/>
+          </w:tcPr>
+          <w:p>
+            <w:r>
+              <w:rPr>
+                <w:sz w:val="18"/>
+              </w:rPr>
+              <w:t>N/A</w:t>
+            </w:r>
+          </w:p>
+        </w:tc>
+        <w:tc>
+          <w:tcPr>
+            <w:tcW w:type="dxa" w:w="3324"/>
+          </w:tcPr>
+          <w:p>
+            <w:r/>
+            <w:hyperlink r:id="rId17">
+              <w:r>
+                <w:rPr>
+                  <w:color w:val="0563C1"/>
+                  <w:u w:val="single"/>
+                </w:rPr>
+                <w:t>TENDOUCK</w:t>
+              </w:r>
+            </w:hyperlink>
+          </w:p>
+        </w:tc>
+      </w:tr>
+    </w:tbl>
+    <w:p/>
+    <w:p>
+      <w:r>
+        <w:rPr>
+          <w:b/>
+          <w:color w:val="4672C4"/>
+          <w:sz w:val="22"/>
+        </w:rPr>
+        <w:t>&gt;&gt; Section0 - Identification et renseignements de controle</w:t>
+      </w:r>
+    </w:p>
+    <w:p>
+      <w:pPr>
+        <w:ind w:left="283"/>
+      </w:pPr>
+      <w:r>
+        <w:rPr>
+          <w:sz w:val="20"/>
+        </w:rPr>
+        <w:t>- Il est obligatoire de prendre les coordonnées Gps avant d'administrer le questionnaire. Prière de prendre les coordonnées GPS.</w:t>
+      </w:r>
+    </w:p>
+    <w:p>
+      <w:r>
+        <w:rPr>
+          <w:b/>
+          <w:color w:val="4672C4"/>
+          <w:sz w:val="22"/>
+        </w:rPr>
+        <w:t>&gt;&gt; Section2 - Education</w:t>
+      </w:r>
+    </w:p>
+    <w:p>
+      <w:pPr>
+        <w:ind w:left="283"/>
+      </w:pPr>
+      <w:r>
+        <w:rPr>
+          <w:sz w:val="20"/>
+        </w:rPr>
+        <w:t xml:space="preserve">- Peu probable! DIARIETOU BADJI  n'arrive pas  à comprendre un petit texte lu dans une langue locale (s02q03). Veuillez corriger ou donner des explications au QG. Peu probable! DIARIETOU BADJI  ne sait ni lire, ni écrire, ni comprendre dans aucune des langues  (s02q01,s02q02,s02q03). Veuillez corriger ou donner des explications au QG. </w:t>
+        <w:br/>
+        <w:t xml:space="preserve">- Peu probable! DIENABA SABOUDOU DIABANG  n'arrive pas  à comprendre un petit texte lu dans une langue locale (s02q03). Veuillez corriger ou donner des explications au QG. Peu probable! DIENABA SABOUDOU DIABANG  ne sait ni lire, ni écrire, ni comprendre dans aucune des langues  (s02q01,s02q02,s02q03). Veuillez corriger ou donner des explications au QG. Peu plausible DIENABA SABOUDOU DIABANG fréquente au minimum le fondamental 1 mais ne sait ni lire ni comprendre la langue française, prière de corriger ou de confirmer avec le QG merci. Avertissement!! DIENABA SABOUDOU DIABANG fréquente au minimum la troisième année de fondamental 1 mais ne sait pas écrire, prière de corriger ou confirmer avec le QG. Le montant des autres depenses pour l'année scolaire de DIENABA SABOUDOU DIABANG est faible ou élevé. veuillez, s'il vous plait, confirmer ces informations avec le QG ou apporter les corrections nécessaires. </w:t>
+        <w:br/>
+        <w:t xml:space="preserve">- Peu probable! FAFADING DIATTA  n'arrive pas  à comprendre un petit texte lu dans une langue locale (s02q03). Veuillez corriger ou donner des explications au QG.  Incohérence ! le montant payé de FAFADING DIATTA pour la cotisation est très faible . veuillez, s'il vous plait, confirmer ces informations avec le QG ou apporter les corrections nécessaires. </w:t>
+        <w:br/>
+        <w:t xml:space="preserve">- Peu probable! LAMINE SIMON DIEDHIOU  n'arrive pas  à comprendre un petit texte lu dans une langue locale (s02q03). Veuillez corriger ou donner des explications au QG. Peu probable! LAMINE SIMON DIEDHIOU  ne sait ni lire, ni écrire, ni comprendre dans aucune des langues  (s02q01,s02q02,s02q03). Veuillez corriger ou donner des explications au QG. Peu plausible LAMINE SIMON DIEDHIOU fréquente au minimum le fondamental 1 mais ne sait ni lire ni comprendre la langue française, prière de corriger ou de confirmer avec le QG merci. Le montant des autres depenses pour l'année scolaire de LAMINE SIMON DIEDHIOU est faible ou élevé. veuillez, s'il vous plait, confirmer ces informations avec le QG ou apporter les corrections nécessaires. </w:t>
+        <w:br/>
+        <w:t>- Peu probable! MALANG DIATTA  n'arrive pas  à comprendre un petit texte lu dans une langue locale (s02q03). Veuillez corriger ou donner des explications au QG. Peu probable! MALANG DIATTA  ne sait ni lire, ni écrire, ni comprendre dans aucune des langues  (s02q01,s02q02,s02q03). Veuillez corriger ou donner des explications au QG.</w:t>
+      </w:r>
+    </w:p>
+    <w:p>
+      <w:r>
+        <w:rPr>
+          <w:b/>
+          <w:color w:val="4672C4"/>
+          <w:sz w:val="22"/>
+        </w:rPr>
+        <w:t>&gt;&gt; Section4b - Emploi - Activite principale</w:t>
+      </w:r>
+    </w:p>
+    <w:p>
+      <w:pPr>
+        <w:ind w:left="283"/>
+      </w:pPr>
+      <w:r>
+        <w:rPr>
+          <w:sz w:val="20"/>
+        </w:rPr>
+        <w:t>- Attention! le nombre d'heure que DIARIETOU BADJI a travaillé par jour semble être inferieur à 4, veuillez s'il vous plait confirmer cette information avec le QG.</w:t>
+      </w:r>
+    </w:p>
+    <w:p>
+      <w:r>
+        <w:rPr>
+          <w:b/>
+          <w:color w:val="4672C4"/>
+          <w:sz w:val="22"/>
+        </w:rPr>
+        <w:t>&gt;&gt; Section4c - Emploi - Activite secondaire</w:t>
+      </w:r>
+    </w:p>
+    <w:p>
+      <w:pPr>
+        <w:ind w:left="283"/>
+      </w:pPr>
+      <w:r>
+        <w:rPr>
+          <w:sz w:val="20"/>
+        </w:rPr>
+        <w:t>- Avertissement!!! les informations de DIARIETOU BADJI sur le nombre de mois, jours ou heures de son emploi secondaire sont superieur a celles de son emploi principal , veuillez corriger ou confirmer aupres du QG.</w:t>
+      </w:r>
+    </w:p>
+    <w:p>
+      <w:r>
+        <w:rPr>
+          <w:b/>
+          <w:color w:val="4672C4"/>
+          <w:sz w:val="22"/>
+        </w:rPr>
+        <w:t>&gt;&gt; Section7b - Consommation alimentaire - 7 jours</w:t>
+      </w:r>
+    </w:p>
+    <w:p>
+      <w:pPr>
+        <w:ind w:left="283"/>
+      </w:pPr>
+      <w:r>
+        <w:rPr>
+          <w:sz w:val="20"/>
+        </w:rPr>
+        <w:t>- Attention ! Le prix unitaire d'achat (100 Fcfa) de Concentré de tomate en Sachets industriel (Petit) est relativement faible par rapport aux autres prix observés dans cette zone. Prière de corriger ou de confirmer avec le QG. Attention ! Le prix unitaire d'achat (50 Fcfa) de Patate douce en Pièce (Moyen) est relativement faible par rapport aux autres prix observés dans cette zone. Prière de corriger ou de confirmer avec le QG. Attention ! Le prix unitaire d'achat (800 Fcfa) de Mil en Kg (taille unique) est relativement élevé par rapport aux autres prix observés dans cette zone. Prière de corriger ou de confirmer avec le QG.</w:t>
+      </w:r>
+    </w:p>
+    <w:p>
+      <w:r>
+        <w:rPr>
+          <w:b/>
+          <w:color w:val="4672C4"/>
+          <w:sz w:val="22"/>
+        </w:rPr>
+        <w:t>&gt;&gt; Section10b - caracteristiques entreprise non agricole</w:t>
+      </w:r>
+    </w:p>
+    <w:p>
+      <w:pPr>
+        <w:ind w:left="283"/>
+      </w:pPr>
+      <w:r>
+        <w:rPr>
+          <w:sz w:val="20"/>
+        </w:rPr>
+        <w:t>- L'entreprise transformatrice, vendeuse dit avoir réçu une somme sur la vente de ces produits transformés (s10q48 est differnt de 0) mais n'a depensé aucune somme sur l'achat des matières premières (s10q49==0), prière de fournir de l'effort pour estimer le montant obtenu en achat de matières premières.</w:t>
+      </w:r>
+    </w:p>
+    <w:p>
+      <w:r>
+        <w:rPr>
+          <w:b/>
+          <w:color w:val="4672C4"/>
+          <w:sz w:val="22"/>
+        </w:rPr>
+        <w:t>&gt;&gt; Section16a - Champs et parcelles</w:t>
+      </w:r>
+    </w:p>
+    <w:p>
+      <w:pPr>
+        <w:ind w:left="283"/>
+      </w:pPr>
+      <w:r>
+        <w:rPr>
+          <w:sz w:val="20"/>
+        </w:rPr>
+        <w:t xml:space="preserve">- Avertissement!! Le champs a comme nom (CHAMPS 1 ELOULE) qui ne semble pas être un bon nom ou contient des lettres, prière de mettre le vrai nom du champs. Avertissement!! La parcelle a comme nom (PARCELLES 1 BENONGUE) qui ne semble pas être un bon nom ou contient des lettres, prière de mettre le vrai nom de la parcelle. La superficie de la parcelle PARCELLES 1 BENONGUE selon l'exploitant est de 122223 Mètre Carré (m^2) qui semble élevé ou l'estimation ne semble pas bonne. Prière de corriger. Le salaire total payé de toutes catégories confondues par le ménage DIARIETOU BADJI pour la main-d'oeuvre non-familiale sur la parcelle PARCELLES 1 BENONGUE au cours de la campagne pour la période de préparation du sol (labour) et des semis est de 0 qui semble élevé ou faible. Merci de corriger. La parcelle PARCELLES 1 BENONGUE n'a pas été mésurée pour des raisons comme qu'elle est trop petite, GPS en panne et que le Ménage indisponible. Nous vous rappelons que ces raisons ne passent pas pour la non mesure des parcelles prière de les mésurer. Le document légal (titre, acte, certificat etc. ) qui affirme votre possession de la parcelle PARCELLES 1 BENONGUE est  et semble exister dans les modalités, prière de prendre attache avec le QG pour plus d'explication afin de la classer bien. </w:t>
+        <w:br/>
+        <w:t xml:space="preserve">- Avertissement!! Le champs a comme nom (CHAMPS 1 ELOULE) qui ne semble pas être un bon nom ou contient des lettres, prière de mettre le vrai nom du champs. Avertissement!! La parcelle a comme nom (PARCELLES 1 ELOULE) qui ne semble pas être un bon nom ou contient des lettres, prière de mettre le vrai nom de la parcelle. La superficie de la parcelle PARCELLES 1 ELOULE selon l'exploitant est de 35.7 Mètre Carré (m^2) qui semble faible ou l'estimation ne semble pas bonne. Prière de corriger. Le salaire total payé de toutes catégories confondues par le ménage DIARIETOU BADJI pour la main-d'oeuvre non-familiale sur la parcelle PARCELLES 1 ELOULE au cours de la campagne pour la période de préparation du sol (labour) et des semis est de 0 qui semble élevé ou faible. Merci de corriger. Le salaire d'une femme de 15ans et plus ayant travaillé sur la parcelle PARCELLES 1 ELOULE par jours au moment de la période d'entretien du sol (sarclage, etc.) est de 333.3333 FCFA qui semble faible ou  élevé, prière de corriger. La superficie de la parcelle PARCELLES 1 ELOULE selon les mesures GPS est de 35.7 hectare qui semble élevé ou faible, prière de corriger. Le document légal (titre, acte, certificat etc. ) qui affirme votre possession de la parcelle PARCELLES 1 ELOULE est  et semble exister dans les modalités, prière de prendre attache avec le QG pour plus d'explication afin de la classer bien. </w:t>
+        <w:br/>
+        <w:t xml:space="preserve">- Avertissement!! Le champs a comme nom (CHAMPS 1 ELOULE) qui ne semble pas être un bon nom ou contient des lettres, prière de mettre le vrai nom du champs. Avertissement!! La parcelle a comme nom (PARCELLES 1 TATANQUE) qui ne semble pas être un bon nom ou contient des lettres, prière de mettre le vrai nom de la parcelle. Le nombre d'homme de 15 ans et plus (50) non membre du ménage de DIARIETOU BADJI ayant travaillé dans la parcelle PARCELLES 1 TATANQUE pour la préparation du sol (labour) et des semis semble élevé, prière de corriger. Le nombre de personnes toutes catégories confondues des main-d'oeuvre non-familiale sur la parcelle PARCELLES 1 TATANQUE au cours de la campagne pour la période de préparation du sol (labour) et des semis est de 50 personnes qui semble faible ou élevé. Merci de corriger. Le salaire d'un homme de 15ans et plus ayant travaillé sur la parcelle PARCELLES 1 TATANQUE par jours au moment de la période de préparation du sol (labour) et des semis est de 100 FCFA qui semble faible ou  élevé, prière de corriger. La superficie de la parcelle PARCELLES 1 TATANQUE selon les mesures GPS est de 164.31 hectare qui semble élevé ou faible, prière de corriger. Le document légal (titre, acte, certificat etc. ) qui affirme votre possession de la parcelle PARCELLES 1 TATANQUE est  et semble exister dans les modalités, prière de prendre attache avec le QG pour plus d'explication afin de la classer bien. </w:t>
+        <w:br/>
+        <w:t>- Avertissement!! Le champs a comme nom (CHAMPS 1 ELOULE) qui ne semble pas être un bon nom ou contient des lettres, prière de mettre le vrai nom du champs. Avertissement!! La parcelle a comme nom (PARCELLES 1 TATANQUE) qui ne semble pas être un bon nom ou contient des lettres, prière de mettre le vrai nom de la parcelle. Le salaire total payé de toutes catégories confondues par le ménage DIARIETOU BADJI pour la main-d'oeuvre non-familiale sur la parcelle PARCELLES 1 TATANQUE au cours de la campagne pour la période de préparation du sol (labour) et des semis est de 0 qui semble élevé ou faible. Merci de corriger. Le salaire d'un homme de 15ans et plus ayant travaillé sur la parcelle PARCELLES 1 TATANQUE par jours au moment de la période d'entretien du sol (sarclage, etc.) est de 333.3333 FCFA qui semble faible ou  élevé, prière de corriger. La superficie de la parcelle PARCELLES 1 TATANQUE selon les mesures GPS est de 174.93 hectare qui semble élevé ou faible, prière de corriger. Le document légal (titre, acte, certificat etc. ) qui affirme votre possession de la parcelle PARCELLES 1 TATANQUE est  et semble exister dans les modalités, prière de prendre attache avec le QG pour plus d'explication afin de la classer bien.</w:t>
       </w:r>
     </w:p>
     <w:p>
@@ -3658,7 +6009,7 @@
           </w:tcPr>
           <w:p>
             <w:r/>
-            <w:hyperlink r:id="rId10">
+            <w:hyperlink r:id="rId9">
               <w:r>
                 <w:rPr>
                   <w:color w:val="0563C1"/>
@@ -3690,7 +6041,7 @@
         <w:rPr>
           <w:sz w:val="20"/>
         </w:rPr>
-        <w:t>- Prière de renseigner toutes les informations du ménage dans la section 0 avant d'entamer les autres informations. Il est obligatoire de prendre les coordonnées Gps avant d'administrer le questionnaire. Prière de prendre les coordonnées GPS.</w:t>
+        <w:t>- Le questionnaire semble ne pas être complètement fini mais le questionnaire est en statut complet, prière de compléter le questionnaire. Il est obligatoire de prendre les coordonnées Gps avant d'administrer le questionnaire. Prière de prendre les coordonnées GPS.</w:t>
       </w:r>
     </w:p>
     <w:p>
@@ -3756,17 +6107,15 @@
         <w:rPr>
           <w:sz w:val="20"/>
         </w:rPr>
-        <w:t xml:space="preserve">- AvertissementCatherine Diatta  travaille mais les questions relatives à son emploi principal ne sont pas renseignées à 100%, prière de les renseigner. Attention ! Le nombre de jours que Catherine Diatta a travaillés par mois semble être inférieur à 15. Veuillez, s'il vous plaît, confirmer cette information. Attention! le nombre d'heure que Catherine Diatta a travaillé par jour semble être inferieur à 4, veuillez s'il vous plait confirmer cette information avec le QG. </w:t>
+        <w:t xml:space="preserve">- Attention ! Le nombre de jours que Mariama Sangare a travaillés par mois semble être inférieur à 15. Veuillez, s'il vous plaît, confirmer cette information. </w:t>
         <w:br/>
-        <w:t xml:space="preserve">-  AvertissementCoumba Ndour  travaille mais les questions relatives à son emploi principal ne sont pas renseignées à 100%, prière de les renseigner. </w:t>
+        <w:t xml:space="preserve">- Attention! le nombre d'heure que Catherine Diatta a travaillé par jour semble être inferieur à 4, veuillez s'il vous plait confirmer cette information avec le QG. </w:t>
         <w:br/>
-        <w:t xml:space="preserve">-  AvertissementIlaire Diatta  travaille mais les questions relatives à son emploi principal ne sont pas renseignées à 100%, prière de les renseigner. Attention ! Le nombre de jours que Ilaire Diatta a travaillés par mois semble être inférieur à 15. Veuillez, s'il vous plaît, confirmer cette information. Attention! le nombre d'heure que Ilaire Diatta a travaillé par jour semble être inferieur à 4, veuillez s'il vous plait confirmer cette information avec le QG. </w:t>
+        <w:t xml:space="preserve">- Attention! le nombre d'heure que Jean Diatta a travaillé par jour semble être inferieur à 4, veuillez s'il vous plait confirmer cette information avec le QG. </w:t>
         <w:br/>
-        <w:t xml:space="preserve">-  AvertissementJean Diatta  travaille mais les questions relatives à son emploi principal ne sont pas renseignées à 100%, prière de les renseigner. Attention! le nombre d'heure que Jean Diatta a travaillé par jour semble être inferieur à 4, veuillez s'il vous plait confirmer cette information avec le QG. </w:t>
+        <w:t xml:space="preserve">- Nombre de mois exercé par Coumba Ndour dans l'emploi au cours des 12 derniers mois semble faible, veuillez corriger s'il vous plait ou comfirmer avec le QG. </w:t>
         <w:br/>
-        <w:t xml:space="preserve">-  AvertissementKhady Diedhiou  travaille mais les questions relatives à son emploi principal ne sont pas renseignées à 100%, prière de les renseigner. Vous avez sélectionné l'option 'Ne sait pas' pour la catégorie socioprofessionnelle de Khady Diedhiou ou vous ne l'avez pas renseigné. prière de corriger. </w:t>
-        <w:br/>
-        <w:t>-  AvertissementMariama Sangare  travaille mais les questions relatives à son emploi principal ne sont pas renseignées à 100%, prière de les renseigner. Vous avez sélectionné l'option 'Ne sait pas' pour la catégorie socioprofessionnelle de Mariama Sangare ou vous ne l'avez pas renseigné. prière de corriger.</w:t>
+        <w:t>- Nombre de mois exercé par Ilaire Diatta dans l'emploi au cours des 12 derniers mois semble faible, veuillez corriger s'il vous plait ou comfirmer avec le QG. Attention ! Le nombre de jours que Ilaire Diatta a travaillés par mois semble être inférieur à 15. Veuillez, s'il vous plaît, confirmer cette information. Attention! le nombre d'heure que Ilaire Diatta a travaillé par jour semble être inferieur à 4, veuillez s'il vous plait confirmer cette information avec le QG.</w:t>
       </w:r>
     </w:p>
     <w:p>
@@ -3787,7 +6136,7 @@
         <w:rPr>
           <w:sz w:val="20"/>
         </w:rPr>
-        <w:t>- AvertissementJean Diatta  travaille mais les questions relatives à son emploi secondaire ne sont pas renseignées à 100%, prière de les renseigner. Avertissement!!! la branche d'activité de Jean Diatta est identique dans l'emploi principale et secondaire, prière de confirmer cette information avec le QG ou de corriger. Vous avez sélectionné l'option 'Ne sait pas' pour la catégorie socioprofessionnelle de Jean Diatta ou vous ne l'avez pas renseigné. prière de corriger. Avertissement!!! les informations de Jean Diatta sur le nombre de mois, jours ou heures de son emploi secondaire sont superieur a celles de son emploi principal , veuillez corriger ou confirmer aupres du QG. Incoherence!!! Jean Diatta a travaillé plus de 20h par jours pour ses emplois (pricinpal et secondaire), prière de corriger.</w:t>
+        <w:t>- Incohérence détectée ! Il semble peu probable que Jean Diatta occupe un emploi secondaire pour l'ETAT/collectivités locales ou dans une entreprise publique/parapublique tout en travaillant moins de 20 jours par mois. Veuillez, s'il vous plaît, corriger cette information. Attention ! Le nombre de jours que Jean Diatta a travaillés par mois semble être inférieur à 15. Veuillez, s'il vous plaît, confirmer cette information. Avertissement!!! les informations de Jean Diatta sur le nombre de mois, jours ou heures de son emploi secondaire sont superieur a celles de son emploi principal , veuillez corriger ou confirmer aupres du QG.</w:t>
       </w:r>
     </w:p>
     <w:p>
@@ -3808,7 +6157,7 @@
         <w:rPr>
           <w:sz w:val="20"/>
         </w:rPr>
-        <w:t>- Le ménage a consommé Ail mais les informations sur la quantité, l'unité ou la taille ne sont pas renseignées.Prière de renseigner. Le ménage a consommé Arachides fraîches en coques mais les informations sur la quantité, l'unité ou la taille ne sont pas renseignées.Prière de renseigner. Le ménage a consommé Aubergine sauvage  mais les informations sur la quantité, l'unité ou la taille ne sont pas renseignées.Prière de renseigner. Le ménage a consommé Autres tisanes et infusions n.d.a. (quinqueliba, citronnelle, etc.) mais les informations sur la quantité, l'unité ou la taille ne sont pas renseignées.Prière de renseigner. Le ménage a consommé Beurre de karité mais les informations sur la quantité, l'unité ou la taille ne sont pas renseignées.Prière de renseigner. Le ménage a consommé Beurre mais les informations sur la quantité, l'unité ou la taille ne sont pas renseignées.Prière de renseigner. Le ménage a consommé Biscuits mais les informations sur la quantité, l'unité ou la taille ne sont pas renseignées.Prière de renseigner. Le ménage a consommé Bières et vins traditionnels (dolo, vin de palme, vin de raphia, vin de cajou, etc.) mais les informations sur la quantité, l'unité ou la taille ne sont pas renseignées.Prière de renseigner. Le ménage a consommé Café en poudre soluble mais les informations sur la quantité, l'unité ou la taille ne sont pas renseignées.Prière de renseigner. Le ménage a consommé Capitaine frais mais les informations sur la quantité, l'unité ou la taille ne sont pas renseignées.Prière de renseigner. Le ménage a consommé Carotte mais les informations sur la quantité, l'unité ou la taille ne sont pas renseignées.Prière de renseigner. Le ménage a consommé Citron mais les informations sur la quantité, l'unité ou la taille ne sont pas renseignées.Prière de renseigner. Le ménage a consommé Concentré de tomate mais les informations sur la quantité, l'unité ou la taille ne sont pas renseignées.Prière de renseigner. Le ménage a consommé Courge mais les informations sur la quantité, l'unité ou la taille ne sont pas renseignées.Prière de renseigner. Le ménage a consommé Cube alimentaire (Maggi, Jumbo, ) mais les informations sur la quantité, l'unité ou la taille ne sont pas renseignées.Prière de renseigner. Le ménage a consommé Huile de soja  mais les informations sur la quantité, l'unité ou la taille ne sont pas renseignées.Prière de renseigner. Le ménage a consommé Jus de fruits type 1 (orange, ananas, bissap, gingembre, jus de cajou, etc.) mais les informations sur la quantité, l'unité ou la taille ne sont pas renseignées.Prière de renseigner. Le ménage a consommé Lait caillé mais les informations sur la quantité, l'unité ou la taille ne sont pas renseignées.Prière de renseigner. Le ménage a consommé Lait en poudre mais les informations sur la quantité, l'unité ou la taille ne sont pas renseignées.Prière de renseigner. Le ménage a consommé Manioc en tubercules mais les informations sur la quantité, l'unité ou la taille ne sont pas renseignées.Prière de renseigner. Le ménage a consommé Mayonnaise mais les informations sur la quantité, l'unité ou la taille ne sont pas renseignées.Prière de renseigner. Le ménage a consommé Moutarde mais les informations sur la quantité, l'unité ou la taille ne sont pas renseignées.Prière de renseigner. Le ménage a consommé Mâchoiron Frais mais les informations sur la quantité, l'unité ou la taille ne sont pas renseignées.Prière de renseigner. Le ménage a consommé Oignon frais mais les informations sur la quantité, l'unité ou la taille ne sont pas renseignées.Prière de renseigner. Le ménage a consommé Orange  mais les informations sur la quantité, l'unité ou la taille ne sont pas renseignées.Prière de renseigner. Le ménage a consommé Pain moderne (Baguette) mais les informations sur la quantité, l'unité ou la taille ne sont pas renseignées.Prière de renseigner. Le ménage a consommé Patate douce mais les informations sur la quantité, l'unité ou la taille ne sont pas renseignées.Prière de renseigner. Le ménage a consommé Piment frais mais les informations sur la quantité, l'unité ou la taille ne sont pas renseignées.Prière de renseigner. Le ménage a consommé Piment séché mais les informations sur la quantité, l'unité ou la taille ne sont pas renseignées.Prière de renseigner. Le ménage a consommé Poivre mais les informations sur la quantité, l'unité ou la taille ne sont pas renseignées.Prière de renseigner. Le ménage a consommé Poivron frais mais les informations sur la quantité, l'unité ou la taille ne sont pas renseignées.Prière de renseigner. Le ménage a consommé Pâte d'arachide mais les informations sur la quantité, l'unité ou la taille ne sont pas renseignées.Prière de renseigner. Le ménage a consommé Riz local Gambiaka mais les informations sur la quantité, l'unité ou la taille ne sont pas renseignées.Prière de renseigner. Le ménage a consommé Riz local fumé (malo-woussou) mais les informations sur la quantité, l'unité ou la taille ne sont pas renseignées.Prière de renseigner. Le ménage a consommé Sel mais les informations sur la quantité, l'unité ou la taille ne sont pas renseignées.Prière de renseigner. Difficile de consommer le Sel en   prière de verifier. Le ménage a consommé Soumbala (moutarde africaine) mais les informations sur la quantité, l'unité ou la taille ne sont pas renseignées.Prière de renseigner. Le ménage a consommé Sucre en poudre  mais les informations sur la quantité, l'unité ou la taille ne sont pas renseignées.Prière de renseigner. Le ménage a consommé Taro mais les informations sur la quantité, l'unité ou la taille ne sont pas renseignées.Prière de renseigner. Le ménage a consommé Thé en sachet mais les informations sur la quantité, l'unité ou la taille ne sont pas renseignées.Prière de renseigner. Avertissement!!! Le ménage a consommé .a   de Thé en sachet, cette quantité semble anormale pour une consommation des 7 derniers jours.Les ménages consomment géneralement en sachet ou en paquet, prière de corriger ou de confirmer avec le QG. Le ménage a consommé Vermicelles mais les informations sur la quantité, l'unité ou la taille ne sont pas renseignées.Prière de renseigner. Le ménage a consommé Vinaigre de citron  mais les informations sur la quantité, l'unité ou la taille ne sont pas renseignées.Prière de renseigner. Le ménage a consommé Vinaigre de vin mais les informations sur la quantité, l'unité ou la taille ne sont pas renseignées.Prière de renseigner.</w:t>
+        <w:t>- Attention ! Le prix unitaire d'achat (245 Fcfa) de Pain moderne (Baguette) en miche (Moyen) est relativement élevé par rapport aux autres prix observés dans cette zone. Prière de corriger ou de confirmer avec le QG. Attention ! Le prix unitaire d'achat (500 Fcfa) de Capitaine frais en Kg (taille unique) est relativement faible par rapport aux autres prix observés dans cette zone. Prière de corriger ou de confirmer avec le QG. Avertissement!! La quantité (3.25 litre) du produit Huile de soja  consommée  par le ménage semble très élevé, prière de corriger ou confirmer avec le QG. Attention ! Le prix unitaire d'achat (1300 Fcfa) de Huile de soja  en Litre (taille unique) est relativement élevé par rapport aux autres prix observés dans cette zone. Prière de corriger ou de confirmer avec le QG. Avertissement!!! Le ménage a consommé 21 Cuillère Petit de Chocolat pâte à tartiner, cette quantité semble anormale pour une consommation des 7 derniers jours.Prière de corriger ou de confirmer avec le QG. Avertissement!!! Le ménage a consommé 21 Cuillère Petit de Miel, cette quantité semble anormale pour une consommation des 7 derniers jours.Prière de corriger ou de confirmer avec le QG. Avertissement!!! Le ménage a consommé 6 Paquet Petit de Thé en sachet, cette quantité semble anormale pour une consommation des 7 derniers jours.Prière de corriger ou de confirmer avec le QG. Avertissement!! le prix unitaire (100 Fcfa) de Thé en sachet (unité: Paquet) de taille Petit est très faible ou élevé. Prière de corriger ou de confirmer avec le QG. Avertissement!!!Le ménage a consommé 48 Sachets industriel de Moyen de Lait en poudre  ce qui semble incoherent pour une consommation aucours des 7 derniers jours, prière de verifier et corriger.</w:t>
       </w:r>
     </w:p>
     <w:p>
@@ -3871,52 +6220,17 @@
         <w:rPr>
           <w:sz w:val="20"/>
         </w:rPr>
-        <w:t xml:space="preserve">- Avertissement!! La parcelle a comme nom (parcelle de riz 1) qui ne semble pas être un bon nom ou contient des lettres, prière de mettre le vrai nom de la parcelle. La superficie de la parcelle parcelle de riz 1 est de .a , elle doit être renseignée et ne doit pas contenir des chiffres de 9999 ou 0. Prière de corriger. Incoherence! Le nombre de cultures dans la parcelle parcelle de riz 1 est de .a cultures qui semble trop élévé ou non renseigné, prière de corriger. Incoherence! Le nombre de minutes (.a minutes) pour se rendre dans la parcelle parcelle de riz 1 est trop élevé, prière de corriger. La superficie de la parcelle parcelle de riz 1 selon les mesures GPS est de 210.84 hectare qui semble élevé ou faible, prière de corriger. </w:t>
+        <w:t xml:space="preserve">- Avertissement!! La parcelle a comme nom (parcelle de riz eloul 1) qui ne semble pas être un bon nom ou contient des lettres, prière de mettre le vrai nom de la parcelle. La superficie de la parcelle parcelle de riz eloul 1 selon l'exploitant est de 96 Mètre Carré (m^2) qui semble faible ou l'estimation ne semble pas bonne. Prière de corriger. Le nombre d'homme de 15 ans et plus (30) non membre du ménage de DANIEL DIATTA ayant travaillé dans la parcelle parcelle de riz eloul 1 pour la préparation du sol (labour) et des semis semble élevé, prière de corriger. Le nombre de personnes toutes catégories confondues des main-d'oeuvre non-familiale sur la parcelle parcelle de riz eloul 1 au cours de la campagne pour la période de préparation du sol (labour) et des semis est de 30 personnes qui semble faible ou élevé. Merci de corriger. Le salaire total payé de toutes catégories confondues par le ménage DANIEL DIATTA pour la main-d'oeuvre non-familiale sur la parcelle parcelle de riz eloul 1 au cours de la campagne pour la période de préparation du sol (labour) et des semis est de 0 qui semble élevé ou faible. Merci de corriger. Le salaire d'une femme de 15ans et plus ayant travaillé sur la parcelle parcelle de riz eloul 1 par jours au moment de la période des récoltes est de 384.6154 FCFA qui semble faible ou  élevé, prière de corriger. La superficie de la parcelle parcelle de riz eloul 1 selon les mesures GPS est de 96.92 hectare qui semble élevé ou faible, prière de corriger. Le document légal (titre, acte, certificat etc. ) qui affirme votre possession de la parcelle parcelle de riz eloul 1 est  et semble exister dans les modalités, prière de prendre attache avec le QG pour plus d'explication afin de la classer bien. </w:t>
         <w:br/>
-        <w:t xml:space="preserve">- Avertissement!! La parcelle a comme nom (parcelle de riz 1) qui ne semble pas être un bon nom ou contient des lettres, prière de mettre le vrai nom de la parcelle. La superficie de la parcelle parcelle de riz 1 est de .a , elle doit être renseignée et ne doit pas contenir des chiffres de 9999 ou 0. Prière de corriger. Incoherence! Le nombre de cultures dans la parcelle parcelle de riz 1 est de .a cultures qui semble trop élévé ou non renseigné, prière de corriger. Incoherence! Le nombre de minutes (.a minutes) pour se rendre dans la parcelle parcelle de riz 1 est trop élevé, prière de corriger. La superficie de la parcelle parcelle de riz 1 selon les mesures GPS est de 494.32 hectare qui semble élevé ou faible, prière de corriger. </w:t>
+        <w:t xml:space="preserve">- Avertissement!! La parcelle a comme nom (parcelle de riz eloul 1) qui ne semble pas être un bon nom ou contient des lettres, prière de mettre le vrai nom de la parcelle. Le nombre d'homme de 15 ans et plus (30) non membre du ménage de DANIEL DIATTA ayant travaillé dans la parcelle parcelle de riz eloul 1 pour la période d'entretien du sol semble élevé, prière de corriger. Le nombre de personnes toutes catégories confondues des main-d'oeuvre non-familiale sur la parcelle parcelle de riz eloul 1 au cours de la campagne pour la période d'entretien du sol (sarclage, etc.) est de 30 personnes qui semble faible ou élevé. Merci de corriger. Le salaire d'un homme de 15ans et plus ayant travaillé sur la parcelle parcelle de riz eloul 1 par jours au moment de la période d'entretien du sol (sarclage, etc.) est de 333.3333 FCFA qui semble faible ou  élevé, prière de corriger. Le salaire d'une femme de 15ans et plus ayant travaillé sur la parcelle parcelle de riz eloul 1 par jours au moment de la période des récoltes est de 384.6154 FCFA qui semble faible ou  élevé, prière de corriger. La superficie de la parcelle parcelle de riz eloul 1 selon les mesures GPS est de 494.32 hectare qui semble élevé ou faible, prière de corriger. Le document légal (titre, acte, certificat etc. ) qui affirme votre possession de la parcelle parcelle de riz eloul 1 est  et semble exister dans les modalités, prière de prendre attache avec le QG pour plus d'explication afin de la classer bien. </w:t>
         <w:br/>
-        <w:t xml:space="preserve">- Avertissement!! La parcelle a comme nom (parcelle de riz 1) qui ne semble pas être un bon nom ou contient des lettres, prière de mettre le vrai nom de la parcelle. La superficie de la parcelle parcelle de riz 1 est de .a , elle doit être renseignée et ne doit pas contenir des chiffres de 9999 ou 0. Prière de corriger. Incoherence! Le nombre de cultures dans la parcelle parcelle de riz 1 est de .a cultures qui semble trop élévé ou non renseigné, prière de corriger. Incoherence! Le nombre de minutes (.a minutes) pour se rendre dans la parcelle parcelle de riz 1 est trop élevé, prière de corriger. La superficie de la parcelle parcelle de riz 1 selon les mesures GPS est de 721.11 hectare qui semble élevé ou faible, prière de corriger. </w:t>
+        <w:t xml:space="preserve">- Avertissement!! La parcelle a comme nom (parcelle de riz eloul 1) qui ne semble pas être un bon nom ou contient des lettres, prière de mettre le vrai nom de la parcelle. Le nombre d'homme de 15 ans et plus (30) non membre du ménage de DANIEL DIATTA ayant travaillé dans la parcelle parcelle de riz eloul 1 pour la période d'entretien du sol semble élevé, prière de corriger. Le nombre de personnes toutes catégories confondues des main-d'oeuvre non-familiale sur la parcelle parcelle de riz eloul 1 au cours de la campagne pour la période d'entretien du sol (sarclage, etc.) est de 30 personnes qui semble faible ou élevé. Merci de corriger. Le salaire total payé de toutes catégories confondues par le ménage DANIEL DIATTA pour la main-d'oeuvre non-familiale sur la parcelle parcelle de riz eloul 1 au cours de la campagne pour la période d'entretien du sol (sarclage, etc.) est de 0 qui semble élevé ou faible. Merci de corriger. Le salaire total payé de toutes catégories confondues par le ménage DANIEL DIATTA pour la main-d'oeuvre non-familiale sur la parcelle parcelle de riz eloul 1 au cours de la campagne pour la période des récoltes est de 0 qui semble élevé ou faible. Merci de corriger. La superficie de la parcelle parcelle de riz eloul 1 selon les mesures GPS est de 210.84 hectare qui semble élevé ou faible, prière de corriger. Le document légal (titre, acte, certificat etc. ) qui affirme votre possession de la parcelle parcelle de riz eloul 1 est  et semble exister dans les modalités, prière de prendre attache avec le QG pour plus d'explication afin de la classer bien. </w:t>
         <w:br/>
-        <w:t xml:space="preserve">- Avertissement!! La parcelle a comme nom (parcelle de riz 1) qui ne semble pas être un bon nom ou contient des lettres, prière de mettre le vrai nom de la parcelle. La superficie de la parcelle parcelle de riz 1 est de .a , elle doit être renseignée et ne doit pas contenir des chiffres de 9999 ou 0. Prière de corriger. Incoherence! Le nombre de cultures dans la parcelle parcelle de riz 1 est de .a cultures qui semble trop élévé ou non renseigné, prière de corriger. Incoherence! Le nombre de minutes (.a minutes) pour se rendre dans la parcelle parcelle de riz 1 est trop élevé, prière de corriger. La superficie de la parcelle parcelle de riz 1 selon les mesures GPS est de 96.92 hectare qui semble élevé ou faible, prière de corriger. </w:t>
+        <w:t xml:space="preserve">- Avertissement!! La parcelle a comme nom (parcelle de riz eloul 1) qui ne semble pas être un bon nom ou contient des lettres, prière de mettre le vrai nom de la parcelle. Le nombre d'homme de 15 ans et plus (30) non membre du ménage de DANIEL DIATTA ayant travaillé dans la parcelle parcelle de riz eloul 1 pour la période d'entretien du sol semble élevé, prière de corriger. Le nombre de personnes toutes catégories confondues des main-d'oeuvre non-familiale sur la parcelle parcelle de riz eloul 1 au cours de la campagne pour la période d'entretien du sol (sarclage, etc.) est de 30 personnes qui semble faible ou élevé. Merci de corriger. Le salaire total payé de toutes catégories confondues par le ménage DANIEL DIATTA pour la main-d'oeuvre non-familiale sur la parcelle parcelle de riz eloul 1 au cours de la campagne pour la période des récoltes est de 0 qui semble élevé ou faible. Merci de corriger. Le salaire d'un homme de 15ans et plus ayant travaillé sur la parcelle parcelle de riz eloul 1 par jours au moment de la période d'entretien du sol (sarclage, etc.) est de 333.3333 FCFA qui semble faible ou  élevé, prière de corriger. La superficie de la parcelle parcelle de riz eloul 1 selon les mesures GPS est de 721.11 hectare qui semble élevé ou faible, prière de corriger. Le document légal (titre, acte, certificat etc. ) qui affirme votre possession de la parcelle parcelle de riz eloul 1 est  et semble exister dans les modalités, prière de prendre attache avec le QG pour plus d'explication afin de la classer bien. </w:t>
         <w:br/>
-        <w:t xml:space="preserve">- Avertissement!! La parcelle a comme nom (parcelle de riz 1) qui ne semble pas être un bon nom ou contient des lettres, prière de mettre le vrai nom de la parcelle. La superficie de la parcelle parcelle de riz 1 est de .a Mètre Carré (m^2), elle doit être renseignée et ne doit pas contenir des chiffres de 9999 ou 0. Prière de corriger. La superficie de la parcelle parcelle de riz 1 selon l'exploitant est de .a Mètre Carré (m^2) qui semble élevé ou l'estimation ne semble pas bonne. Prière de corriger. La superficie de la parcelle parcelle de riz 1 selon les mesures GPS est de 197.99 hectare qui semble élevé ou faible, prière de corriger. </w:t>
+        <w:t xml:space="preserve">- Avertissement!! La parcelle a comme nom (parcelle de riz eloul 1) qui ne semble pas être un bon nom ou contient des lettres, prière de mettre le vrai nom de la parcelle. Le salaire d'une femme de 15ans et plus ayant travaillé sur la parcelle parcelle de riz eloul 1 par jours au moment de la période des récoltes est de 384.6154 FCFA qui semble faible ou  élevé, prière de corriger. La superficie de la parcelle parcelle de riz eloul 1 selon les mesures GPS est de 197.99 hectare qui semble élevé ou faible, prière de corriger. Le document légal (titre, acte, certificat etc. ) qui affirme votre possession de la parcelle parcelle de riz eloul 1 est  et semble exister dans les modalités, prière de prendre attache avec le QG pour plus d'explication afin de la classer bien. </w:t>
         <w:br/>
         <w:t>- Incoherence! Le nombre de cultures dans la parcelle Parcelle de salade,tomate,oignons, carrotte,choux est de 5 cultures qui semble trop élévé ou non renseigné, prière de corriger. La superficie de la parcelle Parcelle de salade,tomate,oignons, carrotte,choux selon les mesures GPS est de 118.86 hectare qui semble élevé ou faible, prière de corriger. Le document légal (titre, acte, certificat etc. ) qui affirme votre possession de la parcelle Parcelle de salade,tomate,oignons, carrotte,choux est  et semble exister dans les modalités, prière de prendre attache avec le QG pour plus d'explication afin de la classer bien.</w:t>
-      </w:r>
-    </w:p>
-    <w:p>
-      <w:r>
-        <w:rPr>
-          <w:b/>
-          <w:color w:val="4672C4"/>
-          <w:sz w:val="22"/>
-        </w:rPr>
-        <w:t>&gt;&gt; Section16b - Couts des intrants agricoles</w:t>
-      </w:r>
-    </w:p>
-    <w:p>
-      <w:pPr>
-        <w:ind w:left="283"/>
-      </w:pPr>
-      <w:r>
-        <w:rPr>
-          <w:sz w:val="20"/>
-        </w:rPr>
-        <w:t xml:space="preserve">- Quantité totale de [INTRANT] utilisée trop élevé, veuillez vérifier. </w:t>
-        <w:br/>
-        <w:t xml:space="preserve">- Quantité totale de [INTRANT] utilisée trop élevé, veuillez vérifier. </w:t>
-        <w:br/>
-        <w:t xml:space="preserve">- Quantité totale de [INTRANT] utilisée trop élevé, veuillez vérifier. </w:t>
-        <w:br/>
-        <w:t xml:space="preserve">- Quantité totale de [INTRANT] utilisée trop élevé, veuillez vérifier. </w:t>
-        <w:br/>
-        <w:t xml:space="preserve">- Quantité totale de [INTRANT] utilisée trop élevé, veuillez vérifier. </w:t>
-        <w:br/>
-        <w:t xml:space="preserve">- Quantité totale de [INTRANT] utilisée trop élevé, veuillez vérifier. </w:t>
-        <w:br/>
-        <w:t xml:space="preserve">- Quantité totale de [INTRANT] utilisée trop élevé, veuillez vérifier. </w:t>
-        <w:br/>
-        <w:t>- Quantité totale de [INTRANT] utilisée trop élevé, veuillez vérifier.</w:t>
       </w:r>
     </w:p>
     <w:p>
@@ -3937,7 +6251,46 @@
         <w:rPr>
           <w:sz w:val="20"/>
         </w:rPr>
-        <w:t>- Le pourcentage de la parcelle que cette culture a occupé ne doit pas être égale à 0 et superieur à 100, Veuillez corriger cette partie (s16cq08).</w:t>
+        <w:t xml:space="preserve">- La quantité estimée en Kg est incorrecte (Exemple : si le ménage a eu 10 sacs de 100kg = 10*100=1000kg), prière de corriger merci. </w:t>
+        <w:br/>
+        <w:t xml:space="preserve">- La quantité estimée en Kg est incorrecte (Exemple : si le ménage a eu 10 sacs de 100kg = 10*100=1000kg), prière de corriger merci. </w:t>
+        <w:br/>
+        <w:t xml:space="preserve">- La quantité estimée en Kg est incorrecte (Exemple : si le ménage a eu 10 sacs de 100kg = 10*100=1000kg), prière de corriger merci. </w:t>
+        <w:br/>
+        <w:t xml:space="preserve">- Le pourcentage qui reste à recolter pour ces cultures est de 100% c'est-à-dire que la recolte n'a pas commencé pour ces cultures, prière de regarder les questions (s16Cq11 s16Cq12) ou corriger. </w:t>
+        <w:br/>
+        <w:t xml:space="preserve">- Le pourcentage qui reste à recolter pour ces cultures est de 100% c'est-à-dire que la recolte n'a pas commencé pour ces cultures, prière de regarder les questions (s16Cq11 s16Cq12) ou corriger. </w:t>
+        <w:br/>
+        <w:t xml:space="preserve">- Le pourcentage qui reste à recolter pour ces cultures est de 100% c'est-à-dire que la recolte n'a pas commencé pour ces cultures, prière de regarder les questions (s16Cq11 s16Cq12) ou corriger. </w:t>
+        <w:br/>
+        <w:t xml:space="preserve">- Le pourcentage qui reste à recolter pour ces cultures est de 100% c'est-à-dire que la recolte n'a pas commencé pour ces cultures, prière de regarder les questions (s16Cq11 s16Cq12) ou corriger. </w:t>
+        <w:br/>
+        <w:t>- Le pourcentage qui reste à recolter pour ces cultures est de 100% c'est-à-dire que la recolte n'a pas commencé pour ces cultures, prière de regarder les questions (s16Cq11 s16Cq12) ou corriger.</w:t>
+      </w:r>
+    </w:p>
+    <w:p>
+      <w:r>
+        <w:rPr>
+          <w:b/>
+          <w:color w:val="4672C4"/>
+          <w:sz w:val="22"/>
+        </w:rPr>
+        <w:t>&gt;&gt; Section16d - Utilisation de la production</w:t>
+      </w:r>
+    </w:p>
+    <w:p>
+      <w:pPr>
+        <w:ind w:left="283"/>
+      </w:pPr>
+      <w:r>
+        <w:rPr>
+          <w:sz w:val="20"/>
+        </w:rPr>
+        <w:t xml:space="preserve">- || </w:t>
+        <w:br/>
+        <w:t xml:space="preserve">- </w:t>
+        <w:br/>
+        <w:t>-  ||</w:t>
       </w:r>
     </w:p>
     <w:p>
@@ -4262,7 +6615,7 @@
           </w:tcPr>
           <w:p>
             <w:r/>
-            <w:hyperlink r:id="rId14">
+            <w:hyperlink r:id="rId18">
               <w:r>
                 <w:rPr>
                   <w:color w:val="0563C1"/>
@@ -4321,7 +6674,7 @@
         <w:br/>
         <w:t xml:space="preserve">- Peu probable! BOURAMA SAGNA  n'arrive pas  à comprendre un petit texte lu dans une langue locale (s02q03). Veuillez corriger ou donner des explications au QG. </w:t>
         <w:br/>
-        <w:t xml:space="preserve">- Peu probable! IBRA IBRAHIMA SAGNA  n'arrive pas  à comprendre un petit texte lu dans une langue locale (s02q03). Veuillez corriger ou donner des explications au QG. Attention ! Le frais de scolarité (500 Fcfa) de IBRA IBRAHIMA SAGNA en 4ème année de Primaire est relativement faible par rapport aux autres frais de scolarités observés dans cette zone. Prière de corriger ou de confirmer avec le QG. </w:t>
+        <w:t xml:space="preserve">- Peu probable! IBRA IBRAHIMA SAGNA  n'arrive pas  à comprendre un petit texte lu dans une langue locale (s02q03). Veuillez corriger ou donner des explications au QG. </w:t>
         <w:br/>
         <w:t xml:space="preserve">- Peu probable! KHADY SOUTÉ DIATTA  n'arrive pas  à comprendre un petit texte lu dans une langue locale (s02q03). Veuillez corriger ou donner des explications au QG. </w:t>
         <w:br/>
@@ -4411,7 +6764,7 @@
         <w:rPr>
           <w:sz w:val="20"/>
         </w:rPr>
-        <w:t>- Le ménage a consommé Ail mais les informations sur la quantité, l'unité ou la taille ne sont pas renseignées.Prière de renseigner. Le ménage a consommé Arachides pilées mais les informations sur la quantité, l'unité ou la taille ne sont pas renseignées.Prière de renseigner. Le ménage a consommé Arachides séchées en coques mais les informations sur la quantité, l'unité ou la taille ne sont pas renseignées.Prière de renseigner. Le ménage a consommé Autres tisanes et infusions n.d.a. (quinqueliba, citronnelle, etc.) mais les informations sur la quantité, l'unité ou la taille ne sont pas renseignées.Prière de renseigner. Le ménage a consommé Beignets de maïs, mil, haricot mais les informations sur la quantité, l'unité ou la taille ne sont pas renseignées.Prière de renseigner. Le ménage a consommé Beurre mais les informations sur la quantité, l'unité ou la taille ne sont pas renseignées.Prière de renseigner. Le ménage a consommé Biscuits mais les informations sur la quantité, l'unité ou la taille ne sont pas renseignées.Prière de renseigner. Le ménage a consommé Capitaine frais mais les informations sur la quantité, l'unité ou la taille ne sont pas renseignées.Prière de renseigner. Le ménage a consommé Caramel, bonbons, confiseries, etc. mais les informations sur la quantité, l'unité ou la taille ne sont pas renseignées.Prière de renseigner. Le ménage a consommé Chocolat pâte à tartiner mais les informations sur la quantité, l'unité ou la taille ne sont pas renseignées.Prière de renseigner. Le ménage a consommé Citron mais les informations sur la quantité, l'unité ou la taille ne sont pas renseignées.Prière de renseigner. Le ménage a consommé Courgette mais les informations sur la quantité, l'unité ou la taille ne sont pas renseignées.Prière de renseigner. Le ménage a consommé Cube alimentaire (Maggi, Jumbo, ) mais les informations sur la quantité, l'unité ou la taille ne sont pas renseignées.Prière de renseigner. Le ménage a consommé Feuilles de  Haricot mais les informations sur la quantité, l'unité ou la taille ne sont pas renseignées.Prière de renseigner. Le ménage a consommé Fruit de baobab (pain de singe) mais les informations sur la quantité, l'unité ou la taille ne sont pas renseignées.Prière de renseigner. Le ménage a consommé Gombo frais mais les informations sur la quantité, l'unité ou la taille ne sont pas renseignées.Prière de renseigner. Le ménage a consommé Huile de palme brute mais les informations sur la quantité, l'unité ou la taille ne sont pas renseignées.Prière de renseigner. Le ménage a consommé Huile de soja  mais les informations sur la quantité, l'unité ou la taille ne sont pas renseignées.Prière de renseigner. Le ménage a consommé Lait caillé mais les informations sur la quantité, l'unité ou la taille ne sont pas renseignées.Prière de renseigner. Le ménage a consommé Lait en poudre mais les informations sur la quantité, l'unité ou la taille ne sont pas renseignées.Prière de renseigner. Le ménage a consommé Mandarine/Clémentine mais les informations sur la quantité, l'unité ou la taille ne sont pas renseignées.Prière de renseigner. Le ménage a consommé Miel mais les informations sur la quantité, l'unité ou la taille ne sont pas renseignées.Prière de renseigner. Le ménage a consommé Mil mais les informations sur la quantité, l'unité ou la taille ne sont pas renseignées.Prière de renseigner. Le ménage a consommé Mâchoiron Frais mais les informations sur la quantité, l'unité ou la taille ne sont pas renseignées.Prière de renseigner. Le ménage a consommé Orange  mais les informations sur la quantité, l'unité ou la taille ne sont pas renseignées.Prière de renseigner. Le ménage a consommé Pain moderne (Baguette) mais les informations sur la quantité, l'unité ou la taille ne sont pas renseignées.Prière de renseigner. Le ménage a consommé Pamplemousse  mais les informations sur la quantité, l'unité ou la taille ne sont pas renseignées.Prière de renseigner. Le ménage a consommé Petit pois secs mais les informations sur la quantité, l'unité ou la taille ne sont pas renseignées.Prière de renseigner. Le ménage a consommé Piment séché mais les informations sur la quantité, l'unité ou la taille ne sont pas renseignées.Prière de renseigner. Le ménage a consommé Poisson de mer séché (yayeboye) mais les informations sur la quantité, l'unité ou la taille ne sont pas renseignées.Prière de renseigner. Le ménage a consommé Poivre mais les informations sur la quantité, l'unité ou la taille ne sont pas renseignées.Prière de renseigner. Le ménage a consommé Riz local Gambiaka mais les informations sur la quantité, l'unité ou la taille ne sont pas renseignées.Prière de renseigner. Le ménage a consommé Sel mais les informations sur la quantité, l'unité ou la taille ne sont pas renseignées.Prière de renseigner. Difficile de consommer le Sel en   prière de verifier. Le ménage a consommé Spaghettis mais les informations sur la quantité, l'unité ou la taille ne sont pas renseignées.Prière de renseigner. Le ménage a consommé Sucre en poudre  mais les informations sur la quantité, l'unité ou la taille ne sont pas renseignées.Prière de renseigner. Le ménage a consommé Vinaigre de citron  mais les informations sur la quantité, l'unité ou la taille ne sont pas renseignées.Prière de renseigner.</w:t>
+        <w:t>- Attention ! Le prix unitaire d'achat (1200 Fcfa) de Sucre en poudre  en Kg (taille unique) est relativement élevé par rapport aux autres prix observés dans cette zone. Prière de corriger ou de confirmer avec le QG. Attention ! Le prix unitaire d'achat (50 Fcfa) de Ail en Gousse (Moyen) est relativement faible par rapport aux autres prix observés dans cette zone. Prière de corriger ou de confirmer avec le QG. Avertissement!!! Le ménage a consommé 20 Cuillère Petit de Chocolat pâte à tartiner, cette quantité semble anormale pour une consommation des 7 derniers jours.Prière de corriger ou de confirmer avec le QG. Avertissement!!! Le ménage a consommé 28 Cuillère Petit de Miel, cette quantité semble anormale pour une consommation des 7 derniers jours.Prière de corriger ou de confirmer avec le QG. Incohérence!! Dans ce ménage, chaque individus consomme par jour .622449 Kg  de cereale; Prière de revoir les quantités prises de ces produits. Incohérence!! Dans ce ménage, chaque individus consomme par jour .622449 Kg  de cereale; Prière de revoir les quantités prises de ces produits.</w:t>
       </w:r>
     </w:p>
     <w:p>
@@ -4453,15 +6806,40 @@
         <w:rPr>
           <w:sz w:val="20"/>
         </w:rPr>
-        <w:t xml:space="preserve">- Avertissement!! La parcelle a comme nom (PARCELLE 1) qui ne semble pas être un bon nom ou contient des lettres, prière de mettre le vrai nom de la parcelle. La superficie de la parcelle PARCELLE 1 selon l'exploitant est de 25 Mètre Carré (m^2) qui semble faible ou l'estimation ne semble pas bonne. Prière de corriger. Le nombre d'homme de 15 ans et plus (25) non membre du ménage de ATABOU SAGNA ayant travaillé dans la parcelle PARCELLE 1 pour la période d'entretien du sol semble élevé, prière de corriger. Le nombre de personnes toutes catégories confondues des main-d'oeuvre non-familiale sur la parcelle PARCELLE 1 au cours de la campagne pour la période d'entretien du sol (sarclage, etc.) est de 25 personnes qui semble faible ou élevé. Merci de corriger. Le salaire d'un homme de 15ans et plus ayant travaillé sur la parcelle PARCELLE 1 par jours au moment de la période d'entretien du sol (sarclage, etc.) est de 400 FCFA qui semble faible ou  élevé, prière de corriger. La superficie de la parcelle PARCELLE 1 selon les mesures GPS est de 63.66 hectare qui semble élevé ou faible, prière de corriger. Le document légal (titre, acte, certificat etc. ) qui affirme votre possession de la parcelle PARCELLE 1 est  et semble exister dans les modalités, prière de prendre attache avec le QG pour plus d'explication afin de la classer bien. </w:t>
+        <w:t xml:space="preserve">- Avertissement!! La parcelle a comme nom (PARCELLE 1) qui ne semble pas être un bon nom ou contient des lettres, prière de mettre le vrai nom de la parcelle. La superficie de la parcelle PARCELLE 1 selon l'exploitant est de 25 Mètre Carré (m^2) qui semble faible ou l'estimation ne semble pas bonne. Prière de corriger. Le nombre d'homme de 15 ans et plus (25) non membre du ménage de ATABOU SAGNA ayant travaillé dans la parcelle PARCELLE 1 pour la période d'entretien du sol semble élevé, prière de corriger. Le nombre de personnes toutes catégories confondues des main-d'oeuvre non-familiale sur la parcelle PARCELLE 1 au cours de la campagne pour la période d'entretien du sol (sarclage, etc.) est de 25 personnes qui semble faible ou élevé. Merci de corriger. Le salaire d'un homme de 15ans et plus ayant travaillé sur la parcelle PARCELLE 1 par jours au moment de la période d'entretien du sol (sarclage, etc.) est de 400 FCFA qui semble faible ou  élevé, prière de corriger. La superficie de la parcelle PARCELLE 1 selon les mesures GPS est de 266.76 hectare qui semble élevé ou faible, prière de corriger. Le document légal (titre, acte, certificat etc. ) qui affirme votre possession de la parcelle PARCELLE 1 est  et semble exister dans les modalités, prière de prendre attache avec le QG pour plus d'explication afin de la classer bien. </w:t>
         <w:br/>
-        <w:t xml:space="preserve">- Avertissement!! La parcelle a comme nom (PARCELLE 1) qui ne semble pas être un bon nom ou contient des lettres, prière de mettre le vrai nom de la parcelle. La superficie de la parcelle PARCELLE 1 selon l'exploitant est de 25 Mètre Carré (m^2) qui semble faible ou l'estimation ne semble pas bonne. Prière de corriger. Le nombre d'homme de 15 ans et plus (25) non membre du ménage de ATABOU SAGNA ayant travaillé dans la parcelle PARCELLE 1 pour la période d'entretien du sol semble élevé, prière de corriger. Le nombre de personnes toutes catégories confondues des main-d'oeuvre non-familiale sur la parcelle PARCELLE 1 au cours de la campagne pour la période d'entretien du sol (sarclage, etc.) est de 25 personnes qui semble faible ou élevé. Merci de corriger. Le salaire total payé de toutes catégories confondues par le ménage ATABOU SAGNA pour la main-d'oeuvre non-familiale sur la parcelle PARCELLE 1 au cours de la campagne pour la période d'entretien du sol (sarclage, etc.) est de 0 qui semble élevé ou faible. Merci de corriger. La superficie de la parcelle PARCELLE 1 selon les mesures GPS est de 65.46 hectare qui semble élevé ou faible, prière de corriger. Le document légal (titre, acte, certificat etc. ) qui affirme votre possession de la parcelle PARCELLE 1 est  et semble exister dans les modalités, prière de prendre attache avec le QG pour plus d'explication afin de la classer bien. </w:t>
+        <w:t xml:space="preserve">- Avertissement!! La parcelle a comme nom (PARCELLE 1) qui ne semble pas être un bon nom ou contient des lettres, prière de mettre le vrai nom de la parcelle. La superficie de la parcelle PARCELLE 1 selon l'exploitant est de 25 Mètre Carré (m^2) qui semble faible ou l'estimation ne semble pas bonne. Prière de corriger. Le nombre d'homme de 15 ans et plus (25) non membre du ménage de ATABOU SAGNA ayant travaillé dans la parcelle PARCELLE 1 pour la période d'entretien du sol semble élevé, prière de corriger. Le nombre de personnes toutes catégories confondues des main-d'oeuvre non-familiale sur la parcelle PARCELLE 1 au cours de la campagne pour la période d'entretien du sol (sarclage, etc.) est de 25 personnes qui semble faible ou élevé. Merci de corriger. Le salaire total payé de toutes catégories confondues par le ménage ATABOU SAGNA pour la main-d'oeuvre non-familiale sur la parcelle PARCELLE 1 au cours de la campagne pour la période d'entretien du sol (sarclage, etc.) est de 0 qui semble élevé ou faible. Merci de corriger. La superficie de la parcelle PARCELLE 1 selon les mesures GPS est de 293.61 hectare qui semble élevé ou faible, prière de corriger. Le document légal (titre, acte, certificat etc. ) qui affirme votre possession de la parcelle PARCELLE 1 est  et semble exister dans les modalités, prière de prendre attache avec le QG pour plus d'explication afin de la classer bien. </w:t>
         <w:br/>
-        <w:t xml:space="preserve">- Avertissement!! La parcelle a comme nom (PARCELLE 1) qui ne semble pas être un bon nom ou contient des lettres, prière de mettre le vrai nom de la parcelle. La superficie de la parcelle PARCELLE 1 selon l'exploitant est de 30 Mètre Carré (m^2) qui semble faible ou l'estimation ne semble pas bonne. Prière de corriger. La superficie de la parcelle PARCELLE 1 selon les mesures GPS est de 77.04 hectare qui semble élevé ou faible, prière de corriger. Le document légal (titre, acte, certificat etc. ) qui affirme votre possession de la parcelle PARCELLE 1 est  et semble exister dans les modalités, prière de prendre attache avec le QG pour plus d'explication afin de la classer bien. </w:t>
+        <w:t xml:space="preserve">- Avertissement!! La parcelle a comme nom (PARCELLE 1) qui ne semble pas être un bon nom ou contient des lettres, prière de mettre le vrai nom de la parcelle. La superficie de la parcelle PARCELLE 1 selon l'exploitant est de 30 Mètre Carré (m^2) qui semble faible ou l'estimation ne semble pas bonne. Prière de corriger. La superficie de la parcelle PARCELLE 1 selon les mesures GPS est de 381.29 hectare qui semble élevé ou faible, prière de corriger. Le document légal (titre, acte, certificat etc. ) qui affirme votre possession de la parcelle PARCELLE 1 est  et semble exister dans les modalités, prière de prendre attache avec le QG pour plus d'explication afin de la classer bien. </w:t>
         <w:br/>
-        <w:t xml:space="preserve">- Avertissement!! La parcelle a comme nom (PARCELLE 1) qui ne semble pas être un bon nom ou contient des lettres, prière de mettre le vrai nom de la parcelle. La superficie de la parcelle PARCELLE 1 selon l'exploitant est de 30 Mètre Carré (m^2) qui semble faible ou l'estimation ne semble pas bonne. Prière de corriger. La superficie de la parcelle PARCELLE 1 selon les mesures GPS est de 91.3 hectare qui semble élevé ou faible, prière de corriger. Le document légal (titre, acte, certificat etc. ) qui affirme votre possession de la parcelle PARCELLE 1 est  et semble exister dans les modalités, prière de prendre attache avec le QG pour plus d'explication afin de la classer bien. </w:t>
+        <w:t xml:space="preserve">- Avertissement!! La parcelle a comme nom (PARCELLE 1) qui ne semble pas être un bon nom ou contient des lettres, prière de mettre le vrai nom de la parcelle. La superficie de la parcelle PARCELLE 1 selon l'exploitant est de 30 Mètre Carré (m^2) qui semble faible ou l'estimation ne semble pas bonne. Prière de corriger. La superficie de la parcelle PARCELLE 1 selon les mesures GPS est de 412.7 hectare qui semble élevé ou faible, prière de corriger. Le document légal (titre, acte, certificat etc. ) qui affirme votre possession de la parcelle PARCELLE 1 est  et semble exister dans les modalités, prière de prendre attache avec le QG pour plus d'explication afin de la classer bien. </w:t>
         <w:br/>
-        <w:t>- La superficie de la parcelle RIZ selon l'exploitant est de 20 Mètre Carré (m^2) qui semble faible ou l'estimation ne semble pas bonne. Prière de corriger. Le nombre d'homme de 15 ans et plus (25) non membre du ménage de ATABOU SAGNA ayant travaillé dans la parcelle RIZ pour la période d'entretien du sol semble élevé, prière de corriger. Le nombre de personnes toutes catégories confondues des main-d'oeuvre non-familiale sur la parcelle RIZ au cours de la campagne pour la période d'entretien du sol (sarclage, etc.) est de 25 personnes qui semble faible ou élevé. Merci de corriger. Le salaire total payé de toutes catégories confondues par le ménage ATABOU SAGNA pour la main-d'oeuvre non-familiale sur la parcelle RIZ au cours de la campagne pour la période d'entretien du sol (sarclage, etc.) est de 0 qui semble élevé ou faible. Merci de corriger. La superficie de la parcelle RIZ selon les mesures GPS est de 97.51 hectare qui semble élevé ou faible, prière de corriger. Le document légal (titre, acte, certificat etc. ) qui affirme votre possession de la parcelle RIZ est  et semble exister dans les modalités, prière de prendre attache avec le QG pour plus d'explication afin de la classer bien.</w:t>
+        <w:t>- La superficie de la parcelle RIZ selon l'exploitant est de 20 Mètre Carré (m^2) qui semble faible ou l'estimation ne semble pas bonne. Prière de corriger. Le nombre d'homme de 15 ans et plus (25) non membre du ménage de ATABOU SAGNA ayant travaillé dans la parcelle RIZ pour la période d'entretien du sol semble élevé, prière de corriger. Le nombre de personnes toutes catégories confondues des main-d'oeuvre non-familiale sur la parcelle RIZ au cours de la campagne pour la période d'entretien du sol (sarclage, etc.) est de 25 personnes qui semble faible ou élevé. Merci de corriger. Le salaire total payé de toutes catégories confondues par le ménage ATABOU SAGNA pour la main-d'oeuvre non-familiale sur la parcelle RIZ au cours de la campagne pour la période d'entretien du sol (sarclage, etc.) est de 0 qui semble élevé ou faible. Merci de corriger. La superficie de la parcelle RIZ selon les mesures GPS est de 649.55 hectare qui semble élevé ou faible, prière de corriger. Le document légal (titre, acte, certificat etc. ) qui affirme votre possession de la parcelle RIZ est  et semble exister dans les modalités, prière de prendre attache avec le QG pour plus d'explication afin de la classer bien.</w:t>
+      </w:r>
+    </w:p>
+    <w:p>
+      <w:r>
+        <w:rPr>
+          <w:b/>
+          <w:color w:val="4672C4"/>
+          <w:sz w:val="22"/>
+        </w:rPr>
+        <w:t>&gt;&gt; Section16d - Utilisation de la production</w:t>
+      </w:r>
+    </w:p>
+    <w:p>
+      <w:pPr>
+        <w:ind w:left="283"/>
+      </w:pPr>
+      <w:r>
+        <w:rPr>
+          <w:sz w:val="20"/>
+        </w:rPr>
+        <w:t xml:space="preserve">- || </w:t>
+        <w:br/>
+        <w:t xml:space="preserve">- </w:t>
+        <w:br/>
+        <w:t>-  ||</w:t>
       </w:r>
     </w:p>
     <w:p>
